--- a/docs/Product_API_Dokumani.docx
+++ b/docs/Product_API_Dokumani.docx
@@ -588,6 +588,230 @@
                 <w:szCs w:val="17"/>
               </w:rPr>
               <w:t xml:space="preserve">Barkoda göre satış fiyat kademelerini toplu günceller (en fazla 100 kayıt). (bkz. bölüm 4)</w:t>
+            </w:r>
+          </w:p>
+        </w:tc>
+      </w:tr>
+      <w:tr>
+        <w:tc>
+          <w:tcPr>
+            <w:tcW w:type="dxa" w:w="4200"/>
+            <w:tcBorders>
+              <w:top w:val="single" w:color="CCCCCC" w:sz="1"/>
+              <w:left w:val="single" w:color="CCCCCC" w:sz="1"/>
+              <w:bottom w:val="single" w:color="CCCCCC" w:sz="1"/>
+              <w:right w:val="single" w:color="CCCCCC" w:sz="1"/>
+            </w:tcBorders>
+            <w:shd w:fill="FFFFFF" w:color="auto" w:val="clear"/>
+            <w:tcMar>
+              <w:top w:type="dxa" w:w="60"/>
+              <w:left w:type="dxa" w:w="120"/>
+              <w:bottom w:type="dxa" w:w="60"/>
+              <w:right w:type="dxa" w:w="120"/>
+            </w:tcMar>
+            <w:vAlign w:val="center"/>
+          </w:tcPr>
+          <w:p>
+            <w:pPr>
+              <w:jc w:val="left"/>
+            </w:pPr>
+            <w:r>
+              <w:rPr>
+                <w:rFonts w:ascii="Courier New" w:cs="Courier New" w:eastAsia="Courier New" w:hAnsi="Courier New"/>
+                <w:b w:val="false"/>
+                <w:bCs w:val="false"/>
+                <w:i w:val="false"/>
+                <w:iCs w:val="false"/>
+                <w:color w:val="2E86C1"/>
+                <w:sz w:val="17"/>
+                <w:szCs w:val="17"/>
+              </w:rPr>
+              <w:t xml:space="preserve">POST /api/v2/Product/ProductList</w:t>
+            </w:r>
+          </w:p>
+        </w:tc>
+        <w:tc>
+          <w:tcPr>
+            <w:tcW w:type="dxa" w:w="1200"/>
+            <w:tcBorders>
+              <w:top w:val="single" w:color="CCCCCC" w:sz="1"/>
+              <w:left w:val="single" w:color="CCCCCC" w:sz="1"/>
+              <w:bottom w:val="single" w:color="CCCCCC" w:sz="1"/>
+              <w:right w:val="single" w:color="CCCCCC" w:sz="1"/>
+            </w:tcBorders>
+            <w:shd w:fill="FFFFFF" w:color="auto" w:val="clear"/>
+            <w:tcMar>
+              <w:top w:type="dxa" w:w="60"/>
+              <w:left w:type="dxa" w:w="120"/>
+              <w:bottom w:type="dxa" w:w="60"/>
+              <w:right w:type="dxa" w:w="120"/>
+            </w:tcMar>
+            <w:vAlign w:val="center"/>
+          </w:tcPr>
+          <w:p>
+            <w:pPr>
+              <w:jc w:val="left"/>
+            </w:pPr>
+            <w:r>
+              <w:rPr>
+                <w:rFonts w:ascii="Courier New" w:cs="Courier New" w:eastAsia="Courier New" w:hAnsi="Courier New"/>
+                <w:b w:val="false"/>
+                <w:bCs w:val="false"/>
+                <w:i w:val="false"/>
+                <w:iCs w:val="false"/>
+                <w:color w:val="1A252F"/>
+                <w:sz w:val="17"/>
+                <w:szCs w:val="17"/>
+              </w:rPr>
+              <w:t xml:space="preserve">—</w:t>
+            </w:r>
+          </w:p>
+        </w:tc>
+        <w:tc>
+          <w:tcPr>
+            <w:tcW w:type="dxa" w:w="3960"/>
+            <w:tcBorders>
+              <w:top w:val="single" w:color="CCCCCC" w:sz="1"/>
+              <w:left w:val="single" w:color="CCCCCC" w:sz="1"/>
+              <w:bottom w:val="single" w:color="CCCCCC" w:sz="1"/>
+              <w:right w:val="single" w:color="CCCCCC" w:sz="1"/>
+            </w:tcBorders>
+            <w:shd w:fill="FFFFFF" w:color="auto" w:val="clear"/>
+            <w:tcMar>
+              <w:top w:type="dxa" w:w="60"/>
+              <w:left w:type="dxa" w:w="120"/>
+              <w:bottom w:type="dxa" w:w="60"/>
+              <w:right w:type="dxa" w:w="120"/>
+            </w:tcMar>
+            <w:vAlign w:val="center"/>
+          </w:tcPr>
+          <w:p>
+            <w:pPr>
+              <w:jc w:val="left"/>
+            </w:pPr>
+            <w:r>
+              <w:rPr>
+                <w:b w:val="false"/>
+                <w:bCs w:val="false"/>
+                <w:i w:val="false"/>
+                <w:iCs w:val="false"/>
+                <w:color w:val="1A252F"/>
+                <w:sz w:val="17"/>
+                <w:szCs w:val="17"/>
+              </w:rPr>
+              <w:t xml:space="preserve">Ürün/varyant listesini sayfalı ve filtreli olarak döndürür. (bkz. bölüm 5)</w:t>
+            </w:r>
+          </w:p>
+        </w:tc>
+      </w:tr>
+      <w:tr>
+        <w:tc>
+          <w:tcPr>
+            <w:tcW w:type="dxa" w:w="4200"/>
+            <w:tcBorders>
+              <w:top w:val="single" w:color="CCCCCC" w:sz="1"/>
+              <w:left w:val="single" w:color="CCCCCC" w:sz="1"/>
+              <w:bottom w:val="single" w:color="CCCCCC" w:sz="1"/>
+              <w:right w:val="single" w:color="CCCCCC" w:sz="1"/>
+            </w:tcBorders>
+            <w:shd w:fill="FFFFFF" w:color="auto" w:val="clear"/>
+            <w:tcMar>
+              <w:top w:type="dxa" w:w="60"/>
+              <w:left w:type="dxa" w:w="120"/>
+              <w:bottom w:type="dxa" w:w="60"/>
+              <w:right w:type="dxa" w:w="120"/>
+            </w:tcMar>
+            <w:vAlign w:val="center"/>
+          </w:tcPr>
+          <w:p>
+            <w:pPr>
+              <w:jc w:val="left"/>
+            </w:pPr>
+            <w:r>
+              <w:rPr>
+                <w:rFonts w:ascii="Courier New" w:cs="Courier New" w:eastAsia="Courier New" w:hAnsi="Courier New"/>
+                <w:b w:val="false"/>
+                <w:bCs w:val="false"/>
+                <w:i w:val="false"/>
+                <w:iCs w:val="false"/>
+                <w:color w:val="2E86C1"/>
+                <w:sz w:val="17"/>
+                <w:szCs w:val="17"/>
+              </w:rPr>
+              <w:t xml:space="preserve">POST /api/v2/Product/StockTransactionHistory</w:t>
+            </w:r>
+          </w:p>
+        </w:tc>
+        <w:tc>
+          <w:tcPr>
+            <w:tcW w:type="dxa" w:w="1200"/>
+            <w:tcBorders>
+              <w:top w:val="single" w:color="CCCCCC" w:sz="1"/>
+              <w:left w:val="single" w:color="CCCCCC" w:sz="1"/>
+              <w:bottom w:val="single" w:color="CCCCCC" w:sz="1"/>
+              <w:right w:val="single" w:color="CCCCCC" w:sz="1"/>
+            </w:tcBorders>
+            <w:shd w:fill="FFFFFF" w:color="auto" w:val="clear"/>
+            <w:tcMar>
+              <w:top w:type="dxa" w:w="60"/>
+              <w:left w:type="dxa" w:w="120"/>
+              <w:bottom w:type="dxa" w:w="60"/>
+              <w:right w:type="dxa" w:w="120"/>
+            </w:tcMar>
+            <w:vAlign w:val="center"/>
+          </w:tcPr>
+          <w:p>
+            <w:pPr>
+              <w:jc w:val="left"/>
+            </w:pPr>
+            <w:r>
+              <w:rPr>
+                <w:rFonts w:ascii="Courier New" w:cs="Courier New" w:eastAsia="Courier New" w:hAnsi="Courier New"/>
+                <w:b w:val="false"/>
+                <w:bCs w:val="false"/>
+                <w:i w:val="false"/>
+                <w:iCs w:val="false"/>
+                <w:color w:val="1A252F"/>
+                <w:sz w:val="17"/>
+                <w:szCs w:val="17"/>
+              </w:rPr>
+              <w:t xml:space="preserve">—</w:t>
+            </w:r>
+          </w:p>
+        </w:tc>
+        <w:tc>
+          <w:tcPr>
+            <w:tcW w:type="dxa" w:w="3960"/>
+            <w:tcBorders>
+              <w:top w:val="single" w:color="CCCCCC" w:sz="1"/>
+              <w:left w:val="single" w:color="CCCCCC" w:sz="1"/>
+              <w:bottom w:val="single" w:color="CCCCCC" w:sz="1"/>
+              <w:right w:val="single" w:color="CCCCCC" w:sz="1"/>
+            </w:tcBorders>
+            <w:shd w:fill="FFFFFF" w:color="auto" w:val="clear"/>
+            <w:tcMar>
+              <w:top w:type="dxa" w:w="60"/>
+              <w:left w:type="dxa" w:w="120"/>
+              <w:bottom w:type="dxa" w:w="60"/>
+              <w:right w:type="dxa" w:w="120"/>
+            </w:tcMar>
+            <w:vAlign w:val="center"/>
+          </w:tcPr>
+          <w:p>
+            <w:pPr>
+              <w:jc w:val="left"/>
+            </w:pPr>
+            <w:r>
+              <w:rPr>
+                <w:b w:val="false"/>
+                <w:bCs w:val="false"/>
+                <w:i w:val="false"/>
+                <w:iCs w:val="false"/>
+                <w:color w:val="1A252F"/>
+                <w:sz w:val="17"/>
+                <w:szCs w:val="17"/>
+              </w:rPr>
+              <w:t xml:space="preserve">Bir ürünün stok hareket dökümünü döndürür. (bkz. bölüm 6)</w:t>
             </w:r>
           </w:p>
         </w:tc>
@@ -11992,6 +12216,8058 @@
                 <w:szCs w:val="17"/>
               </w:rPr>
               <w:t xml:space="preserve">]</w:t>
+            </w:r>
+          </w:p>
+        </w:tc>
+      </w:tr>
+    </w:tbl>
+    <w:p>
+      <w:pPr>
+        <w:pBdr>
+          <w:bottom w:val="single" w:color="2E86C1" w:sz="4" w:space="6"/>
+        </w:pBdr>
+        <w:spacing w:after="180" w:before="360"/>
+      </w:pPr>
+      <w:r>
+        <w:rPr>
+          <w:b/>
+          <w:bCs/>
+          <w:color w:val="1E3A5F"/>
+          <w:sz w:val="32"/>
+          <w:szCs w:val="32"/>
+        </w:rPr>
+        <w:t xml:space="preserve">5. Ürün Listesi — ProductList</w:t>
+      </w:r>
+    </w:p>
+    <w:p>
+      <w:pPr>
+        <w:spacing w:after="120" w:before="280"/>
+      </w:pPr>
+      <w:r>
+        <w:rPr>
+          <w:b/>
+          <w:bCs/>
+          <w:color w:val="2E86C1"/>
+          <w:sz w:val="26"/>
+          <w:szCs w:val="26"/>
+        </w:rPr>
+        <w:t xml:space="preserve">5.1 Genel Bakış</w:t>
+      </w:r>
+    </w:p>
+    <w:p>
+      <w:pPr>
+        <w:spacing w:after="80" w:before="80"/>
+      </w:pPr>
+      <w:r>
+        <w:rPr>
+          <w:color w:val="1A252F"/>
+          <w:sz w:val="21"/>
+          <w:szCs w:val="21"/>
+        </w:rPr>
+        <w:t xml:space="preserve">Stok_Varyantli görünümünden ürün/varyant listesini sayfalı olarak döndürür. Yalnızca ProductDetail modeline eşlenen 13 alan seçilir (SELECT * kullanılmaz). Varyantlı ürünlerde yalnızca geçerli varyant satırları (Varyant_ID&lt;&gt;-1) veya hiç varyantı olmayan ana ürünler listelenir.</w:t>
+      </w:r>
+    </w:p>
+    <w:p>
+      <w:pPr>
+        <w:spacing w:before="100"/>
+      </w:pPr>
+    </w:p>
+    <w:tbl>
+      <w:tblPr>
+        <w:tblW w:type="dxa" w:w="9360"/>
+        <w:tblBorders>
+          <w:top w:val="single" w:color="auto" w:sz="4"/>
+          <w:left w:val="single" w:color="auto" w:sz="4"/>
+          <w:bottom w:val="single" w:color="auto" w:sz="4"/>
+          <w:right w:val="single" w:color="auto" w:sz="4"/>
+          <w:insideH w:val="single" w:color="auto" w:sz="4"/>
+          <w:insideV w:val="single" w:color="auto" w:sz="4"/>
+        </w:tblBorders>
+        <w:tblLayout w:type="fixed"/>
+      </w:tblPr>
+      <w:tblGrid>
+        <w:gridCol w:w="1800"/>
+        <w:gridCol w:w="7560"/>
+      </w:tblGrid>
+      <w:tr>
+        <w:tc>
+          <w:tcPr>
+            <w:tcW w:type="dxa" w:w="1800"/>
+            <w:tcBorders>
+              <w:top w:val="single" w:color="CCCCCC" w:sz="1"/>
+              <w:left w:val="single" w:color="CCCCCC" w:sz="1"/>
+              <w:bottom w:val="single" w:color="CCCCCC" w:sz="1"/>
+              <w:right w:val="single" w:color="CCCCCC" w:sz="1"/>
+            </w:tcBorders>
+            <w:shd w:fill="D6E4F0" w:color="auto" w:val="clear"/>
+            <w:tcMar>
+              <w:top w:type="dxa" w:w="60"/>
+              <w:left w:type="dxa" w:w="120"/>
+              <w:bottom w:type="dxa" w:w="60"/>
+              <w:right w:type="dxa" w:w="120"/>
+            </w:tcMar>
+            <w:vAlign w:val="center"/>
+          </w:tcPr>
+          <w:p>
+            <w:pPr>
+              <w:jc w:val="left"/>
+            </w:pPr>
+            <w:r>
+              <w:rPr>
+                <w:b/>
+                <w:bCs/>
+                <w:i w:val="false"/>
+                <w:iCs w:val="false"/>
+                <w:color w:val="1E3A5F"/>
+                <w:sz w:val="18"/>
+                <w:szCs w:val="18"/>
+              </w:rPr>
+              <w:t xml:space="preserve">Metod</w:t>
+            </w:r>
+          </w:p>
+        </w:tc>
+        <w:tc>
+          <w:tcPr>
+            <w:tcW w:type="dxa" w:w="7560"/>
+            <w:tcBorders>
+              <w:top w:val="single" w:color="CCCCCC" w:sz="1"/>
+              <w:left w:val="single" w:color="CCCCCC" w:sz="1"/>
+              <w:bottom w:val="single" w:color="CCCCCC" w:sz="1"/>
+              <w:right w:val="single" w:color="CCCCCC" w:sz="1"/>
+            </w:tcBorders>
+            <w:shd w:fill="FFFFFF" w:color="auto" w:val="clear"/>
+            <w:tcMar>
+              <w:top w:type="dxa" w:w="60"/>
+              <w:left w:type="dxa" w:w="120"/>
+              <w:bottom w:type="dxa" w:w="60"/>
+              <w:right w:type="dxa" w:w="120"/>
+            </w:tcMar>
+            <w:vAlign w:val="center"/>
+          </w:tcPr>
+          <w:p>
+            <w:pPr>
+              <w:jc w:val="left"/>
+            </w:pPr>
+            <w:r>
+              <w:rPr>
+                <w:rFonts w:ascii="Courier New" w:cs="Courier New" w:eastAsia="Courier New" w:hAnsi="Courier New"/>
+                <w:b w:val="false"/>
+                <w:bCs w:val="false"/>
+                <w:i w:val="false"/>
+                <w:iCs w:val="false"/>
+                <w:color w:val="1A252F"/>
+                <w:sz w:val="18"/>
+                <w:szCs w:val="18"/>
+              </w:rPr>
+              <w:t xml:space="preserve">POST</w:t>
+            </w:r>
+          </w:p>
+        </w:tc>
+      </w:tr>
+      <w:tr>
+        <w:tc>
+          <w:tcPr>
+            <w:tcW w:type="dxa" w:w="1800"/>
+            <w:tcBorders>
+              <w:top w:val="single" w:color="CCCCCC" w:sz="1"/>
+              <w:left w:val="single" w:color="CCCCCC" w:sz="1"/>
+              <w:bottom w:val="single" w:color="CCCCCC" w:sz="1"/>
+              <w:right w:val="single" w:color="CCCCCC" w:sz="1"/>
+            </w:tcBorders>
+            <w:shd w:fill="D6E4F0" w:color="auto" w:val="clear"/>
+            <w:tcMar>
+              <w:top w:type="dxa" w:w="60"/>
+              <w:left w:type="dxa" w:w="120"/>
+              <w:bottom w:type="dxa" w:w="60"/>
+              <w:right w:type="dxa" w:w="120"/>
+            </w:tcMar>
+            <w:vAlign w:val="center"/>
+          </w:tcPr>
+          <w:p>
+            <w:pPr>
+              <w:jc w:val="left"/>
+            </w:pPr>
+            <w:r>
+              <w:rPr>
+                <w:b/>
+                <w:bCs/>
+                <w:i w:val="false"/>
+                <w:iCs w:val="false"/>
+                <w:color w:val="1E3A5F"/>
+                <w:sz w:val="18"/>
+                <w:szCs w:val="18"/>
+              </w:rPr>
+              <w:t xml:space="preserve">Endpoint</w:t>
+            </w:r>
+          </w:p>
+        </w:tc>
+        <w:tc>
+          <w:tcPr>
+            <w:tcW w:type="dxa" w:w="7560"/>
+            <w:tcBorders>
+              <w:top w:val="single" w:color="CCCCCC" w:sz="1"/>
+              <w:left w:val="single" w:color="CCCCCC" w:sz="1"/>
+              <w:bottom w:val="single" w:color="CCCCCC" w:sz="1"/>
+              <w:right w:val="single" w:color="CCCCCC" w:sz="1"/>
+            </w:tcBorders>
+            <w:shd w:fill="FFFFFF" w:color="auto" w:val="clear"/>
+            <w:tcMar>
+              <w:top w:type="dxa" w:w="60"/>
+              <w:left w:type="dxa" w:w="120"/>
+              <w:bottom w:type="dxa" w:w="60"/>
+              <w:right w:type="dxa" w:w="120"/>
+            </w:tcMar>
+            <w:vAlign w:val="center"/>
+          </w:tcPr>
+          <w:p>
+            <w:pPr>
+              <w:jc w:val="left"/>
+            </w:pPr>
+            <w:r>
+              <w:rPr>
+                <w:rFonts w:ascii="Courier New" w:cs="Courier New" w:eastAsia="Courier New" w:hAnsi="Courier New"/>
+                <w:b w:val="false"/>
+                <w:bCs w:val="false"/>
+                <w:i w:val="false"/>
+                <w:iCs w:val="false"/>
+                <w:color w:val="1A252F"/>
+                <w:sz w:val="18"/>
+                <w:szCs w:val="18"/>
+              </w:rPr>
+              <w:t xml:space="preserve">{baseURL}/api/v2/Product/ProductList</w:t>
+            </w:r>
+          </w:p>
+        </w:tc>
+      </w:tr>
+      <w:tr>
+        <w:tc>
+          <w:tcPr>
+            <w:tcW w:type="dxa" w:w="1800"/>
+            <w:tcBorders>
+              <w:top w:val="single" w:color="CCCCCC" w:sz="1"/>
+              <w:left w:val="single" w:color="CCCCCC" w:sz="1"/>
+              <w:bottom w:val="single" w:color="CCCCCC" w:sz="1"/>
+              <w:right w:val="single" w:color="CCCCCC" w:sz="1"/>
+            </w:tcBorders>
+            <w:shd w:fill="D6E4F0" w:color="auto" w:val="clear"/>
+            <w:tcMar>
+              <w:top w:type="dxa" w:w="60"/>
+              <w:left w:type="dxa" w:w="120"/>
+              <w:bottom w:type="dxa" w:w="60"/>
+              <w:right w:type="dxa" w:w="120"/>
+            </w:tcMar>
+            <w:vAlign w:val="center"/>
+          </w:tcPr>
+          <w:p>
+            <w:pPr>
+              <w:jc w:val="left"/>
+            </w:pPr>
+            <w:r>
+              <w:rPr>
+                <w:b/>
+                <w:bCs/>
+                <w:i w:val="false"/>
+                <w:iCs w:val="false"/>
+                <w:color w:val="1E3A5F"/>
+                <w:sz w:val="18"/>
+                <w:szCs w:val="18"/>
+              </w:rPr>
+              <w:t xml:space="preserve">Content-Type</w:t>
+            </w:r>
+          </w:p>
+        </w:tc>
+        <w:tc>
+          <w:tcPr>
+            <w:tcW w:type="dxa" w:w="7560"/>
+            <w:tcBorders>
+              <w:top w:val="single" w:color="CCCCCC" w:sz="1"/>
+              <w:left w:val="single" w:color="CCCCCC" w:sz="1"/>
+              <w:bottom w:val="single" w:color="CCCCCC" w:sz="1"/>
+              <w:right w:val="single" w:color="CCCCCC" w:sz="1"/>
+            </w:tcBorders>
+            <w:shd w:fill="FFFFFF" w:color="auto" w:val="clear"/>
+            <w:tcMar>
+              <w:top w:type="dxa" w:w="60"/>
+              <w:left w:type="dxa" w:w="120"/>
+              <w:bottom w:type="dxa" w:w="60"/>
+              <w:right w:type="dxa" w:w="120"/>
+            </w:tcMar>
+            <w:vAlign w:val="center"/>
+          </w:tcPr>
+          <w:p>
+            <w:pPr>
+              <w:jc w:val="left"/>
+            </w:pPr>
+            <w:r>
+              <w:rPr>
+                <w:rFonts w:ascii="Courier New" w:cs="Courier New" w:eastAsia="Courier New" w:hAnsi="Courier New"/>
+                <w:b w:val="false"/>
+                <w:bCs w:val="false"/>
+                <w:i w:val="false"/>
+                <w:iCs w:val="false"/>
+                <w:color w:val="1A252F"/>
+                <w:sz w:val="18"/>
+                <w:szCs w:val="18"/>
+              </w:rPr>
+              <w:t xml:space="preserve">application/json</w:t>
+            </w:r>
+          </w:p>
+        </w:tc>
+      </w:tr>
+      <w:tr>
+        <w:tc>
+          <w:tcPr>
+            <w:tcW w:type="dxa" w:w="1800"/>
+            <w:tcBorders>
+              <w:top w:val="single" w:color="CCCCCC" w:sz="1"/>
+              <w:left w:val="single" w:color="CCCCCC" w:sz="1"/>
+              <w:bottom w:val="single" w:color="CCCCCC" w:sz="1"/>
+              <w:right w:val="single" w:color="CCCCCC" w:sz="1"/>
+            </w:tcBorders>
+            <w:shd w:fill="D6E4F0" w:color="auto" w:val="clear"/>
+            <w:tcMar>
+              <w:top w:type="dxa" w:w="60"/>
+              <w:left w:type="dxa" w:w="120"/>
+              <w:bottom w:type="dxa" w:w="60"/>
+              <w:right w:type="dxa" w:w="120"/>
+            </w:tcMar>
+            <w:vAlign w:val="center"/>
+          </w:tcPr>
+          <w:p>
+            <w:pPr>
+              <w:jc w:val="left"/>
+            </w:pPr>
+            <w:r>
+              <w:rPr>
+                <w:b/>
+                <w:bCs/>
+                <w:i w:val="false"/>
+                <w:iCs w:val="false"/>
+                <w:color w:val="1E3A5F"/>
+                <w:sz w:val="18"/>
+                <w:szCs w:val="18"/>
+              </w:rPr>
+              <w:t xml:space="preserve">Yetkilendirme</w:t>
+            </w:r>
+          </w:p>
+        </w:tc>
+        <w:tc>
+          <w:tcPr>
+            <w:tcW w:type="dxa" w:w="7560"/>
+            <w:tcBorders>
+              <w:top w:val="single" w:color="CCCCCC" w:sz="1"/>
+              <w:left w:val="single" w:color="CCCCCC" w:sz="1"/>
+              <w:bottom w:val="single" w:color="CCCCCC" w:sz="1"/>
+              <w:right w:val="single" w:color="CCCCCC" w:sz="1"/>
+            </w:tcBorders>
+            <w:shd w:fill="FFFFFF" w:color="auto" w:val="clear"/>
+            <w:tcMar>
+              <w:top w:type="dxa" w:w="60"/>
+              <w:left w:type="dxa" w:w="120"/>
+              <w:bottom w:type="dxa" w:w="60"/>
+              <w:right w:type="dxa" w:w="120"/>
+            </w:tcMar>
+            <w:vAlign w:val="center"/>
+          </w:tcPr>
+          <w:p>
+            <w:pPr>
+              <w:jc w:val="left"/>
+            </w:pPr>
+            <w:r>
+              <w:rPr>
+                <w:b w:val="false"/>
+                <w:bCs w:val="false"/>
+                <w:i w:val="false"/>
+                <w:iCs w:val="false"/>
+                <w:color w:val="1A252F"/>
+                <w:sz w:val="18"/>
+                <w:szCs w:val="18"/>
+              </w:rPr>
+              <w:t xml:space="preserve">Username / Password bilgileri her istekte Header'da gönderilmelidir</w:t>
+            </w:r>
+          </w:p>
+        </w:tc>
+      </w:tr>
+    </w:tbl>
+    <w:p>
+      <w:pPr>
+        <w:spacing w:before="100"/>
+      </w:pPr>
+    </w:p>
+    <w:p>
+      <w:pPr>
+        <w:spacing w:after="120" w:before="280"/>
+      </w:pPr>
+      <w:r>
+        <w:rPr>
+          <w:b/>
+          <w:bCs/>
+          <w:color w:val="2E86C1"/>
+          <w:sz w:val="26"/>
+          <w:szCs w:val="26"/>
+        </w:rPr>
+        <w:t xml:space="preserve">5.2 İstek Parametreleri</w:t>
+      </w:r>
+    </w:p>
+    <w:tbl>
+      <w:tblPr>
+        <w:tblW w:type="dxa" w:w="9360"/>
+        <w:tblBorders>
+          <w:top w:val="single" w:color="auto" w:sz="4"/>
+          <w:left w:val="single" w:color="auto" w:sz="4"/>
+          <w:bottom w:val="single" w:color="auto" w:sz="4"/>
+          <w:right w:val="single" w:color="auto" w:sz="4"/>
+          <w:insideH w:val="single" w:color="auto" w:sz="4"/>
+          <w:insideV w:val="single" w:color="auto" w:sz="4"/>
+        </w:tblBorders>
+        <w:tblLayout w:type="fixed"/>
+      </w:tblPr>
+      <w:tblGrid>
+        <w:gridCol w:w="2200"/>
+        <w:gridCol w:w="1100"/>
+        <w:gridCol w:w="1200"/>
+        <w:gridCol w:w="4860"/>
+      </w:tblGrid>
+      <w:tr>
+        <w:trPr>
+          <w:tblHeader/>
+        </w:trPr>
+        <w:tc>
+          <w:tcPr>
+            <w:tcW w:type="dxa" w:w="2200"/>
+            <w:tcBorders>
+              <w:top w:val="single" w:color="CCCCCC" w:sz="1"/>
+              <w:left w:val="single" w:color="CCCCCC" w:sz="1"/>
+              <w:bottom w:val="single" w:color="CCCCCC" w:sz="1"/>
+              <w:right w:val="single" w:color="CCCCCC" w:sz="1"/>
+            </w:tcBorders>
+            <w:shd w:fill="1E3A5F" w:color="auto" w:val="clear"/>
+            <w:tcMar>
+              <w:top w:type="dxa" w:w="80"/>
+              <w:left w:type="dxa" w:w="120"/>
+              <w:bottom w:type="dxa" w:w="80"/>
+              <w:right w:type="dxa" w:w="120"/>
+            </w:tcMar>
+            <w:vAlign w:val="center"/>
+          </w:tcPr>
+          <w:p>
+            <w:pPr>
+              <w:jc w:val="left"/>
+            </w:pPr>
+            <w:r>
+              <w:rPr>
+                <w:b/>
+                <w:bCs/>
+                <w:i w:val="false"/>
+                <w:iCs w:val="false"/>
+                <w:color w:val="FFFFFF"/>
+                <w:sz w:val="18"/>
+                <w:szCs w:val="18"/>
+              </w:rPr>
+              <w:t xml:space="preserve">Alan (İngilizce)</w:t>
+            </w:r>
+          </w:p>
+        </w:tc>
+        <w:tc>
+          <w:tcPr>
+            <w:tcW w:type="dxa" w:w="1100"/>
+            <w:tcBorders>
+              <w:top w:val="single" w:color="CCCCCC" w:sz="1"/>
+              <w:left w:val="single" w:color="CCCCCC" w:sz="1"/>
+              <w:bottom w:val="single" w:color="CCCCCC" w:sz="1"/>
+              <w:right w:val="single" w:color="CCCCCC" w:sz="1"/>
+            </w:tcBorders>
+            <w:shd w:fill="1E3A5F" w:color="auto" w:val="clear"/>
+            <w:tcMar>
+              <w:top w:type="dxa" w:w="80"/>
+              <w:left w:type="dxa" w:w="120"/>
+              <w:bottom w:type="dxa" w:w="80"/>
+              <w:right w:type="dxa" w:w="120"/>
+            </w:tcMar>
+            <w:vAlign w:val="center"/>
+          </w:tcPr>
+          <w:p>
+            <w:pPr>
+              <w:jc w:val="left"/>
+            </w:pPr>
+            <w:r>
+              <w:rPr>
+                <w:b/>
+                <w:bCs/>
+                <w:i w:val="false"/>
+                <w:iCs w:val="false"/>
+                <w:color w:val="FFFFFF"/>
+                <w:sz w:val="18"/>
+                <w:szCs w:val="18"/>
+              </w:rPr>
+              <w:t xml:space="preserve">Tip</w:t>
+            </w:r>
+          </w:p>
+        </w:tc>
+        <w:tc>
+          <w:tcPr>
+            <w:tcW w:type="dxa" w:w="1200"/>
+            <w:tcBorders>
+              <w:top w:val="single" w:color="CCCCCC" w:sz="1"/>
+              <w:left w:val="single" w:color="CCCCCC" w:sz="1"/>
+              <w:bottom w:val="single" w:color="CCCCCC" w:sz="1"/>
+              <w:right w:val="single" w:color="CCCCCC" w:sz="1"/>
+            </w:tcBorders>
+            <w:shd w:fill="1E3A5F" w:color="auto" w:val="clear"/>
+            <w:tcMar>
+              <w:top w:type="dxa" w:w="80"/>
+              <w:left w:type="dxa" w:w="120"/>
+              <w:bottom w:type="dxa" w:w="80"/>
+              <w:right w:type="dxa" w:w="120"/>
+            </w:tcMar>
+            <w:vAlign w:val="center"/>
+          </w:tcPr>
+          <w:p>
+            <w:pPr>
+              <w:jc w:val="left"/>
+            </w:pPr>
+            <w:r>
+              <w:rPr>
+                <w:b/>
+                <w:bCs/>
+                <w:i w:val="false"/>
+                <w:iCs w:val="false"/>
+                <w:color w:val="FFFFFF"/>
+                <w:sz w:val="18"/>
+                <w:szCs w:val="18"/>
+              </w:rPr>
+              <w:t xml:space="preserve">Zorunlu</w:t>
+            </w:r>
+          </w:p>
+        </w:tc>
+        <w:tc>
+          <w:tcPr>
+            <w:tcW w:type="dxa" w:w="4860"/>
+            <w:tcBorders>
+              <w:top w:val="single" w:color="CCCCCC" w:sz="1"/>
+              <w:left w:val="single" w:color="CCCCCC" w:sz="1"/>
+              <w:bottom w:val="single" w:color="CCCCCC" w:sz="1"/>
+              <w:right w:val="single" w:color="CCCCCC" w:sz="1"/>
+            </w:tcBorders>
+            <w:shd w:fill="1E3A5F" w:color="auto" w:val="clear"/>
+            <w:tcMar>
+              <w:top w:type="dxa" w:w="80"/>
+              <w:left w:type="dxa" w:w="120"/>
+              <w:bottom w:type="dxa" w:w="80"/>
+              <w:right w:type="dxa" w:w="120"/>
+            </w:tcMar>
+            <w:vAlign w:val="center"/>
+          </w:tcPr>
+          <w:p>
+            <w:pPr>
+              <w:jc w:val="left"/>
+            </w:pPr>
+            <w:r>
+              <w:rPr>
+                <w:b/>
+                <w:bCs/>
+                <w:i w:val="false"/>
+                <w:iCs w:val="false"/>
+                <w:color w:val="FFFFFF"/>
+                <w:sz w:val="18"/>
+                <w:szCs w:val="18"/>
+              </w:rPr>
+              <w:t xml:space="preserve">Açıklama</w:t>
+            </w:r>
+          </w:p>
+        </w:tc>
+      </w:tr>
+      <w:tr>
+        <w:tc>
+          <w:tcPr>
+            <w:tcW w:type="dxa" w:w="2200"/>
+            <w:tcBorders>
+              <w:top w:val="single" w:color="CCCCCC" w:sz="1"/>
+              <w:left w:val="single" w:color="CCCCCC" w:sz="1"/>
+              <w:bottom w:val="single" w:color="CCCCCC" w:sz="1"/>
+              <w:right w:val="single" w:color="CCCCCC" w:sz="1"/>
+            </w:tcBorders>
+            <w:shd w:fill="FFFFFF" w:color="auto" w:val="clear"/>
+            <w:tcMar>
+              <w:top w:type="dxa" w:w="60"/>
+              <w:left w:type="dxa" w:w="120"/>
+              <w:bottom w:type="dxa" w:w="60"/>
+              <w:right w:type="dxa" w:w="120"/>
+            </w:tcMar>
+            <w:vAlign w:val="center"/>
+          </w:tcPr>
+          <w:p>
+            <w:pPr>
+              <w:jc w:val="left"/>
+            </w:pPr>
+            <w:r>
+              <w:rPr>
+                <w:rFonts w:ascii="Courier New" w:cs="Courier New" w:eastAsia="Courier New" w:hAnsi="Courier New"/>
+                <w:b w:val="false"/>
+                <w:bCs w:val="false"/>
+                <w:i w:val="false"/>
+                <w:iCs w:val="false"/>
+                <w:color w:val="2E86C1"/>
+                <w:sz w:val="17"/>
+                <w:szCs w:val="17"/>
+              </w:rPr>
+              <w:t xml:space="preserve">StockCode</w:t>
+            </w:r>
+          </w:p>
+        </w:tc>
+        <w:tc>
+          <w:tcPr>
+            <w:tcW w:type="dxa" w:w="1100"/>
+            <w:tcBorders>
+              <w:top w:val="single" w:color="CCCCCC" w:sz="1"/>
+              <w:left w:val="single" w:color="CCCCCC" w:sz="1"/>
+              <w:bottom w:val="single" w:color="CCCCCC" w:sz="1"/>
+              <w:right w:val="single" w:color="CCCCCC" w:sz="1"/>
+            </w:tcBorders>
+            <w:shd w:fill="FFFFFF" w:color="auto" w:val="clear"/>
+            <w:tcMar>
+              <w:top w:type="dxa" w:w="60"/>
+              <w:left w:type="dxa" w:w="120"/>
+              <w:bottom w:type="dxa" w:w="60"/>
+              <w:right w:type="dxa" w:w="120"/>
+            </w:tcMar>
+            <w:vAlign w:val="center"/>
+          </w:tcPr>
+          <w:p>
+            <w:pPr>
+              <w:jc w:val="left"/>
+            </w:pPr>
+            <w:r>
+              <w:rPr>
+                <w:rFonts w:ascii="Courier New" w:cs="Courier New" w:eastAsia="Courier New" w:hAnsi="Courier New"/>
+                <w:b w:val="false"/>
+                <w:bCs w:val="false"/>
+                <w:i w:val="false"/>
+                <w:iCs w:val="false"/>
+                <w:color w:val="1A252F"/>
+                <w:sz w:val="17"/>
+                <w:szCs w:val="17"/>
+              </w:rPr>
+              <w:t xml:space="preserve">string</w:t>
+            </w:r>
+          </w:p>
+        </w:tc>
+        <w:tc>
+          <w:tcPr>
+            <w:tcW w:type="dxa" w:w="1200"/>
+            <w:tcBorders>
+              <w:top w:val="single" w:color="CCCCCC" w:sz="1"/>
+              <w:left w:val="single" w:color="CCCCCC" w:sz="1"/>
+              <w:bottom w:val="single" w:color="CCCCCC" w:sz="1"/>
+              <w:right w:val="single" w:color="CCCCCC" w:sz="1"/>
+            </w:tcBorders>
+            <w:shd w:fill="FFFFFF" w:color="auto" w:val="clear"/>
+            <w:tcMar>
+              <w:top w:type="dxa" w:w="60"/>
+              <w:left w:type="dxa" w:w="120"/>
+              <w:bottom w:type="dxa" w:w="60"/>
+              <w:right w:type="dxa" w:w="120"/>
+            </w:tcMar>
+            <w:vAlign w:val="center"/>
+          </w:tcPr>
+          <w:p>
+            <w:pPr>
+              <w:jc w:val="left"/>
+            </w:pPr>
+            <w:r>
+              <w:rPr>
+                <w:b w:val="false"/>
+                <w:bCs w:val="false"/>
+                <w:i w:val="false"/>
+                <w:iCs w:val="false"/>
+                <w:color w:val="7B241C"/>
+                <w:sz w:val="17"/>
+                <w:szCs w:val="17"/>
+              </w:rPr>
+              <w:t xml:space="preserve">Hayır</w:t>
+            </w:r>
+          </w:p>
+        </w:tc>
+        <w:tc>
+          <w:tcPr>
+            <w:tcW w:type="dxa" w:w="4860"/>
+            <w:tcBorders>
+              <w:top w:val="single" w:color="CCCCCC" w:sz="1"/>
+              <w:left w:val="single" w:color="CCCCCC" w:sz="1"/>
+              <w:bottom w:val="single" w:color="CCCCCC" w:sz="1"/>
+              <w:right w:val="single" w:color="CCCCCC" w:sz="1"/>
+            </w:tcBorders>
+            <w:shd w:fill="FFFFFF" w:color="auto" w:val="clear"/>
+            <w:tcMar>
+              <w:top w:type="dxa" w:w="60"/>
+              <w:left w:type="dxa" w:w="120"/>
+              <w:bottom w:type="dxa" w:w="60"/>
+              <w:right w:type="dxa" w:w="120"/>
+            </w:tcMar>
+            <w:vAlign w:val="center"/>
+          </w:tcPr>
+          <w:p>
+            <w:pPr>
+              <w:jc w:val="left"/>
+            </w:pPr>
+            <w:r>
+              <w:rPr>
+                <w:b w:val="false"/>
+                <w:bCs w:val="false"/>
+                <w:i w:val="false"/>
+                <w:iCs w:val="false"/>
+                <w:color w:val="1A252F"/>
+                <w:sz w:val="17"/>
+                <w:szCs w:val="17"/>
+              </w:rPr>
+              <w:t xml:space="preserve">Stok kodu. Kısmi eşleşme yapılır (LIKE %değer%).</w:t>
+            </w:r>
+          </w:p>
+        </w:tc>
+      </w:tr>
+      <w:tr>
+        <w:tc>
+          <w:tcPr>
+            <w:tcW w:type="dxa" w:w="2200"/>
+            <w:tcBorders>
+              <w:top w:val="single" w:color="CCCCCC" w:sz="1"/>
+              <w:left w:val="single" w:color="CCCCCC" w:sz="1"/>
+              <w:bottom w:val="single" w:color="CCCCCC" w:sz="1"/>
+              <w:right w:val="single" w:color="CCCCCC" w:sz="1"/>
+            </w:tcBorders>
+            <w:shd w:fill="FFFFFF" w:color="auto" w:val="clear"/>
+            <w:tcMar>
+              <w:top w:type="dxa" w:w="60"/>
+              <w:left w:type="dxa" w:w="120"/>
+              <w:bottom w:type="dxa" w:w="60"/>
+              <w:right w:type="dxa" w:w="120"/>
+            </w:tcMar>
+            <w:vAlign w:val="center"/>
+          </w:tcPr>
+          <w:p>
+            <w:pPr>
+              <w:jc w:val="left"/>
+            </w:pPr>
+            <w:r>
+              <w:rPr>
+                <w:rFonts w:ascii="Courier New" w:cs="Courier New" w:eastAsia="Courier New" w:hAnsi="Courier New"/>
+                <w:b w:val="false"/>
+                <w:bCs w:val="false"/>
+                <w:i w:val="false"/>
+                <w:iCs w:val="false"/>
+                <w:color w:val="2E86C1"/>
+                <w:sz w:val="17"/>
+                <w:szCs w:val="17"/>
+              </w:rPr>
+              <w:t xml:space="preserve">Barcode</w:t>
+            </w:r>
+          </w:p>
+        </w:tc>
+        <w:tc>
+          <w:tcPr>
+            <w:tcW w:type="dxa" w:w="1100"/>
+            <w:tcBorders>
+              <w:top w:val="single" w:color="CCCCCC" w:sz="1"/>
+              <w:left w:val="single" w:color="CCCCCC" w:sz="1"/>
+              <w:bottom w:val="single" w:color="CCCCCC" w:sz="1"/>
+              <w:right w:val="single" w:color="CCCCCC" w:sz="1"/>
+            </w:tcBorders>
+            <w:shd w:fill="FFFFFF" w:color="auto" w:val="clear"/>
+            <w:tcMar>
+              <w:top w:type="dxa" w:w="60"/>
+              <w:left w:type="dxa" w:w="120"/>
+              <w:bottom w:type="dxa" w:w="60"/>
+              <w:right w:type="dxa" w:w="120"/>
+            </w:tcMar>
+            <w:vAlign w:val="center"/>
+          </w:tcPr>
+          <w:p>
+            <w:pPr>
+              <w:jc w:val="left"/>
+            </w:pPr>
+            <w:r>
+              <w:rPr>
+                <w:rFonts w:ascii="Courier New" w:cs="Courier New" w:eastAsia="Courier New" w:hAnsi="Courier New"/>
+                <w:b w:val="false"/>
+                <w:bCs w:val="false"/>
+                <w:i w:val="false"/>
+                <w:iCs w:val="false"/>
+                <w:color w:val="1A252F"/>
+                <w:sz w:val="17"/>
+                <w:szCs w:val="17"/>
+              </w:rPr>
+              <w:t xml:space="preserve">string</w:t>
+            </w:r>
+          </w:p>
+        </w:tc>
+        <w:tc>
+          <w:tcPr>
+            <w:tcW w:type="dxa" w:w="1200"/>
+            <w:tcBorders>
+              <w:top w:val="single" w:color="CCCCCC" w:sz="1"/>
+              <w:left w:val="single" w:color="CCCCCC" w:sz="1"/>
+              <w:bottom w:val="single" w:color="CCCCCC" w:sz="1"/>
+              <w:right w:val="single" w:color="CCCCCC" w:sz="1"/>
+            </w:tcBorders>
+            <w:shd w:fill="FFFFFF" w:color="auto" w:val="clear"/>
+            <w:tcMar>
+              <w:top w:type="dxa" w:w="60"/>
+              <w:left w:type="dxa" w:w="120"/>
+              <w:bottom w:type="dxa" w:w="60"/>
+              <w:right w:type="dxa" w:w="120"/>
+            </w:tcMar>
+            <w:vAlign w:val="center"/>
+          </w:tcPr>
+          <w:p>
+            <w:pPr>
+              <w:jc w:val="left"/>
+            </w:pPr>
+            <w:r>
+              <w:rPr>
+                <w:b w:val="false"/>
+                <w:bCs w:val="false"/>
+                <w:i w:val="false"/>
+                <w:iCs w:val="false"/>
+                <w:color w:val="7B241C"/>
+                <w:sz w:val="17"/>
+                <w:szCs w:val="17"/>
+              </w:rPr>
+              <w:t xml:space="preserve">Hayır</w:t>
+            </w:r>
+          </w:p>
+        </w:tc>
+        <w:tc>
+          <w:tcPr>
+            <w:tcW w:type="dxa" w:w="4860"/>
+            <w:tcBorders>
+              <w:top w:val="single" w:color="CCCCCC" w:sz="1"/>
+              <w:left w:val="single" w:color="CCCCCC" w:sz="1"/>
+              <w:bottom w:val="single" w:color="CCCCCC" w:sz="1"/>
+              <w:right w:val="single" w:color="CCCCCC" w:sz="1"/>
+            </w:tcBorders>
+            <w:shd w:fill="FFFFFF" w:color="auto" w:val="clear"/>
+            <w:tcMar>
+              <w:top w:type="dxa" w:w="60"/>
+              <w:left w:type="dxa" w:w="120"/>
+              <w:bottom w:type="dxa" w:w="60"/>
+              <w:right w:type="dxa" w:w="120"/>
+            </w:tcMar>
+            <w:vAlign w:val="center"/>
+          </w:tcPr>
+          <w:p>
+            <w:pPr>
+              <w:jc w:val="left"/>
+            </w:pPr>
+            <w:r>
+              <w:rPr>
+                <w:b w:val="false"/>
+                <w:bCs w:val="false"/>
+                <w:i w:val="false"/>
+                <w:iCs w:val="false"/>
+                <w:color w:val="1A252F"/>
+                <w:sz w:val="17"/>
+                <w:szCs w:val="17"/>
+              </w:rPr>
+              <w:t xml:space="preserve">Ürün barkodu. Tam eşleşme yapılır.</w:t>
+            </w:r>
+          </w:p>
+        </w:tc>
+      </w:tr>
+      <w:tr>
+        <w:tc>
+          <w:tcPr>
+            <w:tcW w:type="dxa" w:w="2200"/>
+            <w:tcBorders>
+              <w:top w:val="single" w:color="CCCCCC" w:sz="1"/>
+              <w:left w:val="single" w:color="CCCCCC" w:sz="1"/>
+              <w:bottom w:val="single" w:color="CCCCCC" w:sz="1"/>
+              <w:right w:val="single" w:color="CCCCCC" w:sz="1"/>
+            </w:tcBorders>
+            <w:shd w:fill="FFFFFF" w:color="auto" w:val="clear"/>
+            <w:tcMar>
+              <w:top w:type="dxa" w:w="60"/>
+              <w:left w:type="dxa" w:w="120"/>
+              <w:bottom w:type="dxa" w:w="60"/>
+              <w:right w:type="dxa" w:w="120"/>
+            </w:tcMar>
+            <w:vAlign w:val="center"/>
+          </w:tcPr>
+          <w:p>
+            <w:pPr>
+              <w:jc w:val="left"/>
+            </w:pPr>
+            <w:r>
+              <w:rPr>
+                <w:rFonts w:ascii="Courier New" w:cs="Courier New" w:eastAsia="Courier New" w:hAnsi="Courier New"/>
+                <w:b w:val="false"/>
+                <w:bCs w:val="false"/>
+                <w:i w:val="false"/>
+                <w:iCs w:val="false"/>
+                <w:color w:val="2E86C1"/>
+                <w:sz w:val="17"/>
+                <w:szCs w:val="17"/>
+              </w:rPr>
+              <w:t xml:space="preserve">Page</w:t>
+            </w:r>
+          </w:p>
+        </w:tc>
+        <w:tc>
+          <w:tcPr>
+            <w:tcW w:type="dxa" w:w="1100"/>
+            <w:tcBorders>
+              <w:top w:val="single" w:color="CCCCCC" w:sz="1"/>
+              <w:left w:val="single" w:color="CCCCCC" w:sz="1"/>
+              <w:bottom w:val="single" w:color="CCCCCC" w:sz="1"/>
+              <w:right w:val="single" w:color="CCCCCC" w:sz="1"/>
+            </w:tcBorders>
+            <w:shd w:fill="FFFFFF" w:color="auto" w:val="clear"/>
+            <w:tcMar>
+              <w:top w:type="dxa" w:w="60"/>
+              <w:left w:type="dxa" w:w="120"/>
+              <w:bottom w:type="dxa" w:w="60"/>
+              <w:right w:type="dxa" w:w="120"/>
+            </w:tcMar>
+            <w:vAlign w:val="center"/>
+          </w:tcPr>
+          <w:p>
+            <w:pPr>
+              <w:jc w:val="left"/>
+            </w:pPr>
+            <w:r>
+              <w:rPr>
+                <w:rFonts w:ascii="Courier New" w:cs="Courier New" w:eastAsia="Courier New" w:hAnsi="Courier New"/>
+                <w:b w:val="false"/>
+                <w:bCs w:val="false"/>
+                <w:i w:val="false"/>
+                <w:iCs w:val="false"/>
+                <w:color w:val="1A252F"/>
+                <w:sz w:val="17"/>
+                <w:szCs w:val="17"/>
+              </w:rPr>
+              <w:t xml:space="preserve">int</w:t>
+            </w:r>
+          </w:p>
+        </w:tc>
+        <w:tc>
+          <w:tcPr>
+            <w:tcW w:type="dxa" w:w="1200"/>
+            <w:tcBorders>
+              <w:top w:val="single" w:color="CCCCCC" w:sz="1"/>
+              <w:left w:val="single" w:color="CCCCCC" w:sz="1"/>
+              <w:bottom w:val="single" w:color="CCCCCC" w:sz="1"/>
+              <w:right w:val="single" w:color="CCCCCC" w:sz="1"/>
+            </w:tcBorders>
+            <w:shd w:fill="FFFFFF" w:color="auto" w:val="clear"/>
+            <w:tcMar>
+              <w:top w:type="dxa" w:w="60"/>
+              <w:left w:type="dxa" w:w="120"/>
+              <w:bottom w:type="dxa" w:w="60"/>
+              <w:right w:type="dxa" w:w="120"/>
+            </w:tcMar>
+            <w:vAlign w:val="center"/>
+          </w:tcPr>
+          <w:p>
+            <w:pPr>
+              <w:jc w:val="left"/>
+            </w:pPr>
+            <w:r>
+              <w:rPr>
+                <w:b w:val="false"/>
+                <w:bCs w:val="false"/>
+                <w:i w:val="false"/>
+                <w:iCs w:val="false"/>
+                <w:color w:val="7B241C"/>
+                <w:sz w:val="17"/>
+                <w:szCs w:val="17"/>
+              </w:rPr>
+              <w:t xml:space="preserve">Hayır</w:t>
+            </w:r>
+          </w:p>
+        </w:tc>
+        <w:tc>
+          <w:tcPr>
+            <w:tcW w:type="dxa" w:w="4860"/>
+            <w:tcBorders>
+              <w:top w:val="single" w:color="CCCCCC" w:sz="1"/>
+              <w:left w:val="single" w:color="CCCCCC" w:sz="1"/>
+              <w:bottom w:val="single" w:color="CCCCCC" w:sz="1"/>
+              <w:right w:val="single" w:color="CCCCCC" w:sz="1"/>
+            </w:tcBorders>
+            <w:shd w:fill="FFFFFF" w:color="auto" w:val="clear"/>
+            <w:tcMar>
+              <w:top w:type="dxa" w:w="60"/>
+              <w:left w:type="dxa" w:w="120"/>
+              <w:bottom w:type="dxa" w:w="60"/>
+              <w:right w:type="dxa" w:w="120"/>
+            </w:tcMar>
+            <w:vAlign w:val="center"/>
+          </w:tcPr>
+          <w:p>
+            <w:pPr>
+              <w:jc w:val="left"/>
+            </w:pPr>
+            <w:r>
+              <w:rPr>
+                <w:b w:val="false"/>
+                <w:bCs w:val="false"/>
+                <w:i w:val="false"/>
+                <w:iCs w:val="false"/>
+                <w:color w:val="1A252F"/>
+                <w:sz w:val="17"/>
+                <w:szCs w:val="17"/>
+              </w:rPr>
+              <w:t xml:space="preserve">Sayfa numarası (1'den başlar). Varsayılan: 1.</w:t>
+            </w:r>
+          </w:p>
+        </w:tc>
+      </w:tr>
+      <w:tr>
+        <w:tc>
+          <w:tcPr>
+            <w:tcW w:type="dxa" w:w="2200"/>
+            <w:tcBorders>
+              <w:top w:val="single" w:color="CCCCCC" w:sz="1"/>
+              <w:left w:val="single" w:color="CCCCCC" w:sz="1"/>
+              <w:bottom w:val="single" w:color="CCCCCC" w:sz="1"/>
+              <w:right w:val="single" w:color="CCCCCC" w:sz="1"/>
+            </w:tcBorders>
+            <w:shd w:fill="FFFFFF" w:color="auto" w:val="clear"/>
+            <w:tcMar>
+              <w:top w:type="dxa" w:w="60"/>
+              <w:left w:type="dxa" w:w="120"/>
+              <w:bottom w:type="dxa" w:w="60"/>
+              <w:right w:type="dxa" w:w="120"/>
+            </w:tcMar>
+            <w:vAlign w:val="center"/>
+          </w:tcPr>
+          <w:p>
+            <w:pPr>
+              <w:jc w:val="left"/>
+            </w:pPr>
+            <w:r>
+              <w:rPr>
+                <w:rFonts w:ascii="Courier New" w:cs="Courier New" w:eastAsia="Courier New" w:hAnsi="Courier New"/>
+                <w:b w:val="false"/>
+                <w:bCs w:val="false"/>
+                <w:i w:val="false"/>
+                <w:iCs w:val="false"/>
+                <w:color w:val="2E86C1"/>
+                <w:sz w:val="17"/>
+                <w:szCs w:val="17"/>
+              </w:rPr>
+              <w:t xml:space="preserve">Limit</w:t>
+            </w:r>
+          </w:p>
+        </w:tc>
+        <w:tc>
+          <w:tcPr>
+            <w:tcW w:type="dxa" w:w="1100"/>
+            <w:tcBorders>
+              <w:top w:val="single" w:color="CCCCCC" w:sz="1"/>
+              <w:left w:val="single" w:color="CCCCCC" w:sz="1"/>
+              <w:bottom w:val="single" w:color="CCCCCC" w:sz="1"/>
+              <w:right w:val="single" w:color="CCCCCC" w:sz="1"/>
+            </w:tcBorders>
+            <w:shd w:fill="FFFFFF" w:color="auto" w:val="clear"/>
+            <w:tcMar>
+              <w:top w:type="dxa" w:w="60"/>
+              <w:left w:type="dxa" w:w="120"/>
+              <w:bottom w:type="dxa" w:w="60"/>
+              <w:right w:type="dxa" w:w="120"/>
+            </w:tcMar>
+            <w:vAlign w:val="center"/>
+          </w:tcPr>
+          <w:p>
+            <w:pPr>
+              <w:jc w:val="left"/>
+            </w:pPr>
+            <w:r>
+              <w:rPr>
+                <w:rFonts w:ascii="Courier New" w:cs="Courier New" w:eastAsia="Courier New" w:hAnsi="Courier New"/>
+                <w:b w:val="false"/>
+                <w:bCs w:val="false"/>
+                <w:i w:val="false"/>
+                <w:iCs w:val="false"/>
+                <w:color w:val="1A252F"/>
+                <w:sz w:val="17"/>
+                <w:szCs w:val="17"/>
+              </w:rPr>
+              <w:t xml:space="preserve">int</w:t>
+            </w:r>
+          </w:p>
+        </w:tc>
+        <w:tc>
+          <w:tcPr>
+            <w:tcW w:type="dxa" w:w="1200"/>
+            <w:tcBorders>
+              <w:top w:val="single" w:color="CCCCCC" w:sz="1"/>
+              <w:left w:val="single" w:color="CCCCCC" w:sz="1"/>
+              <w:bottom w:val="single" w:color="CCCCCC" w:sz="1"/>
+              <w:right w:val="single" w:color="CCCCCC" w:sz="1"/>
+            </w:tcBorders>
+            <w:shd w:fill="FFFFFF" w:color="auto" w:val="clear"/>
+            <w:tcMar>
+              <w:top w:type="dxa" w:w="60"/>
+              <w:left w:type="dxa" w:w="120"/>
+              <w:bottom w:type="dxa" w:w="60"/>
+              <w:right w:type="dxa" w:w="120"/>
+            </w:tcMar>
+            <w:vAlign w:val="center"/>
+          </w:tcPr>
+          <w:p>
+            <w:pPr>
+              <w:jc w:val="left"/>
+            </w:pPr>
+            <w:r>
+              <w:rPr>
+                <w:b w:val="false"/>
+                <w:bCs w:val="false"/>
+                <w:i w:val="false"/>
+                <w:iCs w:val="false"/>
+                <w:color w:val="7B241C"/>
+                <w:sz w:val="17"/>
+                <w:szCs w:val="17"/>
+              </w:rPr>
+              <w:t xml:space="preserve">Hayır</w:t>
+            </w:r>
+          </w:p>
+        </w:tc>
+        <w:tc>
+          <w:tcPr>
+            <w:tcW w:type="dxa" w:w="4860"/>
+            <w:tcBorders>
+              <w:top w:val="single" w:color="CCCCCC" w:sz="1"/>
+              <w:left w:val="single" w:color="CCCCCC" w:sz="1"/>
+              <w:bottom w:val="single" w:color="CCCCCC" w:sz="1"/>
+              <w:right w:val="single" w:color="CCCCCC" w:sz="1"/>
+            </w:tcBorders>
+            <w:shd w:fill="FFFFFF" w:color="auto" w:val="clear"/>
+            <w:tcMar>
+              <w:top w:type="dxa" w:w="60"/>
+              <w:left w:type="dxa" w:w="120"/>
+              <w:bottom w:type="dxa" w:w="60"/>
+              <w:right w:type="dxa" w:w="120"/>
+            </w:tcMar>
+            <w:vAlign w:val="center"/>
+          </w:tcPr>
+          <w:p>
+            <w:pPr>
+              <w:jc w:val="left"/>
+            </w:pPr>
+            <w:r>
+              <w:rPr>
+                <w:b w:val="false"/>
+                <w:bCs w:val="false"/>
+                <w:i w:val="false"/>
+                <w:iCs w:val="false"/>
+                <w:color w:val="1A252F"/>
+                <w:sz w:val="17"/>
+                <w:szCs w:val="17"/>
+              </w:rPr>
+              <w:t xml:space="preserve">Sayfa başına kayıt sayısı (1-100). Varsayılan: 100, üzeri otomatik 100'e sabitlenir.</w:t>
+            </w:r>
+          </w:p>
+        </w:tc>
+      </w:tr>
+    </w:tbl>
+    <w:p>
+      <w:pPr>
+        <w:spacing w:before="140"/>
+      </w:pPr>
+    </w:p>
+    <w:p>
+      <w:pPr>
+        <w:spacing w:after="120" w:before="280"/>
+      </w:pPr>
+      <w:r>
+        <w:rPr>
+          <w:b/>
+          <w:bCs/>
+          <w:color w:val="2E86C1"/>
+          <w:sz w:val="26"/>
+          <w:szCs w:val="26"/>
+        </w:rPr>
+        <w:t xml:space="preserve">5.3 Yanıt</w:t>
+      </w:r>
+    </w:p>
+    <w:p>
+      <w:pPr>
+        <w:spacing w:after="80" w:before="80"/>
+      </w:pPr>
+      <w:r>
+        <w:rPr>
+          <w:color w:val="1A252F"/>
+          <w:sz w:val="21"/>
+          <w:szCs w:val="21"/>
+        </w:rPr>
+        <w:t xml:space="preserve">Başarılı — HTTP 200:</w:t>
+      </w:r>
+    </w:p>
+    <w:p>
+      <w:pPr>
+        <w:spacing w:before="60"/>
+      </w:pPr>
+    </w:p>
+    <w:tbl>
+      <w:tblPr>
+        <w:tblW w:type="dxa" w:w="9360"/>
+        <w:tblBorders>
+          <w:top w:val="single" w:color="auto" w:sz="4"/>
+          <w:left w:val="single" w:color="auto" w:sz="4"/>
+          <w:bottom w:val="single" w:color="auto" w:sz="4"/>
+          <w:right w:val="single" w:color="auto" w:sz="4"/>
+          <w:insideH w:val="single" w:color="auto" w:sz="4"/>
+          <w:insideV w:val="single" w:color="auto" w:sz="4"/>
+        </w:tblBorders>
+        <w:tblLayout w:type="fixed"/>
+      </w:tblPr>
+      <w:tblGrid>
+        <w:gridCol w:w="9360"/>
+      </w:tblGrid>
+      <w:tr>
+        <w:tc>
+          <w:tcPr>
+            <w:tcW w:type="dxa" w:w="9360"/>
+            <w:tcBorders>
+              <w:top w:val="single" w:color="CCCCCC" w:sz="1"/>
+              <w:left w:val="single" w:color="CCCCCC" w:sz="1"/>
+              <w:bottom w:val="single" w:color="CCCCCC" w:sz="1"/>
+              <w:right w:val="single" w:color="CCCCCC" w:sz="1"/>
+            </w:tcBorders>
+            <w:shd w:fill="F4F6F8" w:color="auto" w:val="clear"/>
+            <w:tcMar>
+              <w:top w:type="dxa" w:w="140"/>
+              <w:left w:type="dxa" w:w="220"/>
+              <w:bottom w:type="dxa" w:w="140"/>
+              <w:right w:type="dxa" w:w="220"/>
+            </w:tcMar>
+          </w:tcPr>
+          <w:p>
+            <w:pPr>
+              <w:spacing w:after="36" w:before="36"/>
+            </w:pPr>
+            <w:r>
+              <w:rPr>
+                <w:rFonts w:ascii="Courier New" w:cs="Courier New" w:eastAsia="Courier New" w:hAnsi="Courier New"/>
+                <w:color w:val="1A252F"/>
+                <w:sz w:val="17"/>
+                <w:szCs w:val="17"/>
+              </w:rPr>
+              <w:t xml:space="preserve">{</w:t>
+            </w:r>
+          </w:p>
+          <w:p>
+            <w:pPr>
+              <w:spacing w:after="36" w:before="36"/>
+            </w:pPr>
+            <w:r>
+              <w:rPr>
+                <w:rFonts w:ascii="Courier New" w:cs="Courier New" w:eastAsia="Courier New" w:hAnsi="Courier New"/>
+                <w:color w:val="1A252F"/>
+                <w:sz w:val="17"/>
+                <w:szCs w:val="17"/>
+              </w:rPr>
+              <w:t xml:space="preserve">  "productDetails": [</w:t>
+            </w:r>
+          </w:p>
+          <w:p>
+            <w:pPr>
+              <w:spacing w:after="36" w:before="36"/>
+            </w:pPr>
+            <w:r>
+              <w:rPr>
+                <w:rFonts w:ascii="Courier New" w:cs="Courier New" w:eastAsia="Courier New" w:hAnsi="Courier New"/>
+                <w:color w:val="1A252F"/>
+                <w:sz w:val="17"/>
+                <w:szCs w:val="17"/>
+              </w:rPr>
+              <w:t xml:space="preserve">    {</w:t>
+            </w:r>
+          </w:p>
+          <w:p>
+            <w:pPr>
+              <w:spacing w:after="36" w:before="36"/>
+            </w:pPr>
+            <w:r>
+              <w:rPr>
+                <w:rFonts w:ascii="Courier New" w:cs="Courier New" w:eastAsia="Courier New" w:hAnsi="Courier New"/>
+                <w:color w:val="1A252F"/>
+                <w:sz w:val="17"/>
+                <w:szCs w:val="17"/>
+              </w:rPr>
+              <w:t xml:space="preserve">      "stockCode": "STK-0003",</w:t>
+            </w:r>
+          </w:p>
+          <w:p>
+            <w:pPr>
+              <w:spacing w:after="36" w:before="36"/>
+            </w:pPr>
+            <w:r>
+              <w:rPr>
+                <w:rFonts w:ascii="Courier New" w:cs="Courier New" w:eastAsia="Courier New" w:hAnsi="Courier New"/>
+                <w:color w:val="1A252F"/>
+                <w:sz w:val="17"/>
+                <w:szCs w:val="17"/>
+              </w:rPr>
+              <w:t xml:space="preserve">      "productName": "Test Urunu C",</w:t>
+            </w:r>
+          </w:p>
+          <w:p>
+            <w:pPr>
+              <w:spacing w:after="36" w:before="36"/>
+            </w:pPr>
+            <w:r>
+              <w:rPr>
+                <w:rFonts w:ascii="Courier New" w:cs="Courier New" w:eastAsia="Courier New" w:hAnsi="Courier New"/>
+                <w:color w:val="1A252F"/>
+                <w:sz w:val="17"/>
+                <w:szCs w:val="17"/>
+              </w:rPr>
+              <w:t xml:space="preserve">      "color": "Siyah",</w:t>
+            </w:r>
+          </w:p>
+          <w:p>
+            <w:pPr>
+              <w:spacing w:after="36" w:before="36"/>
+            </w:pPr>
+            <w:r>
+              <w:rPr>
+                <w:rFonts w:ascii="Courier New" w:cs="Courier New" w:eastAsia="Courier New" w:hAnsi="Courier New"/>
+                <w:color w:val="1A252F"/>
+                <w:sz w:val="17"/>
+                <w:szCs w:val="17"/>
+              </w:rPr>
+              <w:t xml:space="preserve">      "size": "M",</w:t>
+            </w:r>
+          </w:p>
+          <w:p>
+            <w:pPr>
+              <w:spacing w:after="36" w:before="36"/>
+            </w:pPr>
+            <w:r>
+              <w:rPr>
+                <w:rFonts w:ascii="Courier New" w:cs="Courier New" w:eastAsia="Courier New" w:hAnsi="Courier New"/>
+                <w:color w:val="1A252F"/>
+                <w:sz w:val="17"/>
+                <w:szCs w:val="17"/>
+              </w:rPr>
+              <w:t xml:space="preserve">      "variantCode": "STK-0003-S-M",</w:t>
+            </w:r>
+          </w:p>
+          <w:p>
+            <w:pPr>
+              <w:spacing w:after="36" w:before="36"/>
+            </w:pPr>
+            <w:r>
+              <w:rPr>
+                <w:rFonts w:ascii="Courier New" w:cs="Courier New" w:eastAsia="Courier New" w:hAnsi="Courier New"/>
+                <w:color w:val="1A252F"/>
+                <w:sz w:val="17"/>
+                <w:szCs w:val="17"/>
+              </w:rPr>
+              <w:t xml:space="preserve">      "barcode": "8690000000003",</w:t>
+            </w:r>
+          </w:p>
+          <w:p>
+            <w:pPr>
+              <w:spacing w:after="36" w:before="36"/>
+            </w:pPr>
+            <w:r>
+              <w:rPr>
+                <w:rFonts w:ascii="Courier New" w:cs="Courier New" w:eastAsia="Courier New" w:hAnsi="Courier New"/>
+                <w:color w:val="1A252F"/>
+                <w:sz w:val="17"/>
+                <w:szCs w:val="17"/>
+              </w:rPr>
+              <w:t xml:space="preserve">      "category": "Elektronik",</w:t>
+            </w:r>
+          </w:p>
+          <w:p>
+            <w:pPr>
+              <w:spacing w:after="36" w:before="36"/>
+            </w:pPr>
+            <w:r>
+              <w:rPr>
+                <w:rFonts w:ascii="Courier New" w:cs="Courier New" w:eastAsia="Courier New" w:hAnsi="Courier New"/>
+                <w:color w:val="1A252F"/>
+                <w:sz w:val="17"/>
+                <w:szCs w:val="17"/>
+              </w:rPr>
+              <w:t xml:space="preserve">      "brand": "Örnek Tedarikçi",</w:t>
+            </w:r>
+          </w:p>
+          <w:p>
+            <w:pPr>
+              <w:spacing w:after="36" w:before="36"/>
+            </w:pPr>
+            <w:r>
+              <w:rPr>
+                <w:rFonts w:ascii="Courier New" w:cs="Courier New" w:eastAsia="Courier New" w:hAnsi="Courier New"/>
+                <w:color w:val="1A252F"/>
+                <w:sz w:val="17"/>
+                <w:szCs w:val="17"/>
+              </w:rPr>
+              <w:t xml:space="preserve">      "stockQuantity": 45,</w:t>
+            </w:r>
+          </w:p>
+          <w:p>
+            <w:pPr>
+              <w:spacing w:after="36" w:before="36"/>
+            </w:pPr>
+            <w:r>
+              <w:rPr>
+                <w:rFonts w:ascii="Courier New" w:cs="Courier New" w:eastAsia="Courier New" w:hAnsi="Courier New"/>
+                <w:color w:val="1A252F"/>
+                <w:sz w:val="17"/>
+                <w:szCs w:val="17"/>
+              </w:rPr>
+              <w:t xml:space="preserve">      "salePrice": 750.00,</w:t>
+            </w:r>
+          </w:p>
+          <w:p>
+            <w:pPr>
+              <w:spacing w:after="36" w:before="36"/>
+            </w:pPr>
+            <w:r>
+              <w:rPr>
+                <w:rFonts w:ascii="Courier New" w:cs="Courier New" w:eastAsia="Courier New" w:hAnsi="Courier New"/>
+                <w:color w:val="1A252F"/>
+                <w:sz w:val="17"/>
+                <w:szCs w:val="17"/>
+              </w:rPr>
+              <w:t xml:space="preserve">      "vat": 20,</w:t>
+            </w:r>
+          </w:p>
+          <w:p>
+            <w:pPr>
+              <w:spacing w:after="36" w:before="36"/>
+            </w:pPr>
+            <w:r>
+              <w:rPr>
+                <w:rFonts w:ascii="Courier New" w:cs="Courier New" w:eastAsia="Courier New" w:hAnsi="Courier New"/>
+                <w:color w:val="1A252F"/>
+                <w:sz w:val="17"/>
+                <w:szCs w:val="17"/>
+              </w:rPr>
+              <w:t xml:space="preserve">      "mainProductId": 5821,</w:t>
+            </w:r>
+          </w:p>
+          <w:p>
+            <w:pPr>
+              <w:spacing w:after="36" w:before="36"/>
+            </w:pPr>
+            <w:r>
+              <w:rPr>
+                <w:rFonts w:ascii="Courier New" w:cs="Courier New" w:eastAsia="Courier New" w:hAnsi="Courier New"/>
+                <w:color w:val="1A252F"/>
+                <w:sz w:val="17"/>
+                <w:szCs w:val="17"/>
+              </w:rPr>
+              <w:t xml:space="preserve">      "variantId": 80770</w:t>
+            </w:r>
+          </w:p>
+          <w:p>
+            <w:pPr>
+              <w:spacing w:after="36" w:before="36"/>
+            </w:pPr>
+            <w:r>
+              <w:rPr>
+                <w:rFonts w:ascii="Courier New" w:cs="Courier New" w:eastAsia="Courier New" w:hAnsi="Courier New"/>
+                <w:color w:val="1A252F"/>
+                <w:sz w:val="17"/>
+                <w:szCs w:val="17"/>
+              </w:rPr>
+              <w:t xml:space="preserve">    }</w:t>
+            </w:r>
+          </w:p>
+          <w:p>
+            <w:pPr>
+              <w:spacing w:after="36" w:before="36"/>
+            </w:pPr>
+            <w:r>
+              <w:rPr>
+                <w:rFonts w:ascii="Courier New" w:cs="Courier New" w:eastAsia="Courier New" w:hAnsi="Courier New"/>
+                <w:color w:val="1A252F"/>
+                <w:sz w:val="17"/>
+                <w:szCs w:val="17"/>
+              </w:rPr>
+              <w:t xml:space="preserve">  ]</w:t>
+            </w:r>
+          </w:p>
+          <w:p>
+            <w:pPr>
+              <w:spacing w:after="36" w:before="36"/>
+            </w:pPr>
+            <w:r>
+              <w:rPr>
+                <w:rFonts w:ascii="Courier New" w:cs="Courier New" w:eastAsia="Courier New" w:hAnsi="Courier New"/>
+                <w:color w:val="1A252F"/>
+                <w:sz w:val="17"/>
+                <w:szCs w:val="17"/>
+              </w:rPr>
+              <w:t xml:space="preserve">}</w:t>
+            </w:r>
+          </w:p>
+        </w:tc>
+      </w:tr>
+    </w:tbl>
+    <w:p>
+      <w:pPr>
+        <w:spacing w:before="100"/>
+      </w:pPr>
+    </w:p>
+    <w:tbl>
+      <w:tblPr>
+        <w:tblW w:type="dxa" w:w="9360"/>
+        <w:tblBorders>
+          <w:top w:val="single" w:color="auto" w:sz="4"/>
+          <w:left w:val="single" w:color="auto" w:sz="4"/>
+          <w:bottom w:val="single" w:color="auto" w:sz="4"/>
+          <w:right w:val="single" w:color="auto" w:sz="4"/>
+          <w:insideH w:val="single" w:color="auto" w:sz="4"/>
+          <w:insideV w:val="single" w:color="auto" w:sz="4"/>
+        </w:tblBorders>
+        <w:tblLayout w:type="fixed"/>
+      </w:tblPr>
+      <w:tblGrid>
+        <w:gridCol w:w="2000"/>
+        <w:gridCol w:w="1300"/>
+        <w:gridCol w:w="6060"/>
+      </w:tblGrid>
+      <w:tr>
+        <w:trPr>
+          <w:tblHeader/>
+        </w:trPr>
+        <w:tc>
+          <w:tcPr>
+            <w:tcW w:type="dxa" w:w="2000"/>
+            <w:tcBorders>
+              <w:top w:val="single" w:color="CCCCCC" w:sz="1"/>
+              <w:left w:val="single" w:color="CCCCCC" w:sz="1"/>
+              <w:bottom w:val="single" w:color="CCCCCC" w:sz="1"/>
+              <w:right w:val="single" w:color="CCCCCC" w:sz="1"/>
+            </w:tcBorders>
+            <w:shd w:fill="1E3A5F" w:color="auto" w:val="clear"/>
+            <w:tcMar>
+              <w:top w:type="dxa" w:w="80"/>
+              <w:left w:type="dxa" w:w="120"/>
+              <w:bottom w:type="dxa" w:w="80"/>
+              <w:right w:type="dxa" w:w="120"/>
+            </w:tcMar>
+            <w:vAlign w:val="center"/>
+          </w:tcPr>
+          <w:p>
+            <w:pPr>
+              <w:jc w:val="left"/>
+            </w:pPr>
+            <w:r>
+              <w:rPr>
+                <w:b/>
+                <w:bCs/>
+                <w:i w:val="false"/>
+                <w:iCs w:val="false"/>
+                <w:color w:val="FFFFFF"/>
+                <w:sz w:val="18"/>
+                <w:szCs w:val="18"/>
+              </w:rPr>
+              <w:t xml:space="preserve">Alan</w:t>
+            </w:r>
+          </w:p>
+        </w:tc>
+        <w:tc>
+          <w:tcPr>
+            <w:tcW w:type="dxa" w:w="1300"/>
+            <w:tcBorders>
+              <w:top w:val="single" w:color="CCCCCC" w:sz="1"/>
+              <w:left w:val="single" w:color="CCCCCC" w:sz="1"/>
+              <w:bottom w:val="single" w:color="CCCCCC" w:sz="1"/>
+              <w:right w:val="single" w:color="CCCCCC" w:sz="1"/>
+            </w:tcBorders>
+            <w:shd w:fill="1E3A5F" w:color="auto" w:val="clear"/>
+            <w:tcMar>
+              <w:top w:type="dxa" w:w="80"/>
+              <w:left w:type="dxa" w:w="120"/>
+              <w:bottom w:type="dxa" w:w="80"/>
+              <w:right w:type="dxa" w:w="120"/>
+            </w:tcMar>
+            <w:vAlign w:val="center"/>
+          </w:tcPr>
+          <w:p>
+            <w:pPr>
+              <w:jc w:val="left"/>
+            </w:pPr>
+            <w:r>
+              <w:rPr>
+                <w:b/>
+                <w:bCs/>
+                <w:i w:val="false"/>
+                <w:iCs w:val="false"/>
+                <w:color w:val="FFFFFF"/>
+                <w:sz w:val="18"/>
+                <w:szCs w:val="18"/>
+              </w:rPr>
+              <w:t xml:space="preserve">Tip</w:t>
+            </w:r>
+          </w:p>
+        </w:tc>
+        <w:tc>
+          <w:tcPr>
+            <w:tcW w:type="dxa" w:w="6060"/>
+            <w:tcBorders>
+              <w:top w:val="single" w:color="CCCCCC" w:sz="1"/>
+              <w:left w:val="single" w:color="CCCCCC" w:sz="1"/>
+              <w:bottom w:val="single" w:color="CCCCCC" w:sz="1"/>
+              <w:right w:val="single" w:color="CCCCCC" w:sz="1"/>
+            </w:tcBorders>
+            <w:shd w:fill="1E3A5F" w:color="auto" w:val="clear"/>
+            <w:tcMar>
+              <w:top w:type="dxa" w:w="80"/>
+              <w:left w:type="dxa" w:w="120"/>
+              <w:bottom w:type="dxa" w:w="80"/>
+              <w:right w:type="dxa" w:w="120"/>
+            </w:tcMar>
+            <w:vAlign w:val="center"/>
+          </w:tcPr>
+          <w:p>
+            <w:pPr>
+              <w:jc w:val="left"/>
+            </w:pPr>
+            <w:r>
+              <w:rPr>
+                <w:b/>
+                <w:bCs/>
+                <w:i w:val="false"/>
+                <w:iCs w:val="false"/>
+                <w:color w:val="FFFFFF"/>
+                <w:sz w:val="18"/>
+                <w:szCs w:val="18"/>
+              </w:rPr>
+              <w:t xml:space="preserve">Açıklama</w:t>
+            </w:r>
+          </w:p>
+        </w:tc>
+      </w:tr>
+      <w:tr>
+        <w:tc>
+          <w:tcPr>
+            <w:tcW w:type="dxa" w:w="2000"/>
+            <w:tcBorders>
+              <w:top w:val="single" w:color="CCCCCC" w:sz="1"/>
+              <w:left w:val="single" w:color="CCCCCC" w:sz="1"/>
+              <w:bottom w:val="single" w:color="CCCCCC" w:sz="1"/>
+              <w:right w:val="single" w:color="CCCCCC" w:sz="1"/>
+            </w:tcBorders>
+            <w:shd w:fill="FFFFFF" w:color="auto" w:val="clear"/>
+            <w:tcMar>
+              <w:top w:type="dxa" w:w="60"/>
+              <w:left w:type="dxa" w:w="120"/>
+              <w:bottom w:type="dxa" w:w="60"/>
+              <w:right w:type="dxa" w:w="120"/>
+            </w:tcMar>
+            <w:vAlign w:val="center"/>
+          </w:tcPr>
+          <w:p>
+            <w:pPr>
+              <w:jc w:val="left"/>
+            </w:pPr>
+            <w:r>
+              <w:rPr>
+                <w:rFonts w:ascii="Courier New" w:cs="Courier New" w:eastAsia="Courier New" w:hAnsi="Courier New"/>
+                <w:b w:val="false"/>
+                <w:bCs w:val="false"/>
+                <w:i w:val="false"/>
+                <w:iCs w:val="false"/>
+                <w:color w:val="2E86C1"/>
+                <w:sz w:val="17"/>
+                <w:szCs w:val="17"/>
+              </w:rPr>
+              <w:t xml:space="preserve">StockCode</w:t>
+            </w:r>
+          </w:p>
+        </w:tc>
+        <w:tc>
+          <w:tcPr>
+            <w:tcW w:type="dxa" w:w="1300"/>
+            <w:tcBorders>
+              <w:top w:val="single" w:color="CCCCCC" w:sz="1"/>
+              <w:left w:val="single" w:color="CCCCCC" w:sz="1"/>
+              <w:bottom w:val="single" w:color="CCCCCC" w:sz="1"/>
+              <w:right w:val="single" w:color="CCCCCC" w:sz="1"/>
+            </w:tcBorders>
+            <w:shd w:fill="FFFFFF" w:color="auto" w:val="clear"/>
+            <w:tcMar>
+              <w:top w:type="dxa" w:w="60"/>
+              <w:left w:type="dxa" w:w="120"/>
+              <w:bottom w:type="dxa" w:w="60"/>
+              <w:right w:type="dxa" w:w="120"/>
+            </w:tcMar>
+            <w:vAlign w:val="center"/>
+          </w:tcPr>
+          <w:p>
+            <w:pPr>
+              <w:jc w:val="left"/>
+            </w:pPr>
+            <w:r>
+              <w:rPr>
+                <w:rFonts w:ascii="Courier New" w:cs="Courier New" w:eastAsia="Courier New" w:hAnsi="Courier New"/>
+                <w:b w:val="false"/>
+                <w:bCs w:val="false"/>
+                <w:i w:val="false"/>
+                <w:iCs w:val="false"/>
+                <w:color w:val="1A252F"/>
+                <w:sz w:val="17"/>
+                <w:szCs w:val="17"/>
+              </w:rPr>
+              <w:t xml:space="preserve">string</w:t>
+            </w:r>
+          </w:p>
+        </w:tc>
+        <w:tc>
+          <w:tcPr>
+            <w:tcW w:type="dxa" w:w="6060"/>
+            <w:tcBorders>
+              <w:top w:val="single" w:color="CCCCCC" w:sz="1"/>
+              <w:left w:val="single" w:color="CCCCCC" w:sz="1"/>
+              <w:bottom w:val="single" w:color="CCCCCC" w:sz="1"/>
+              <w:right w:val="single" w:color="CCCCCC" w:sz="1"/>
+            </w:tcBorders>
+            <w:shd w:fill="FFFFFF" w:color="auto" w:val="clear"/>
+            <w:tcMar>
+              <w:top w:type="dxa" w:w="60"/>
+              <w:left w:type="dxa" w:w="120"/>
+              <w:bottom w:type="dxa" w:w="60"/>
+              <w:right w:type="dxa" w:w="120"/>
+            </w:tcMar>
+            <w:vAlign w:val="center"/>
+          </w:tcPr>
+          <w:p>
+            <w:pPr>
+              <w:jc w:val="left"/>
+            </w:pPr>
+            <w:r>
+              <w:rPr>
+                <w:b w:val="false"/>
+                <w:bCs w:val="false"/>
+                <w:i w:val="false"/>
+                <w:iCs w:val="false"/>
+                <w:color w:val="1A252F"/>
+                <w:sz w:val="17"/>
+                <w:szCs w:val="17"/>
+              </w:rPr>
+              <w:t xml:space="preserve">Stok kodu.</w:t>
+            </w:r>
+          </w:p>
+        </w:tc>
+      </w:tr>
+      <w:tr>
+        <w:tc>
+          <w:tcPr>
+            <w:tcW w:type="dxa" w:w="2000"/>
+            <w:tcBorders>
+              <w:top w:val="single" w:color="CCCCCC" w:sz="1"/>
+              <w:left w:val="single" w:color="CCCCCC" w:sz="1"/>
+              <w:bottom w:val="single" w:color="CCCCCC" w:sz="1"/>
+              <w:right w:val="single" w:color="CCCCCC" w:sz="1"/>
+            </w:tcBorders>
+            <w:shd w:fill="FFFFFF" w:color="auto" w:val="clear"/>
+            <w:tcMar>
+              <w:top w:type="dxa" w:w="60"/>
+              <w:left w:type="dxa" w:w="120"/>
+              <w:bottom w:type="dxa" w:w="60"/>
+              <w:right w:type="dxa" w:w="120"/>
+            </w:tcMar>
+            <w:vAlign w:val="center"/>
+          </w:tcPr>
+          <w:p>
+            <w:pPr>
+              <w:jc w:val="left"/>
+            </w:pPr>
+            <w:r>
+              <w:rPr>
+                <w:rFonts w:ascii="Courier New" w:cs="Courier New" w:eastAsia="Courier New" w:hAnsi="Courier New"/>
+                <w:b w:val="false"/>
+                <w:bCs w:val="false"/>
+                <w:i w:val="false"/>
+                <w:iCs w:val="false"/>
+                <w:color w:val="2E86C1"/>
+                <w:sz w:val="17"/>
+                <w:szCs w:val="17"/>
+              </w:rPr>
+              <w:t xml:space="preserve">ProductName</w:t>
+            </w:r>
+          </w:p>
+        </w:tc>
+        <w:tc>
+          <w:tcPr>
+            <w:tcW w:type="dxa" w:w="1300"/>
+            <w:tcBorders>
+              <w:top w:val="single" w:color="CCCCCC" w:sz="1"/>
+              <w:left w:val="single" w:color="CCCCCC" w:sz="1"/>
+              <w:bottom w:val="single" w:color="CCCCCC" w:sz="1"/>
+              <w:right w:val="single" w:color="CCCCCC" w:sz="1"/>
+            </w:tcBorders>
+            <w:shd w:fill="FFFFFF" w:color="auto" w:val="clear"/>
+            <w:tcMar>
+              <w:top w:type="dxa" w:w="60"/>
+              <w:left w:type="dxa" w:w="120"/>
+              <w:bottom w:type="dxa" w:w="60"/>
+              <w:right w:type="dxa" w:w="120"/>
+            </w:tcMar>
+            <w:vAlign w:val="center"/>
+          </w:tcPr>
+          <w:p>
+            <w:pPr>
+              <w:jc w:val="left"/>
+            </w:pPr>
+            <w:r>
+              <w:rPr>
+                <w:rFonts w:ascii="Courier New" w:cs="Courier New" w:eastAsia="Courier New" w:hAnsi="Courier New"/>
+                <w:b w:val="false"/>
+                <w:bCs w:val="false"/>
+                <w:i w:val="false"/>
+                <w:iCs w:val="false"/>
+                <w:color w:val="1A252F"/>
+                <w:sz w:val="17"/>
+                <w:szCs w:val="17"/>
+              </w:rPr>
+              <w:t xml:space="preserve">string</w:t>
+            </w:r>
+          </w:p>
+        </w:tc>
+        <w:tc>
+          <w:tcPr>
+            <w:tcW w:type="dxa" w:w="6060"/>
+            <w:tcBorders>
+              <w:top w:val="single" w:color="CCCCCC" w:sz="1"/>
+              <w:left w:val="single" w:color="CCCCCC" w:sz="1"/>
+              <w:bottom w:val="single" w:color="CCCCCC" w:sz="1"/>
+              <w:right w:val="single" w:color="CCCCCC" w:sz="1"/>
+            </w:tcBorders>
+            <w:shd w:fill="FFFFFF" w:color="auto" w:val="clear"/>
+            <w:tcMar>
+              <w:top w:type="dxa" w:w="60"/>
+              <w:left w:type="dxa" w:w="120"/>
+              <w:bottom w:type="dxa" w:w="60"/>
+              <w:right w:type="dxa" w:w="120"/>
+            </w:tcMar>
+            <w:vAlign w:val="center"/>
+          </w:tcPr>
+          <w:p>
+            <w:pPr>
+              <w:jc w:val="left"/>
+            </w:pPr>
+            <w:r>
+              <w:rPr>
+                <w:b w:val="false"/>
+                <w:bCs w:val="false"/>
+                <w:i w:val="false"/>
+                <w:iCs w:val="false"/>
+                <w:color w:val="1A252F"/>
+                <w:sz w:val="17"/>
+                <w:szCs w:val="17"/>
+              </w:rPr>
+              <w:t xml:space="preserve">Ürün adı.</w:t>
+            </w:r>
+          </w:p>
+        </w:tc>
+      </w:tr>
+      <w:tr>
+        <w:tc>
+          <w:tcPr>
+            <w:tcW w:type="dxa" w:w="2000"/>
+            <w:tcBorders>
+              <w:top w:val="single" w:color="CCCCCC" w:sz="1"/>
+              <w:left w:val="single" w:color="CCCCCC" w:sz="1"/>
+              <w:bottom w:val="single" w:color="CCCCCC" w:sz="1"/>
+              <w:right w:val="single" w:color="CCCCCC" w:sz="1"/>
+            </w:tcBorders>
+            <w:shd w:fill="FFFFFF" w:color="auto" w:val="clear"/>
+            <w:tcMar>
+              <w:top w:type="dxa" w:w="60"/>
+              <w:left w:type="dxa" w:w="120"/>
+              <w:bottom w:type="dxa" w:w="60"/>
+              <w:right w:type="dxa" w:w="120"/>
+            </w:tcMar>
+            <w:vAlign w:val="center"/>
+          </w:tcPr>
+          <w:p>
+            <w:pPr>
+              <w:jc w:val="left"/>
+            </w:pPr>
+            <w:r>
+              <w:rPr>
+                <w:rFonts w:ascii="Courier New" w:cs="Courier New" w:eastAsia="Courier New" w:hAnsi="Courier New"/>
+                <w:b w:val="false"/>
+                <w:bCs w:val="false"/>
+                <w:i w:val="false"/>
+                <w:iCs w:val="false"/>
+                <w:color w:val="2E86C1"/>
+                <w:sz w:val="17"/>
+                <w:szCs w:val="17"/>
+              </w:rPr>
+              <w:t xml:space="preserve">Color</w:t>
+            </w:r>
+          </w:p>
+        </w:tc>
+        <w:tc>
+          <w:tcPr>
+            <w:tcW w:type="dxa" w:w="1300"/>
+            <w:tcBorders>
+              <w:top w:val="single" w:color="CCCCCC" w:sz="1"/>
+              <w:left w:val="single" w:color="CCCCCC" w:sz="1"/>
+              <w:bottom w:val="single" w:color="CCCCCC" w:sz="1"/>
+              <w:right w:val="single" w:color="CCCCCC" w:sz="1"/>
+            </w:tcBorders>
+            <w:shd w:fill="FFFFFF" w:color="auto" w:val="clear"/>
+            <w:tcMar>
+              <w:top w:type="dxa" w:w="60"/>
+              <w:left w:type="dxa" w:w="120"/>
+              <w:bottom w:type="dxa" w:w="60"/>
+              <w:right w:type="dxa" w:w="120"/>
+            </w:tcMar>
+            <w:vAlign w:val="center"/>
+          </w:tcPr>
+          <w:p>
+            <w:pPr>
+              <w:jc w:val="left"/>
+            </w:pPr>
+            <w:r>
+              <w:rPr>
+                <w:rFonts w:ascii="Courier New" w:cs="Courier New" w:eastAsia="Courier New" w:hAnsi="Courier New"/>
+                <w:b w:val="false"/>
+                <w:bCs w:val="false"/>
+                <w:i w:val="false"/>
+                <w:iCs w:val="false"/>
+                <w:color w:val="1A252F"/>
+                <w:sz w:val="17"/>
+                <w:szCs w:val="17"/>
+              </w:rPr>
+              <w:t xml:space="preserve">string</w:t>
+            </w:r>
+          </w:p>
+        </w:tc>
+        <w:tc>
+          <w:tcPr>
+            <w:tcW w:type="dxa" w:w="6060"/>
+            <w:tcBorders>
+              <w:top w:val="single" w:color="CCCCCC" w:sz="1"/>
+              <w:left w:val="single" w:color="CCCCCC" w:sz="1"/>
+              <w:bottom w:val="single" w:color="CCCCCC" w:sz="1"/>
+              <w:right w:val="single" w:color="CCCCCC" w:sz="1"/>
+            </w:tcBorders>
+            <w:shd w:fill="FFFFFF" w:color="auto" w:val="clear"/>
+            <w:tcMar>
+              <w:top w:type="dxa" w:w="60"/>
+              <w:left w:type="dxa" w:w="120"/>
+              <w:bottom w:type="dxa" w:w="60"/>
+              <w:right w:type="dxa" w:w="120"/>
+            </w:tcMar>
+            <w:vAlign w:val="center"/>
+          </w:tcPr>
+          <w:p>
+            <w:pPr>
+              <w:jc w:val="left"/>
+            </w:pPr>
+            <w:r>
+              <w:rPr>
+                <w:b w:val="false"/>
+                <w:bCs w:val="false"/>
+                <w:i w:val="false"/>
+                <w:iCs w:val="false"/>
+                <w:color w:val="1A252F"/>
+                <w:sz w:val="17"/>
+                <w:szCs w:val="17"/>
+              </w:rPr>
+              <w:t xml:space="preserve">Renk (varyant özelliği).</w:t>
+            </w:r>
+          </w:p>
+        </w:tc>
+      </w:tr>
+      <w:tr>
+        <w:tc>
+          <w:tcPr>
+            <w:tcW w:type="dxa" w:w="2000"/>
+            <w:tcBorders>
+              <w:top w:val="single" w:color="CCCCCC" w:sz="1"/>
+              <w:left w:val="single" w:color="CCCCCC" w:sz="1"/>
+              <w:bottom w:val="single" w:color="CCCCCC" w:sz="1"/>
+              <w:right w:val="single" w:color="CCCCCC" w:sz="1"/>
+            </w:tcBorders>
+            <w:shd w:fill="FFFFFF" w:color="auto" w:val="clear"/>
+            <w:tcMar>
+              <w:top w:type="dxa" w:w="60"/>
+              <w:left w:type="dxa" w:w="120"/>
+              <w:bottom w:type="dxa" w:w="60"/>
+              <w:right w:type="dxa" w:w="120"/>
+            </w:tcMar>
+            <w:vAlign w:val="center"/>
+          </w:tcPr>
+          <w:p>
+            <w:pPr>
+              <w:jc w:val="left"/>
+            </w:pPr>
+            <w:r>
+              <w:rPr>
+                <w:rFonts w:ascii="Courier New" w:cs="Courier New" w:eastAsia="Courier New" w:hAnsi="Courier New"/>
+                <w:b w:val="false"/>
+                <w:bCs w:val="false"/>
+                <w:i w:val="false"/>
+                <w:iCs w:val="false"/>
+                <w:color w:val="2E86C1"/>
+                <w:sz w:val="17"/>
+                <w:szCs w:val="17"/>
+              </w:rPr>
+              <w:t xml:space="preserve">Size</w:t>
+            </w:r>
+          </w:p>
+        </w:tc>
+        <w:tc>
+          <w:tcPr>
+            <w:tcW w:type="dxa" w:w="1300"/>
+            <w:tcBorders>
+              <w:top w:val="single" w:color="CCCCCC" w:sz="1"/>
+              <w:left w:val="single" w:color="CCCCCC" w:sz="1"/>
+              <w:bottom w:val="single" w:color="CCCCCC" w:sz="1"/>
+              <w:right w:val="single" w:color="CCCCCC" w:sz="1"/>
+            </w:tcBorders>
+            <w:shd w:fill="FFFFFF" w:color="auto" w:val="clear"/>
+            <w:tcMar>
+              <w:top w:type="dxa" w:w="60"/>
+              <w:left w:type="dxa" w:w="120"/>
+              <w:bottom w:type="dxa" w:w="60"/>
+              <w:right w:type="dxa" w:w="120"/>
+            </w:tcMar>
+            <w:vAlign w:val="center"/>
+          </w:tcPr>
+          <w:p>
+            <w:pPr>
+              <w:jc w:val="left"/>
+            </w:pPr>
+            <w:r>
+              <w:rPr>
+                <w:rFonts w:ascii="Courier New" w:cs="Courier New" w:eastAsia="Courier New" w:hAnsi="Courier New"/>
+                <w:b w:val="false"/>
+                <w:bCs w:val="false"/>
+                <w:i w:val="false"/>
+                <w:iCs w:val="false"/>
+                <w:color w:val="1A252F"/>
+                <w:sz w:val="17"/>
+                <w:szCs w:val="17"/>
+              </w:rPr>
+              <w:t xml:space="preserve">string</w:t>
+            </w:r>
+          </w:p>
+        </w:tc>
+        <w:tc>
+          <w:tcPr>
+            <w:tcW w:type="dxa" w:w="6060"/>
+            <w:tcBorders>
+              <w:top w:val="single" w:color="CCCCCC" w:sz="1"/>
+              <w:left w:val="single" w:color="CCCCCC" w:sz="1"/>
+              <w:bottom w:val="single" w:color="CCCCCC" w:sz="1"/>
+              <w:right w:val="single" w:color="CCCCCC" w:sz="1"/>
+            </w:tcBorders>
+            <w:shd w:fill="FFFFFF" w:color="auto" w:val="clear"/>
+            <w:tcMar>
+              <w:top w:type="dxa" w:w="60"/>
+              <w:left w:type="dxa" w:w="120"/>
+              <w:bottom w:type="dxa" w:w="60"/>
+              <w:right w:type="dxa" w:w="120"/>
+            </w:tcMar>
+            <w:vAlign w:val="center"/>
+          </w:tcPr>
+          <w:p>
+            <w:pPr>
+              <w:jc w:val="left"/>
+            </w:pPr>
+            <w:r>
+              <w:rPr>
+                <w:b w:val="false"/>
+                <w:bCs w:val="false"/>
+                <w:i w:val="false"/>
+                <w:iCs w:val="false"/>
+                <w:color w:val="1A252F"/>
+                <w:sz w:val="17"/>
+                <w:szCs w:val="17"/>
+              </w:rPr>
+              <w:t xml:space="preserve">Beden (varyant özelliği).</w:t>
+            </w:r>
+          </w:p>
+        </w:tc>
+      </w:tr>
+      <w:tr>
+        <w:tc>
+          <w:tcPr>
+            <w:tcW w:type="dxa" w:w="2000"/>
+            <w:tcBorders>
+              <w:top w:val="single" w:color="CCCCCC" w:sz="1"/>
+              <w:left w:val="single" w:color="CCCCCC" w:sz="1"/>
+              <w:bottom w:val="single" w:color="CCCCCC" w:sz="1"/>
+              <w:right w:val="single" w:color="CCCCCC" w:sz="1"/>
+            </w:tcBorders>
+            <w:shd w:fill="FFFFFF" w:color="auto" w:val="clear"/>
+            <w:tcMar>
+              <w:top w:type="dxa" w:w="60"/>
+              <w:left w:type="dxa" w:w="120"/>
+              <w:bottom w:type="dxa" w:w="60"/>
+              <w:right w:type="dxa" w:w="120"/>
+            </w:tcMar>
+            <w:vAlign w:val="center"/>
+          </w:tcPr>
+          <w:p>
+            <w:pPr>
+              <w:jc w:val="left"/>
+            </w:pPr>
+            <w:r>
+              <w:rPr>
+                <w:rFonts w:ascii="Courier New" w:cs="Courier New" w:eastAsia="Courier New" w:hAnsi="Courier New"/>
+                <w:b w:val="false"/>
+                <w:bCs w:val="false"/>
+                <w:i w:val="false"/>
+                <w:iCs w:val="false"/>
+                <w:color w:val="2E86C1"/>
+                <w:sz w:val="17"/>
+                <w:szCs w:val="17"/>
+              </w:rPr>
+              <w:t xml:space="preserve">VariantCode</w:t>
+            </w:r>
+          </w:p>
+        </w:tc>
+        <w:tc>
+          <w:tcPr>
+            <w:tcW w:type="dxa" w:w="1300"/>
+            <w:tcBorders>
+              <w:top w:val="single" w:color="CCCCCC" w:sz="1"/>
+              <w:left w:val="single" w:color="CCCCCC" w:sz="1"/>
+              <w:bottom w:val="single" w:color="CCCCCC" w:sz="1"/>
+              <w:right w:val="single" w:color="CCCCCC" w:sz="1"/>
+            </w:tcBorders>
+            <w:shd w:fill="FFFFFF" w:color="auto" w:val="clear"/>
+            <w:tcMar>
+              <w:top w:type="dxa" w:w="60"/>
+              <w:left w:type="dxa" w:w="120"/>
+              <w:bottom w:type="dxa" w:w="60"/>
+              <w:right w:type="dxa" w:w="120"/>
+            </w:tcMar>
+            <w:vAlign w:val="center"/>
+          </w:tcPr>
+          <w:p>
+            <w:pPr>
+              <w:jc w:val="left"/>
+            </w:pPr>
+            <w:r>
+              <w:rPr>
+                <w:rFonts w:ascii="Courier New" w:cs="Courier New" w:eastAsia="Courier New" w:hAnsi="Courier New"/>
+                <w:b w:val="false"/>
+                <w:bCs w:val="false"/>
+                <w:i w:val="false"/>
+                <w:iCs w:val="false"/>
+                <w:color w:val="1A252F"/>
+                <w:sz w:val="17"/>
+                <w:szCs w:val="17"/>
+              </w:rPr>
+              <w:t xml:space="preserve">string</w:t>
+            </w:r>
+          </w:p>
+        </w:tc>
+        <w:tc>
+          <w:tcPr>
+            <w:tcW w:type="dxa" w:w="6060"/>
+            <w:tcBorders>
+              <w:top w:val="single" w:color="CCCCCC" w:sz="1"/>
+              <w:left w:val="single" w:color="CCCCCC" w:sz="1"/>
+              <w:bottom w:val="single" w:color="CCCCCC" w:sz="1"/>
+              <w:right w:val="single" w:color="CCCCCC" w:sz="1"/>
+            </w:tcBorders>
+            <w:shd w:fill="FFFFFF" w:color="auto" w:val="clear"/>
+            <w:tcMar>
+              <w:top w:type="dxa" w:w="60"/>
+              <w:left w:type="dxa" w:w="120"/>
+              <w:bottom w:type="dxa" w:w="60"/>
+              <w:right w:type="dxa" w:w="120"/>
+            </w:tcMar>
+            <w:vAlign w:val="center"/>
+          </w:tcPr>
+          <w:p>
+            <w:pPr>
+              <w:jc w:val="left"/>
+            </w:pPr>
+            <w:r>
+              <w:rPr>
+                <w:b w:val="false"/>
+                <w:bCs w:val="false"/>
+                <w:i w:val="false"/>
+                <w:iCs w:val="false"/>
+                <w:color w:val="1A252F"/>
+                <w:sz w:val="17"/>
+                <w:szCs w:val="17"/>
+              </w:rPr>
+              <w:t xml:space="preserve">Varyant kodu.</w:t>
+            </w:r>
+          </w:p>
+        </w:tc>
+      </w:tr>
+      <w:tr>
+        <w:tc>
+          <w:tcPr>
+            <w:tcW w:type="dxa" w:w="2000"/>
+            <w:tcBorders>
+              <w:top w:val="single" w:color="CCCCCC" w:sz="1"/>
+              <w:left w:val="single" w:color="CCCCCC" w:sz="1"/>
+              <w:bottom w:val="single" w:color="CCCCCC" w:sz="1"/>
+              <w:right w:val="single" w:color="CCCCCC" w:sz="1"/>
+            </w:tcBorders>
+            <w:shd w:fill="FFFFFF" w:color="auto" w:val="clear"/>
+            <w:tcMar>
+              <w:top w:type="dxa" w:w="60"/>
+              <w:left w:type="dxa" w:w="120"/>
+              <w:bottom w:type="dxa" w:w="60"/>
+              <w:right w:type="dxa" w:w="120"/>
+            </w:tcMar>
+            <w:vAlign w:val="center"/>
+          </w:tcPr>
+          <w:p>
+            <w:pPr>
+              <w:jc w:val="left"/>
+            </w:pPr>
+            <w:r>
+              <w:rPr>
+                <w:rFonts w:ascii="Courier New" w:cs="Courier New" w:eastAsia="Courier New" w:hAnsi="Courier New"/>
+                <w:b w:val="false"/>
+                <w:bCs w:val="false"/>
+                <w:i w:val="false"/>
+                <w:iCs w:val="false"/>
+                <w:color w:val="2E86C1"/>
+                <w:sz w:val="17"/>
+                <w:szCs w:val="17"/>
+              </w:rPr>
+              <w:t xml:space="preserve">Barcode</w:t>
+            </w:r>
+          </w:p>
+        </w:tc>
+        <w:tc>
+          <w:tcPr>
+            <w:tcW w:type="dxa" w:w="1300"/>
+            <w:tcBorders>
+              <w:top w:val="single" w:color="CCCCCC" w:sz="1"/>
+              <w:left w:val="single" w:color="CCCCCC" w:sz="1"/>
+              <w:bottom w:val="single" w:color="CCCCCC" w:sz="1"/>
+              <w:right w:val="single" w:color="CCCCCC" w:sz="1"/>
+            </w:tcBorders>
+            <w:shd w:fill="FFFFFF" w:color="auto" w:val="clear"/>
+            <w:tcMar>
+              <w:top w:type="dxa" w:w="60"/>
+              <w:left w:type="dxa" w:w="120"/>
+              <w:bottom w:type="dxa" w:w="60"/>
+              <w:right w:type="dxa" w:w="120"/>
+            </w:tcMar>
+            <w:vAlign w:val="center"/>
+          </w:tcPr>
+          <w:p>
+            <w:pPr>
+              <w:jc w:val="left"/>
+            </w:pPr>
+            <w:r>
+              <w:rPr>
+                <w:rFonts w:ascii="Courier New" w:cs="Courier New" w:eastAsia="Courier New" w:hAnsi="Courier New"/>
+                <w:b w:val="false"/>
+                <w:bCs w:val="false"/>
+                <w:i w:val="false"/>
+                <w:iCs w:val="false"/>
+                <w:color w:val="1A252F"/>
+                <w:sz w:val="17"/>
+                <w:szCs w:val="17"/>
+              </w:rPr>
+              <w:t xml:space="preserve">string</w:t>
+            </w:r>
+          </w:p>
+        </w:tc>
+        <w:tc>
+          <w:tcPr>
+            <w:tcW w:type="dxa" w:w="6060"/>
+            <w:tcBorders>
+              <w:top w:val="single" w:color="CCCCCC" w:sz="1"/>
+              <w:left w:val="single" w:color="CCCCCC" w:sz="1"/>
+              <w:bottom w:val="single" w:color="CCCCCC" w:sz="1"/>
+              <w:right w:val="single" w:color="CCCCCC" w:sz="1"/>
+            </w:tcBorders>
+            <w:shd w:fill="FFFFFF" w:color="auto" w:val="clear"/>
+            <w:tcMar>
+              <w:top w:type="dxa" w:w="60"/>
+              <w:left w:type="dxa" w:w="120"/>
+              <w:bottom w:type="dxa" w:w="60"/>
+              <w:right w:type="dxa" w:w="120"/>
+            </w:tcMar>
+            <w:vAlign w:val="center"/>
+          </w:tcPr>
+          <w:p>
+            <w:pPr>
+              <w:jc w:val="left"/>
+            </w:pPr>
+            <w:r>
+              <w:rPr>
+                <w:b w:val="false"/>
+                <w:bCs w:val="false"/>
+                <w:i w:val="false"/>
+                <w:iCs w:val="false"/>
+                <w:color w:val="1A252F"/>
+                <w:sz w:val="17"/>
+                <w:szCs w:val="17"/>
+              </w:rPr>
+              <w:t xml:space="preserve">Ürün barkodu.</w:t>
+            </w:r>
+          </w:p>
+        </w:tc>
+      </w:tr>
+      <w:tr>
+        <w:tc>
+          <w:tcPr>
+            <w:tcW w:type="dxa" w:w="2000"/>
+            <w:tcBorders>
+              <w:top w:val="single" w:color="CCCCCC" w:sz="1"/>
+              <w:left w:val="single" w:color="CCCCCC" w:sz="1"/>
+              <w:bottom w:val="single" w:color="CCCCCC" w:sz="1"/>
+              <w:right w:val="single" w:color="CCCCCC" w:sz="1"/>
+            </w:tcBorders>
+            <w:shd w:fill="FFFFFF" w:color="auto" w:val="clear"/>
+            <w:tcMar>
+              <w:top w:type="dxa" w:w="60"/>
+              <w:left w:type="dxa" w:w="120"/>
+              <w:bottom w:type="dxa" w:w="60"/>
+              <w:right w:type="dxa" w:w="120"/>
+            </w:tcMar>
+            <w:vAlign w:val="center"/>
+          </w:tcPr>
+          <w:p>
+            <w:pPr>
+              <w:jc w:val="left"/>
+            </w:pPr>
+            <w:r>
+              <w:rPr>
+                <w:rFonts w:ascii="Courier New" w:cs="Courier New" w:eastAsia="Courier New" w:hAnsi="Courier New"/>
+                <w:b w:val="false"/>
+                <w:bCs w:val="false"/>
+                <w:i w:val="false"/>
+                <w:iCs w:val="false"/>
+                <w:color w:val="2E86C1"/>
+                <w:sz w:val="17"/>
+                <w:szCs w:val="17"/>
+              </w:rPr>
+              <w:t xml:space="preserve">Category</w:t>
+            </w:r>
+          </w:p>
+        </w:tc>
+        <w:tc>
+          <w:tcPr>
+            <w:tcW w:type="dxa" w:w="1300"/>
+            <w:tcBorders>
+              <w:top w:val="single" w:color="CCCCCC" w:sz="1"/>
+              <w:left w:val="single" w:color="CCCCCC" w:sz="1"/>
+              <w:bottom w:val="single" w:color="CCCCCC" w:sz="1"/>
+              <w:right w:val="single" w:color="CCCCCC" w:sz="1"/>
+            </w:tcBorders>
+            <w:shd w:fill="FFFFFF" w:color="auto" w:val="clear"/>
+            <w:tcMar>
+              <w:top w:type="dxa" w:w="60"/>
+              <w:left w:type="dxa" w:w="120"/>
+              <w:bottom w:type="dxa" w:w="60"/>
+              <w:right w:type="dxa" w:w="120"/>
+            </w:tcMar>
+            <w:vAlign w:val="center"/>
+          </w:tcPr>
+          <w:p>
+            <w:pPr>
+              <w:jc w:val="left"/>
+            </w:pPr>
+            <w:r>
+              <w:rPr>
+                <w:rFonts w:ascii="Courier New" w:cs="Courier New" w:eastAsia="Courier New" w:hAnsi="Courier New"/>
+                <w:b w:val="false"/>
+                <w:bCs w:val="false"/>
+                <w:i w:val="false"/>
+                <w:iCs w:val="false"/>
+                <w:color w:val="1A252F"/>
+                <w:sz w:val="17"/>
+                <w:szCs w:val="17"/>
+              </w:rPr>
+              <w:t xml:space="preserve">string</w:t>
+            </w:r>
+          </w:p>
+        </w:tc>
+        <w:tc>
+          <w:tcPr>
+            <w:tcW w:type="dxa" w:w="6060"/>
+            <w:tcBorders>
+              <w:top w:val="single" w:color="CCCCCC" w:sz="1"/>
+              <w:left w:val="single" w:color="CCCCCC" w:sz="1"/>
+              <w:bottom w:val="single" w:color="CCCCCC" w:sz="1"/>
+              <w:right w:val="single" w:color="CCCCCC" w:sz="1"/>
+            </w:tcBorders>
+            <w:shd w:fill="FFFFFF" w:color="auto" w:val="clear"/>
+            <w:tcMar>
+              <w:top w:type="dxa" w:w="60"/>
+              <w:left w:type="dxa" w:w="120"/>
+              <w:bottom w:type="dxa" w:w="60"/>
+              <w:right w:type="dxa" w:w="120"/>
+            </w:tcMar>
+            <w:vAlign w:val="center"/>
+          </w:tcPr>
+          <w:p>
+            <w:pPr>
+              <w:jc w:val="left"/>
+            </w:pPr>
+            <w:r>
+              <w:rPr>
+                <w:b w:val="false"/>
+                <w:bCs w:val="false"/>
+                <w:i w:val="false"/>
+                <w:iCs w:val="false"/>
+                <w:color w:val="1A252F"/>
+                <w:sz w:val="17"/>
+                <w:szCs w:val="17"/>
+              </w:rPr>
+              <w:t xml:space="preserve">Kategori.</w:t>
+            </w:r>
+          </w:p>
+        </w:tc>
+      </w:tr>
+      <w:tr>
+        <w:tc>
+          <w:tcPr>
+            <w:tcW w:type="dxa" w:w="2000"/>
+            <w:tcBorders>
+              <w:top w:val="single" w:color="CCCCCC" w:sz="1"/>
+              <w:left w:val="single" w:color="CCCCCC" w:sz="1"/>
+              <w:bottom w:val="single" w:color="CCCCCC" w:sz="1"/>
+              <w:right w:val="single" w:color="CCCCCC" w:sz="1"/>
+            </w:tcBorders>
+            <w:shd w:fill="FFFFFF" w:color="auto" w:val="clear"/>
+            <w:tcMar>
+              <w:top w:type="dxa" w:w="60"/>
+              <w:left w:type="dxa" w:w="120"/>
+              <w:bottom w:type="dxa" w:w="60"/>
+              <w:right w:type="dxa" w:w="120"/>
+            </w:tcMar>
+            <w:vAlign w:val="center"/>
+          </w:tcPr>
+          <w:p>
+            <w:pPr>
+              <w:jc w:val="left"/>
+            </w:pPr>
+            <w:r>
+              <w:rPr>
+                <w:rFonts w:ascii="Courier New" w:cs="Courier New" w:eastAsia="Courier New" w:hAnsi="Courier New"/>
+                <w:b w:val="false"/>
+                <w:bCs w:val="false"/>
+                <w:i w:val="false"/>
+                <w:iCs w:val="false"/>
+                <w:color w:val="2E86C1"/>
+                <w:sz w:val="17"/>
+                <w:szCs w:val="17"/>
+              </w:rPr>
+              <w:t xml:space="preserve">Brand</w:t>
+            </w:r>
+          </w:p>
+        </w:tc>
+        <w:tc>
+          <w:tcPr>
+            <w:tcW w:type="dxa" w:w="1300"/>
+            <w:tcBorders>
+              <w:top w:val="single" w:color="CCCCCC" w:sz="1"/>
+              <w:left w:val="single" w:color="CCCCCC" w:sz="1"/>
+              <w:bottom w:val="single" w:color="CCCCCC" w:sz="1"/>
+              <w:right w:val="single" w:color="CCCCCC" w:sz="1"/>
+            </w:tcBorders>
+            <w:shd w:fill="FFFFFF" w:color="auto" w:val="clear"/>
+            <w:tcMar>
+              <w:top w:type="dxa" w:w="60"/>
+              <w:left w:type="dxa" w:w="120"/>
+              <w:bottom w:type="dxa" w:w="60"/>
+              <w:right w:type="dxa" w:w="120"/>
+            </w:tcMar>
+            <w:vAlign w:val="center"/>
+          </w:tcPr>
+          <w:p>
+            <w:pPr>
+              <w:jc w:val="left"/>
+            </w:pPr>
+            <w:r>
+              <w:rPr>
+                <w:rFonts w:ascii="Courier New" w:cs="Courier New" w:eastAsia="Courier New" w:hAnsi="Courier New"/>
+                <w:b w:val="false"/>
+                <w:bCs w:val="false"/>
+                <w:i w:val="false"/>
+                <w:iCs w:val="false"/>
+                <w:color w:val="1A252F"/>
+                <w:sz w:val="17"/>
+                <w:szCs w:val="17"/>
+              </w:rPr>
+              <w:t xml:space="preserve">string</w:t>
+            </w:r>
+          </w:p>
+        </w:tc>
+        <w:tc>
+          <w:tcPr>
+            <w:tcW w:type="dxa" w:w="6060"/>
+            <w:tcBorders>
+              <w:top w:val="single" w:color="CCCCCC" w:sz="1"/>
+              <w:left w:val="single" w:color="CCCCCC" w:sz="1"/>
+              <w:bottom w:val="single" w:color="CCCCCC" w:sz="1"/>
+              <w:right w:val="single" w:color="CCCCCC" w:sz="1"/>
+            </w:tcBorders>
+            <w:shd w:fill="FFFFFF" w:color="auto" w:val="clear"/>
+            <w:tcMar>
+              <w:top w:type="dxa" w:w="60"/>
+              <w:left w:type="dxa" w:w="120"/>
+              <w:bottom w:type="dxa" w:w="60"/>
+              <w:right w:type="dxa" w:w="120"/>
+            </w:tcMar>
+            <w:vAlign w:val="center"/>
+          </w:tcPr>
+          <w:p>
+            <w:pPr>
+              <w:jc w:val="left"/>
+            </w:pPr>
+            <w:r>
+              <w:rPr>
+                <w:b w:val="false"/>
+                <w:bCs w:val="false"/>
+                <w:i w:val="false"/>
+                <w:iCs w:val="false"/>
+                <w:color w:val="1A252F"/>
+                <w:sz w:val="17"/>
+                <w:szCs w:val="17"/>
+              </w:rPr>
+              <w:t xml:space="preserve">Marka.</w:t>
+            </w:r>
+          </w:p>
+        </w:tc>
+      </w:tr>
+      <w:tr>
+        <w:tc>
+          <w:tcPr>
+            <w:tcW w:type="dxa" w:w="2000"/>
+            <w:tcBorders>
+              <w:top w:val="single" w:color="CCCCCC" w:sz="1"/>
+              <w:left w:val="single" w:color="CCCCCC" w:sz="1"/>
+              <w:bottom w:val="single" w:color="CCCCCC" w:sz="1"/>
+              <w:right w:val="single" w:color="CCCCCC" w:sz="1"/>
+            </w:tcBorders>
+            <w:shd w:fill="FFFFFF" w:color="auto" w:val="clear"/>
+            <w:tcMar>
+              <w:top w:type="dxa" w:w="60"/>
+              <w:left w:type="dxa" w:w="120"/>
+              <w:bottom w:type="dxa" w:w="60"/>
+              <w:right w:type="dxa" w:w="120"/>
+            </w:tcMar>
+            <w:vAlign w:val="center"/>
+          </w:tcPr>
+          <w:p>
+            <w:pPr>
+              <w:jc w:val="left"/>
+            </w:pPr>
+            <w:r>
+              <w:rPr>
+                <w:rFonts w:ascii="Courier New" w:cs="Courier New" w:eastAsia="Courier New" w:hAnsi="Courier New"/>
+                <w:b w:val="false"/>
+                <w:bCs w:val="false"/>
+                <w:i w:val="false"/>
+                <w:iCs w:val="false"/>
+                <w:color w:val="2E86C1"/>
+                <w:sz w:val="17"/>
+                <w:szCs w:val="17"/>
+              </w:rPr>
+              <w:t xml:space="preserve">StockQuantity</w:t>
+            </w:r>
+          </w:p>
+        </w:tc>
+        <w:tc>
+          <w:tcPr>
+            <w:tcW w:type="dxa" w:w="1300"/>
+            <w:tcBorders>
+              <w:top w:val="single" w:color="CCCCCC" w:sz="1"/>
+              <w:left w:val="single" w:color="CCCCCC" w:sz="1"/>
+              <w:bottom w:val="single" w:color="CCCCCC" w:sz="1"/>
+              <w:right w:val="single" w:color="CCCCCC" w:sz="1"/>
+            </w:tcBorders>
+            <w:shd w:fill="FFFFFF" w:color="auto" w:val="clear"/>
+            <w:tcMar>
+              <w:top w:type="dxa" w:w="60"/>
+              <w:left w:type="dxa" w:w="120"/>
+              <w:bottom w:type="dxa" w:w="60"/>
+              <w:right w:type="dxa" w:w="120"/>
+            </w:tcMar>
+            <w:vAlign w:val="center"/>
+          </w:tcPr>
+          <w:p>
+            <w:pPr>
+              <w:jc w:val="left"/>
+            </w:pPr>
+            <w:r>
+              <w:rPr>
+                <w:rFonts w:ascii="Courier New" w:cs="Courier New" w:eastAsia="Courier New" w:hAnsi="Courier New"/>
+                <w:b w:val="false"/>
+                <w:bCs w:val="false"/>
+                <w:i w:val="false"/>
+                <w:iCs w:val="false"/>
+                <w:color w:val="1A252F"/>
+                <w:sz w:val="17"/>
+                <w:szCs w:val="17"/>
+              </w:rPr>
+              <w:t xml:space="preserve">int</w:t>
+            </w:r>
+          </w:p>
+        </w:tc>
+        <w:tc>
+          <w:tcPr>
+            <w:tcW w:type="dxa" w:w="6060"/>
+            <w:tcBorders>
+              <w:top w:val="single" w:color="CCCCCC" w:sz="1"/>
+              <w:left w:val="single" w:color="CCCCCC" w:sz="1"/>
+              <w:bottom w:val="single" w:color="CCCCCC" w:sz="1"/>
+              <w:right w:val="single" w:color="CCCCCC" w:sz="1"/>
+            </w:tcBorders>
+            <w:shd w:fill="FFFFFF" w:color="auto" w:val="clear"/>
+            <w:tcMar>
+              <w:top w:type="dxa" w:w="60"/>
+              <w:left w:type="dxa" w:w="120"/>
+              <w:bottom w:type="dxa" w:w="60"/>
+              <w:right w:type="dxa" w:w="120"/>
+            </w:tcMar>
+            <w:vAlign w:val="center"/>
+          </w:tcPr>
+          <w:p>
+            <w:pPr>
+              <w:jc w:val="left"/>
+            </w:pPr>
+            <w:r>
+              <w:rPr>
+                <w:b w:val="false"/>
+                <w:bCs w:val="false"/>
+                <w:i w:val="false"/>
+                <w:iCs w:val="false"/>
+                <w:color w:val="1A252F"/>
+                <w:sz w:val="17"/>
+                <w:szCs w:val="17"/>
+              </w:rPr>
+              <w:t xml:space="preserve">Stok adeti.</w:t>
+            </w:r>
+          </w:p>
+        </w:tc>
+      </w:tr>
+      <w:tr>
+        <w:tc>
+          <w:tcPr>
+            <w:tcW w:type="dxa" w:w="2000"/>
+            <w:tcBorders>
+              <w:top w:val="single" w:color="CCCCCC" w:sz="1"/>
+              <w:left w:val="single" w:color="CCCCCC" w:sz="1"/>
+              <w:bottom w:val="single" w:color="CCCCCC" w:sz="1"/>
+              <w:right w:val="single" w:color="CCCCCC" w:sz="1"/>
+            </w:tcBorders>
+            <w:shd w:fill="FFFFFF" w:color="auto" w:val="clear"/>
+            <w:tcMar>
+              <w:top w:type="dxa" w:w="60"/>
+              <w:left w:type="dxa" w:w="120"/>
+              <w:bottom w:type="dxa" w:w="60"/>
+              <w:right w:type="dxa" w:w="120"/>
+            </w:tcMar>
+            <w:vAlign w:val="center"/>
+          </w:tcPr>
+          <w:p>
+            <w:pPr>
+              <w:jc w:val="left"/>
+            </w:pPr>
+            <w:r>
+              <w:rPr>
+                <w:rFonts w:ascii="Courier New" w:cs="Courier New" w:eastAsia="Courier New" w:hAnsi="Courier New"/>
+                <w:b w:val="false"/>
+                <w:bCs w:val="false"/>
+                <w:i w:val="false"/>
+                <w:iCs w:val="false"/>
+                <w:color w:val="2E86C1"/>
+                <w:sz w:val="17"/>
+                <w:szCs w:val="17"/>
+              </w:rPr>
+              <w:t xml:space="preserve">SalePrice</w:t>
+            </w:r>
+          </w:p>
+        </w:tc>
+        <w:tc>
+          <w:tcPr>
+            <w:tcW w:type="dxa" w:w="1300"/>
+            <w:tcBorders>
+              <w:top w:val="single" w:color="CCCCCC" w:sz="1"/>
+              <w:left w:val="single" w:color="CCCCCC" w:sz="1"/>
+              <w:bottom w:val="single" w:color="CCCCCC" w:sz="1"/>
+              <w:right w:val="single" w:color="CCCCCC" w:sz="1"/>
+            </w:tcBorders>
+            <w:shd w:fill="FFFFFF" w:color="auto" w:val="clear"/>
+            <w:tcMar>
+              <w:top w:type="dxa" w:w="60"/>
+              <w:left w:type="dxa" w:w="120"/>
+              <w:bottom w:type="dxa" w:w="60"/>
+              <w:right w:type="dxa" w:w="120"/>
+            </w:tcMar>
+            <w:vAlign w:val="center"/>
+          </w:tcPr>
+          <w:p>
+            <w:pPr>
+              <w:jc w:val="left"/>
+            </w:pPr>
+            <w:r>
+              <w:rPr>
+                <w:rFonts w:ascii="Courier New" w:cs="Courier New" w:eastAsia="Courier New" w:hAnsi="Courier New"/>
+                <w:b w:val="false"/>
+                <w:bCs w:val="false"/>
+                <w:i w:val="false"/>
+                <w:iCs w:val="false"/>
+                <w:color w:val="1A252F"/>
+                <w:sz w:val="17"/>
+                <w:szCs w:val="17"/>
+              </w:rPr>
+              <w:t xml:space="preserve">decimal</w:t>
+            </w:r>
+          </w:p>
+        </w:tc>
+        <w:tc>
+          <w:tcPr>
+            <w:tcW w:type="dxa" w:w="6060"/>
+            <w:tcBorders>
+              <w:top w:val="single" w:color="CCCCCC" w:sz="1"/>
+              <w:left w:val="single" w:color="CCCCCC" w:sz="1"/>
+              <w:bottom w:val="single" w:color="CCCCCC" w:sz="1"/>
+              <w:right w:val="single" w:color="CCCCCC" w:sz="1"/>
+            </w:tcBorders>
+            <w:shd w:fill="FFFFFF" w:color="auto" w:val="clear"/>
+            <w:tcMar>
+              <w:top w:type="dxa" w:w="60"/>
+              <w:left w:type="dxa" w:w="120"/>
+              <w:bottom w:type="dxa" w:w="60"/>
+              <w:right w:type="dxa" w:w="120"/>
+            </w:tcMar>
+            <w:vAlign w:val="center"/>
+          </w:tcPr>
+          <w:p>
+            <w:pPr>
+              <w:jc w:val="left"/>
+            </w:pPr>
+            <w:r>
+              <w:rPr>
+                <w:b w:val="false"/>
+                <w:bCs w:val="false"/>
+                <w:i w:val="false"/>
+                <w:iCs w:val="false"/>
+                <w:color w:val="1A252F"/>
+                <w:sz w:val="17"/>
+                <w:szCs w:val="17"/>
+              </w:rPr>
+              <w:t xml:space="preserve">Satış fiyatı.</w:t>
+            </w:r>
+          </w:p>
+        </w:tc>
+      </w:tr>
+      <w:tr>
+        <w:tc>
+          <w:tcPr>
+            <w:tcW w:type="dxa" w:w="2000"/>
+            <w:tcBorders>
+              <w:top w:val="single" w:color="CCCCCC" w:sz="1"/>
+              <w:left w:val="single" w:color="CCCCCC" w:sz="1"/>
+              <w:bottom w:val="single" w:color="CCCCCC" w:sz="1"/>
+              <w:right w:val="single" w:color="CCCCCC" w:sz="1"/>
+            </w:tcBorders>
+            <w:shd w:fill="FFFFFF" w:color="auto" w:val="clear"/>
+            <w:tcMar>
+              <w:top w:type="dxa" w:w="60"/>
+              <w:left w:type="dxa" w:w="120"/>
+              <w:bottom w:type="dxa" w:w="60"/>
+              <w:right w:type="dxa" w:w="120"/>
+            </w:tcMar>
+            <w:vAlign w:val="center"/>
+          </w:tcPr>
+          <w:p>
+            <w:pPr>
+              <w:jc w:val="left"/>
+            </w:pPr>
+            <w:r>
+              <w:rPr>
+                <w:rFonts w:ascii="Courier New" w:cs="Courier New" w:eastAsia="Courier New" w:hAnsi="Courier New"/>
+                <w:b w:val="false"/>
+                <w:bCs w:val="false"/>
+                <w:i w:val="false"/>
+                <w:iCs w:val="false"/>
+                <w:color w:val="2E86C1"/>
+                <w:sz w:val="17"/>
+                <w:szCs w:val="17"/>
+              </w:rPr>
+              <w:t xml:space="preserve">VAT</w:t>
+            </w:r>
+          </w:p>
+        </w:tc>
+        <w:tc>
+          <w:tcPr>
+            <w:tcW w:type="dxa" w:w="1300"/>
+            <w:tcBorders>
+              <w:top w:val="single" w:color="CCCCCC" w:sz="1"/>
+              <w:left w:val="single" w:color="CCCCCC" w:sz="1"/>
+              <w:bottom w:val="single" w:color="CCCCCC" w:sz="1"/>
+              <w:right w:val="single" w:color="CCCCCC" w:sz="1"/>
+            </w:tcBorders>
+            <w:shd w:fill="FFFFFF" w:color="auto" w:val="clear"/>
+            <w:tcMar>
+              <w:top w:type="dxa" w:w="60"/>
+              <w:left w:type="dxa" w:w="120"/>
+              <w:bottom w:type="dxa" w:w="60"/>
+              <w:right w:type="dxa" w:w="120"/>
+            </w:tcMar>
+            <w:vAlign w:val="center"/>
+          </w:tcPr>
+          <w:p>
+            <w:pPr>
+              <w:jc w:val="left"/>
+            </w:pPr>
+            <w:r>
+              <w:rPr>
+                <w:rFonts w:ascii="Courier New" w:cs="Courier New" w:eastAsia="Courier New" w:hAnsi="Courier New"/>
+                <w:b w:val="false"/>
+                <w:bCs w:val="false"/>
+                <w:i w:val="false"/>
+                <w:iCs w:val="false"/>
+                <w:color w:val="1A252F"/>
+                <w:sz w:val="17"/>
+                <w:szCs w:val="17"/>
+              </w:rPr>
+              <w:t xml:space="preserve">int</w:t>
+            </w:r>
+          </w:p>
+        </w:tc>
+        <w:tc>
+          <w:tcPr>
+            <w:tcW w:type="dxa" w:w="6060"/>
+            <w:tcBorders>
+              <w:top w:val="single" w:color="CCCCCC" w:sz="1"/>
+              <w:left w:val="single" w:color="CCCCCC" w:sz="1"/>
+              <w:bottom w:val="single" w:color="CCCCCC" w:sz="1"/>
+              <w:right w:val="single" w:color="CCCCCC" w:sz="1"/>
+            </w:tcBorders>
+            <w:shd w:fill="FFFFFF" w:color="auto" w:val="clear"/>
+            <w:tcMar>
+              <w:top w:type="dxa" w:w="60"/>
+              <w:left w:type="dxa" w:w="120"/>
+              <w:bottom w:type="dxa" w:w="60"/>
+              <w:right w:type="dxa" w:w="120"/>
+            </w:tcMar>
+            <w:vAlign w:val="center"/>
+          </w:tcPr>
+          <w:p>
+            <w:pPr>
+              <w:jc w:val="left"/>
+            </w:pPr>
+            <w:r>
+              <w:rPr>
+                <w:b w:val="false"/>
+                <w:bCs w:val="false"/>
+                <w:i w:val="false"/>
+                <w:iCs w:val="false"/>
+                <w:color w:val="1A252F"/>
+                <w:sz w:val="17"/>
+                <w:szCs w:val="17"/>
+              </w:rPr>
+              <w:t xml:space="preserve">KDV oranı.</w:t>
+            </w:r>
+          </w:p>
+        </w:tc>
+      </w:tr>
+      <w:tr>
+        <w:tc>
+          <w:tcPr>
+            <w:tcW w:type="dxa" w:w="2000"/>
+            <w:tcBorders>
+              <w:top w:val="single" w:color="CCCCCC" w:sz="1"/>
+              <w:left w:val="single" w:color="CCCCCC" w:sz="1"/>
+              <w:bottom w:val="single" w:color="CCCCCC" w:sz="1"/>
+              <w:right w:val="single" w:color="CCCCCC" w:sz="1"/>
+            </w:tcBorders>
+            <w:shd w:fill="FFFFFF" w:color="auto" w:val="clear"/>
+            <w:tcMar>
+              <w:top w:type="dxa" w:w="60"/>
+              <w:left w:type="dxa" w:w="120"/>
+              <w:bottom w:type="dxa" w:w="60"/>
+              <w:right w:type="dxa" w:w="120"/>
+            </w:tcMar>
+            <w:vAlign w:val="center"/>
+          </w:tcPr>
+          <w:p>
+            <w:pPr>
+              <w:jc w:val="left"/>
+            </w:pPr>
+            <w:r>
+              <w:rPr>
+                <w:rFonts w:ascii="Courier New" w:cs="Courier New" w:eastAsia="Courier New" w:hAnsi="Courier New"/>
+                <w:b w:val="false"/>
+                <w:bCs w:val="false"/>
+                <w:i w:val="false"/>
+                <w:iCs w:val="false"/>
+                <w:color w:val="2E86C1"/>
+                <w:sz w:val="17"/>
+                <w:szCs w:val="17"/>
+              </w:rPr>
+              <w:t xml:space="preserve">MainProductId</w:t>
+            </w:r>
+          </w:p>
+        </w:tc>
+        <w:tc>
+          <w:tcPr>
+            <w:tcW w:type="dxa" w:w="1300"/>
+            <w:tcBorders>
+              <w:top w:val="single" w:color="CCCCCC" w:sz="1"/>
+              <w:left w:val="single" w:color="CCCCCC" w:sz="1"/>
+              <w:bottom w:val="single" w:color="CCCCCC" w:sz="1"/>
+              <w:right w:val="single" w:color="CCCCCC" w:sz="1"/>
+            </w:tcBorders>
+            <w:shd w:fill="FFFFFF" w:color="auto" w:val="clear"/>
+            <w:tcMar>
+              <w:top w:type="dxa" w:w="60"/>
+              <w:left w:type="dxa" w:w="120"/>
+              <w:bottom w:type="dxa" w:w="60"/>
+              <w:right w:type="dxa" w:w="120"/>
+            </w:tcMar>
+            <w:vAlign w:val="center"/>
+          </w:tcPr>
+          <w:p>
+            <w:pPr>
+              <w:jc w:val="left"/>
+            </w:pPr>
+            <w:r>
+              <w:rPr>
+                <w:rFonts w:ascii="Courier New" w:cs="Courier New" w:eastAsia="Courier New" w:hAnsi="Courier New"/>
+                <w:b w:val="false"/>
+                <w:bCs w:val="false"/>
+                <w:i w:val="false"/>
+                <w:iCs w:val="false"/>
+                <w:color w:val="1A252F"/>
+                <w:sz w:val="17"/>
+                <w:szCs w:val="17"/>
+              </w:rPr>
+              <w:t xml:space="preserve">int</w:t>
+            </w:r>
+          </w:p>
+        </w:tc>
+        <w:tc>
+          <w:tcPr>
+            <w:tcW w:type="dxa" w:w="6060"/>
+            <w:tcBorders>
+              <w:top w:val="single" w:color="CCCCCC" w:sz="1"/>
+              <w:left w:val="single" w:color="CCCCCC" w:sz="1"/>
+              <w:bottom w:val="single" w:color="CCCCCC" w:sz="1"/>
+              <w:right w:val="single" w:color="CCCCCC" w:sz="1"/>
+            </w:tcBorders>
+            <w:shd w:fill="FFFFFF" w:color="auto" w:val="clear"/>
+            <w:tcMar>
+              <w:top w:type="dxa" w:w="60"/>
+              <w:left w:type="dxa" w:w="120"/>
+              <w:bottom w:type="dxa" w:w="60"/>
+              <w:right w:type="dxa" w:w="120"/>
+            </w:tcMar>
+            <w:vAlign w:val="center"/>
+          </w:tcPr>
+          <w:p>
+            <w:pPr>
+              <w:jc w:val="left"/>
+            </w:pPr>
+            <w:r>
+              <w:rPr>
+                <w:b w:val="false"/>
+                <w:bCs w:val="false"/>
+                <w:i w:val="false"/>
+                <w:iCs w:val="false"/>
+                <w:color w:val="1A252F"/>
+                <w:sz w:val="17"/>
+                <w:szCs w:val="17"/>
+              </w:rPr>
+              <w:t xml:space="preserve">Ana ürün ID (Ana_urunID).</w:t>
+            </w:r>
+          </w:p>
+        </w:tc>
+      </w:tr>
+      <w:tr>
+        <w:tc>
+          <w:tcPr>
+            <w:tcW w:type="dxa" w:w="2000"/>
+            <w:tcBorders>
+              <w:top w:val="single" w:color="CCCCCC" w:sz="1"/>
+              <w:left w:val="single" w:color="CCCCCC" w:sz="1"/>
+              <w:bottom w:val="single" w:color="CCCCCC" w:sz="1"/>
+              <w:right w:val="single" w:color="CCCCCC" w:sz="1"/>
+            </w:tcBorders>
+            <w:shd w:fill="FFFFFF" w:color="auto" w:val="clear"/>
+            <w:tcMar>
+              <w:top w:type="dxa" w:w="60"/>
+              <w:left w:type="dxa" w:w="120"/>
+              <w:bottom w:type="dxa" w:w="60"/>
+              <w:right w:type="dxa" w:w="120"/>
+            </w:tcMar>
+            <w:vAlign w:val="center"/>
+          </w:tcPr>
+          <w:p>
+            <w:pPr>
+              <w:jc w:val="left"/>
+            </w:pPr>
+            <w:r>
+              <w:rPr>
+                <w:rFonts w:ascii="Courier New" w:cs="Courier New" w:eastAsia="Courier New" w:hAnsi="Courier New"/>
+                <w:b w:val="false"/>
+                <w:bCs w:val="false"/>
+                <w:i w:val="false"/>
+                <w:iCs w:val="false"/>
+                <w:color w:val="2E86C1"/>
+                <w:sz w:val="17"/>
+                <w:szCs w:val="17"/>
+              </w:rPr>
+              <w:t xml:space="preserve">VariantId</w:t>
+            </w:r>
+          </w:p>
+        </w:tc>
+        <w:tc>
+          <w:tcPr>
+            <w:tcW w:type="dxa" w:w="1300"/>
+            <w:tcBorders>
+              <w:top w:val="single" w:color="CCCCCC" w:sz="1"/>
+              <w:left w:val="single" w:color="CCCCCC" w:sz="1"/>
+              <w:bottom w:val="single" w:color="CCCCCC" w:sz="1"/>
+              <w:right w:val="single" w:color="CCCCCC" w:sz="1"/>
+            </w:tcBorders>
+            <w:shd w:fill="FFFFFF" w:color="auto" w:val="clear"/>
+            <w:tcMar>
+              <w:top w:type="dxa" w:w="60"/>
+              <w:left w:type="dxa" w:w="120"/>
+              <w:bottom w:type="dxa" w:w="60"/>
+              <w:right w:type="dxa" w:w="120"/>
+            </w:tcMar>
+            <w:vAlign w:val="center"/>
+          </w:tcPr>
+          <w:p>
+            <w:pPr>
+              <w:jc w:val="left"/>
+            </w:pPr>
+            <w:r>
+              <w:rPr>
+                <w:rFonts w:ascii="Courier New" w:cs="Courier New" w:eastAsia="Courier New" w:hAnsi="Courier New"/>
+                <w:b w:val="false"/>
+                <w:bCs w:val="false"/>
+                <w:i w:val="false"/>
+                <w:iCs w:val="false"/>
+                <w:color w:val="1A252F"/>
+                <w:sz w:val="17"/>
+                <w:szCs w:val="17"/>
+              </w:rPr>
+              <w:t xml:space="preserve">int</w:t>
+            </w:r>
+          </w:p>
+        </w:tc>
+        <w:tc>
+          <w:tcPr>
+            <w:tcW w:type="dxa" w:w="6060"/>
+            <w:tcBorders>
+              <w:top w:val="single" w:color="CCCCCC" w:sz="1"/>
+              <w:left w:val="single" w:color="CCCCCC" w:sz="1"/>
+              <w:bottom w:val="single" w:color="CCCCCC" w:sz="1"/>
+              <w:right w:val="single" w:color="CCCCCC" w:sz="1"/>
+            </w:tcBorders>
+            <w:shd w:fill="FFFFFF" w:color="auto" w:val="clear"/>
+            <w:tcMar>
+              <w:top w:type="dxa" w:w="60"/>
+              <w:left w:type="dxa" w:w="120"/>
+              <w:bottom w:type="dxa" w:w="60"/>
+              <w:right w:type="dxa" w:w="120"/>
+            </w:tcMar>
+            <w:vAlign w:val="center"/>
+          </w:tcPr>
+          <w:p>
+            <w:pPr>
+              <w:jc w:val="left"/>
+            </w:pPr>
+            <w:r>
+              <w:rPr>
+                <w:b w:val="false"/>
+                <w:bCs w:val="false"/>
+                <w:i w:val="false"/>
+                <w:iCs w:val="false"/>
+                <w:color w:val="1A252F"/>
+                <w:sz w:val="17"/>
+                <w:szCs w:val="17"/>
+              </w:rPr>
+              <w:t xml:space="preserve">Varyant ID. Varyantsız ürünlerde -1 olabilir.</w:t>
+            </w:r>
+          </w:p>
+        </w:tc>
+      </w:tr>
+    </w:tbl>
+    <w:p>
+      <w:pPr>
+        <w:spacing w:before="140"/>
+      </w:pPr>
+    </w:p>
+    <w:p>
+      <w:pPr>
+        <w:spacing w:after="120" w:before="280"/>
+      </w:pPr>
+      <w:r>
+        <w:rPr>
+          <w:b/>
+          <w:bCs/>
+          <w:color w:val="2E86C1"/>
+          <w:sz w:val="26"/>
+          <w:szCs w:val="26"/>
+        </w:rPr>
+        <w:t xml:space="preserve">5.4 Örnek İstek</w:t>
+      </w:r>
+    </w:p>
+    <w:tbl>
+      <w:tblPr>
+        <w:tblW w:type="dxa" w:w="9360"/>
+        <w:tblBorders>
+          <w:top w:val="single" w:color="auto" w:sz="4"/>
+          <w:left w:val="single" w:color="auto" w:sz="4"/>
+          <w:bottom w:val="single" w:color="auto" w:sz="4"/>
+          <w:right w:val="single" w:color="auto" w:sz="4"/>
+          <w:insideH w:val="single" w:color="auto" w:sz="4"/>
+          <w:insideV w:val="single" w:color="auto" w:sz="4"/>
+        </w:tblBorders>
+        <w:tblLayout w:type="fixed"/>
+      </w:tblPr>
+      <w:tblGrid>
+        <w:gridCol w:w="9360"/>
+      </w:tblGrid>
+      <w:tr>
+        <w:tc>
+          <w:tcPr>
+            <w:tcW w:type="dxa" w:w="9360"/>
+            <w:tcBorders>
+              <w:top w:val="single" w:color="CCCCCC" w:sz="1"/>
+              <w:left w:val="single" w:color="CCCCCC" w:sz="1"/>
+              <w:bottom w:val="single" w:color="CCCCCC" w:sz="1"/>
+              <w:right w:val="single" w:color="CCCCCC" w:sz="1"/>
+            </w:tcBorders>
+            <w:shd w:fill="F4F6F8" w:color="auto" w:val="clear"/>
+            <w:tcMar>
+              <w:top w:type="dxa" w:w="140"/>
+              <w:left w:type="dxa" w:w="220"/>
+              <w:bottom w:type="dxa" w:w="140"/>
+              <w:right w:type="dxa" w:w="220"/>
+            </w:tcMar>
+          </w:tcPr>
+          <w:p>
+            <w:pPr>
+              <w:spacing w:after="36" w:before="36"/>
+            </w:pPr>
+            <w:r>
+              <w:rPr>
+                <w:rFonts w:ascii="Courier New" w:cs="Courier New" w:eastAsia="Courier New" w:hAnsi="Courier New"/>
+                <w:color w:val="1A252F"/>
+                <w:sz w:val="17"/>
+                <w:szCs w:val="17"/>
+              </w:rPr>
+              <w:t xml:space="preserve">POST /api/v2/Product/ProductList</w:t>
+            </w:r>
+          </w:p>
+          <w:p>
+            <w:pPr>
+              <w:spacing w:after="36" w:before="36"/>
+            </w:pPr>
+            <w:r>
+              <w:rPr>
+                <w:rFonts w:ascii="Courier New" w:cs="Courier New" w:eastAsia="Courier New" w:hAnsi="Courier New"/>
+                <w:color w:val="1A252F"/>
+                <w:sz w:val="17"/>
+                <w:szCs w:val="17"/>
+              </w:rPr>
+              <w:t xml:space="preserve">Content-Type: application/json</w:t>
+            </w:r>
+          </w:p>
+          <w:p>
+            <w:pPr>
+              <w:spacing w:after="36" w:before="36"/>
+            </w:pPr>
+          </w:p>
+          <w:p>
+            <w:pPr>
+              <w:spacing w:after="36" w:before="36"/>
+            </w:pPr>
+            <w:r>
+              <w:rPr>
+                <w:rFonts w:ascii="Courier New" w:cs="Courier New" w:eastAsia="Courier New" w:hAnsi="Courier New"/>
+                <w:color w:val="1A252F"/>
+                <w:sz w:val="17"/>
+                <w:szCs w:val="17"/>
+              </w:rPr>
+              <w:t xml:space="preserve">{</w:t>
+            </w:r>
+          </w:p>
+          <w:p>
+            <w:pPr>
+              <w:spacing w:after="36" w:before="36"/>
+            </w:pPr>
+            <w:r>
+              <w:rPr>
+                <w:rFonts w:ascii="Courier New" w:cs="Courier New" w:eastAsia="Courier New" w:hAnsi="Courier New"/>
+                <w:color w:val="1A252F"/>
+                <w:sz w:val="17"/>
+                <w:szCs w:val="17"/>
+              </w:rPr>
+              <w:t xml:space="preserve">  "StockCode": "STK-0003",</w:t>
+            </w:r>
+          </w:p>
+          <w:p>
+            <w:pPr>
+              <w:spacing w:after="36" w:before="36"/>
+            </w:pPr>
+            <w:r>
+              <w:rPr>
+                <w:rFonts w:ascii="Courier New" w:cs="Courier New" w:eastAsia="Courier New" w:hAnsi="Courier New"/>
+                <w:color w:val="1A252F"/>
+                <w:sz w:val="17"/>
+                <w:szCs w:val="17"/>
+              </w:rPr>
+              <w:t xml:space="preserve">  "Barcode": "",</w:t>
+            </w:r>
+          </w:p>
+          <w:p>
+            <w:pPr>
+              <w:spacing w:after="36" w:before="36"/>
+            </w:pPr>
+            <w:r>
+              <w:rPr>
+                <w:rFonts w:ascii="Courier New" w:cs="Courier New" w:eastAsia="Courier New" w:hAnsi="Courier New"/>
+                <w:color w:val="1A252F"/>
+                <w:sz w:val="17"/>
+                <w:szCs w:val="17"/>
+              </w:rPr>
+              <w:t xml:space="preserve">  "Page": 1,</w:t>
+            </w:r>
+          </w:p>
+          <w:p>
+            <w:pPr>
+              <w:spacing w:after="36" w:before="36"/>
+            </w:pPr>
+            <w:r>
+              <w:rPr>
+                <w:rFonts w:ascii="Courier New" w:cs="Courier New" w:eastAsia="Courier New" w:hAnsi="Courier New"/>
+                <w:color w:val="1A252F"/>
+                <w:sz w:val="17"/>
+                <w:szCs w:val="17"/>
+              </w:rPr>
+              <w:t xml:space="preserve">  "Limit": 100</w:t>
+            </w:r>
+          </w:p>
+          <w:p>
+            <w:pPr>
+              <w:spacing w:after="36" w:before="36"/>
+            </w:pPr>
+            <w:r>
+              <w:rPr>
+                <w:rFonts w:ascii="Courier New" w:cs="Courier New" w:eastAsia="Courier New" w:hAnsi="Courier New"/>
+                <w:color w:val="1A252F"/>
+                <w:sz w:val="17"/>
+                <w:szCs w:val="17"/>
+              </w:rPr>
+              <w:t xml:space="preserve">}</w:t>
+            </w:r>
+          </w:p>
+        </w:tc>
+      </w:tr>
+    </w:tbl>
+    <w:p>
+      <w:pPr>
+        <w:pBdr>
+          <w:bottom w:val="single" w:color="2E86C1" w:sz="4" w:space="6"/>
+        </w:pBdr>
+        <w:spacing w:after="180" w:before="360"/>
+      </w:pPr>
+      <w:r>
+        <w:rPr>
+          <w:b/>
+          <w:bCs/>
+          <w:color w:val="1E3A5F"/>
+          <w:sz w:val="32"/>
+          <w:szCs w:val="32"/>
+        </w:rPr>
+        <w:t xml:space="preserve">6. Stok İşlem Takibi — StockTransactionHistory</w:t>
+      </w:r>
+    </w:p>
+    <w:p>
+      <w:pPr>
+        <w:spacing w:after="120" w:before="280"/>
+      </w:pPr>
+      <w:r>
+        <w:rPr>
+          <w:b/>
+          <w:bCs/>
+          <w:color w:val="2E86C1"/>
+          <w:sz w:val="26"/>
+          <w:szCs w:val="26"/>
+        </w:rPr>
+        <w:t xml:space="preserve">6.1 Genel Bakış</w:t>
+      </w:r>
+    </w:p>
+    <w:p>
+      <w:pPr>
+        <w:spacing w:after="80" w:before="80"/>
+      </w:pPr>
+      <w:r>
+        <w:rPr>
+          <w:color w:val="1A252F"/>
+          <w:sz w:val="21"/>
+          <w:szCs w:val="21"/>
+        </w:rPr>
+        <w:t xml:space="preserve">Bir ürünün stok hareket dökümünü (giriş, çıkış, depo transferi, sipariş vb.) ve her hareket sonrası kümülatif stok bakiyesini döndürür. KDV her zaman dahil (Net) kabul edilir; fiyat/maliyet bilgileri bu endpoint'in kapsamında değildir.</w:t>
+      </w:r>
+    </w:p>
+    <w:p>
+      <w:pPr>
+        <w:spacing w:before="100"/>
+      </w:pPr>
+    </w:p>
+    <w:tbl>
+      <w:tblPr>
+        <w:tblW w:type="dxa" w:w="9360"/>
+        <w:tblBorders>
+          <w:top w:val="single" w:color="auto" w:sz="4"/>
+          <w:left w:val="single" w:color="auto" w:sz="4"/>
+          <w:bottom w:val="single" w:color="auto" w:sz="4"/>
+          <w:right w:val="single" w:color="auto" w:sz="4"/>
+          <w:insideH w:val="single" w:color="auto" w:sz="4"/>
+          <w:insideV w:val="single" w:color="auto" w:sz="4"/>
+        </w:tblBorders>
+        <w:tblLayout w:type="fixed"/>
+      </w:tblPr>
+      <w:tblGrid>
+        <w:gridCol w:w="1800"/>
+        <w:gridCol w:w="7560"/>
+      </w:tblGrid>
+      <w:tr>
+        <w:tc>
+          <w:tcPr>
+            <w:tcW w:type="dxa" w:w="1800"/>
+            <w:tcBorders>
+              <w:top w:val="single" w:color="CCCCCC" w:sz="1"/>
+              <w:left w:val="single" w:color="CCCCCC" w:sz="1"/>
+              <w:bottom w:val="single" w:color="CCCCCC" w:sz="1"/>
+              <w:right w:val="single" w:color="CCCCCC" w:sz="1"/>
+            </w:tcBorders>
+            <w:shd w:fill="D6E4F0" w:color="auto" w:val="clear"/>
+            <w:tcMar>
+              <w:top w:type="dxa" w:w="60"/>
+              <w:left w:type="dxa" w:w="120"/>
+              <w:bottom w:type="dxa" w:w="60"/>
+              <w:right w:type="dxa" w:w="120"/>
+            </w:tcMar>
+            <w:vAlign w:val="center"/>
+          </w:tcPr>
+          <w:p>
+            <w:pPr>
+              <w:jc w:val="left"/>
+            </w:pPr>
+            <w:r>
+              <w:rPr>
+                <w:b/>
+                <w:bCs/>
+                <w:i w:val="false"/>
+                <w:iCs w:val="false"/>
+                <w:color w:val="1E3A5F"/>
+                <w:sz w:val="18"/>
+                <w:szCs w:val="18"/>
+              </w:rPr>
+              <w:t xml:space="preserve">Metod</w:t>
+            </w:r>
+          </w:p>
+        </w:tc>
+        <w:tc>
+          <w:tcPr>
+            <w:tcW w:type="dxa" w:w="7560"/>
+            <w:tcBorders>
+              <w:top w:val="single" w:color="CCCCCC" w:sz="1"/>
+              <w:left w:val="single" w:color="CCCCCC" w:sz="1"/>
+              <w:bottom w:val="single" w:color="CCCCCC" w:sz="1"/>
+              <w:right w:val="single" w:color="CCCCCC" w:sz="1"/>
+            </w:tcBorders>
+            <w:shd w:fill="FFFFFF" w:color="auto" w:val="clear"/>
+            <w:tcMar>
+              <w:top w:type="dxa" w:w="60"/>
+              <w:left w:type="dxa" w:w="120"/>
+              <w:bottom w:type="dxa" w:w="60"/>
+              <w:right w:type="dxa" w:w="120"/>
+            </w:tcMar>
+            <w:vAlign w:val="center"/>
+          </w:tcPr>
+          <w:p>
+            <w:pPr>
+              <w:jc w:val="left"/>
+            </w:pPr>
+            <w:r>
+              <w:rPr>
+                <w:rFonts w:ascii="Courier New" w:cs="Courier New" w:eastAsia="Courier New" w:hAnsi="Courier New"/>
+                <w:b w:val="false"/>
+                <w:bCs w:val="false"/>
+                <w:i w:val="false"/>
+                <w:iCs w:val="false"/>
+                <w:color w:val="1A252F"/>
+                <w:sz w:val="18"/>
+                <w:szCs w:val="18"/>
+              </w:rPr>
+              <w:t xml:space="preserve">POST</w:t>
+            </w:r>
+          </w:p>
+        </w:tc>
+      </w:tr>
+      <w:tr>
+        <w:tc>
+          <w:tcPr>
+            <w:tcW w:type="dxa" w:w="1800"/>
+            <w:tcBorders>
+              <w:top w:val="single" w:color="CCCCCC" w:sz="1"/>
+              <w:left w:val="single" w:color="CCCCCC" w:sz="1"/>
+              <w:bottom w:val="single" w:color="CCCCCC" w:sz="1"/>
+              <w:right w:val="single" w:color="CCCCCC" w:sz="1"/>
+            </w:tcBorders>
+            <w:shd w:fill="D6E4F0" w:color="auto" w:val="clear"/>
+            <w:tcMar>
+              <w:top w:type="dxa" w:w="60"/>
+              <w:left w:type="dxa" w:w="120"/>
+              <w:bottom w:type="dxa" w:w="60"/>
+              <w:right w:type="dxa" w:w="120"/>
+            </w:tcMar>
+            <w:vAlign w:val="center"/>
+          </w:tcPr>
+          <w:p>
+            <w:pPr>
+              <w:jc w:val="left"/>
+            </w:pPr>
+            <w:r>
+              <w:rPr>
+                <w:b/>
+                <w:bCs/>
+                <w:i w:val="false"/>
+                <w:iCs w:val="false"/>
+                <w:color w:val="1E3A5F"/>
+                <w:sz w:val="18"/>
+                <w:szCs w:val="18"/>
+              </w:rPr>
+              <w:t xml:space="preserve">Endpoint</w:t>
+            </w:r>
+          </w:p>
+        </w:tc>
+        <w:tc>
+          <w:tcPr>
+            <w:tcW w:type="dxa" w:w="7560"/>
+            <w:tcBorders>
+              <w:top w:val="single" w:color="CCCCCC" w:sz="1"/>
+              <w:left w:val="single" w:color="CCCCCC" w:sz="1"/>
+              <w:bottom w:val="single" w:color="CCCCCC" w:sz="1"/>
+              <w:right w:val="single" w:color="CCCCCC" w:sz="1"/>
+            </w:tcBorders>
+            <w:shd w:fill="FFFFFF" w:color="auto" w:val="clear"/>
+            <w:tcMar>
+              <w:top w:type="dxa" w:w="60"/>
+              <w:left w:type="dxa" w:w="120"/>
+              <w:bottom w:type="dxa" w:w="60"/>
+              <w:right w:type="dxa" w:w="120"/>
+            </w:tcMar>
+            <w:vAlign w:val="center"/>
+          </w:tcPr>
+          <w:p>
+            <w:pPr>
+              <w:jc w:val="left"/>
+            </w:pPr>
+            <w:r>
+              <w:rPr>
+                <w:rFonts w:ascii="Courier New" w:cs="Courier New" w:eastAsia="Courier New" w:hAnsi="Courier New"/>
+                <w:b w:val="false"/>
+                <w:bCs w:val="false"/>
+                <w:i w:val="false"/>
+                <w:iCs w:val="false"/>
+                <w:color w:val="1A252F"/>
+                <w:sz w:val="18"/>
+                <w:szCs w:val="18"/>
+              </w:rPr>
+              <w:t xml:space="preserve">{baseURL}/api/v2/Product/StockTransactionHistory</w:t>
+            </w:r>
+          </w:p>
+        </w:tc>
+      </w:tr>
+      <w:tr>
+        <w:tc>
+          <w:tcPr>
+            <w:tcW w:type="dxa" w:w="1800"/>
+            <w:tcBorders>
+              <w:top w:val="single" w:color="CCCCCC" w:sz="1"/>
+              <w:left w:val="single" w:color="CCCCCC" w:sz="1"/>
+              <w:bottom w:val="single" w:color="CCCCCC" w:sz="1"/>
+              <w:right w:val="single" w:color="CCCCCC" w:sz="1"/>
+            </w:tcBorders>
+            <w:shd w:fill="D6E4F0" w:color="auto" w:val="clear"/>
+            <w:tcMar>
+              <w:top w:type="dxa" w:w="60"/>
+              <w:left w:type="dxa" w:w="120"/>
+              <w:bottom w:type="dxa" w:w="60"/>
+              <w:right w:type="dxa" w:w="120"/>
+            </w:tcMar>
+            <w:vAlign w:val="center"/>
+          </w:tcPr>
+          <w:p>
+            <w:pPr>
+              <w:jc w:val="left"/>
+            </w:pPr>
+            <w:r>
+              <w:rPr>
+                <w:b/>
+                <w:bCs/>
+                <w:i w:val="false"/>
+                <w:iCs w:val="false"/>
+                <w:color w:val="1E3A5F"/>
+                <w:sz w:val="18"/>
+                <w:szCs w:val="18"/>
+              </w:rPr>
+              <w:t xml:space="preserve">Content-Type</w:t>
+            </w:r>
+          </w:p>
+        </w:tc>
+        <w:tc>
+          <w:tcPr>
+            <w:tcW w:type="dxa" w:w="7560"/>
+            <w:tcBorders>
+              <w:top w:val="single" w:color="CCCCCC" w:sz="1"/>
+              <w:left w:val="single" w:color="CCCCCC" w:sz="1"/>
+              <w:bottom w:val="single" w:color="CCCCCC" w:sz="1"/>
+              <w:right w:val="single" w:color="CCCCCC" w:sz="1"/>
+            </w:tcBorders>
+            <w:shd w:fill="FFFFFF" w:color="auto" w:val="clear"/>
+            <w:tcMar>
+              <w:top w:type="dxa" w:w="60"/>
+              <w:left w:type="dxa" w:w="120"/>
+              <w:bottom w:type="dxa" w:w="60"/>
+              <w:right w:type="dxa" w:w="120"/>
+            </w:tcMar>
+            <w:vAlign w:val="center"/>
+          </w:tcPr>
+          <w:p>
+            <w:pPr>
+              <w:jc w:val="left"/>
+            </w:pPr>
+            <w:r>
+              <w:rPr>
+                <w:rFonts w:ascii="Courier New" w:cs="Courier New" w:eastAsia="Courier New" w:hAnsi="Courier New"/>
+                <w:b w:val="false"/>
+                <w:bCs w:val="false"/>
+                <w:i w:val="false"/>
+                <w:iCs w:val="false"/>
+                <w:color w:val="1A252F"/>
+                <w:sz w:val="18"/>
+                <w:szCs w:val="18"/>
+              </w:rPr>
+              <w:t xml:space="preserve">application/json</w:t>
+            </w:r>
+          </w:p>
+        </w:tc>
+      </w:tr>
+      <w:tr>
+        <w:tc>
+          <w:tcPr>
+            <w:tcW w:type="dxa" w:w="1800"/>
+            <w:tcBorders>
+              <w:top w:val="single" w:color="CCCCCC" w:sz="1"/>
+              <w:left w:val="single" w:color="CCCCCC" w:sz="1"/>
+              <w:bottom w:val="single" w:color="CCCCCC" w:sz="1"/>
+              <w:right w:val="single" w:color="CCCCCC" w:sz="1"/>
+            </w:tcBorders>
+            <w:shd w:fill="D6E4F0" w:color="auto" w:val="clear"/>
+            <w:tcMar>
+              <w:top w:type="dxa" w:w="60"/>
+              <w:left w:type="dxa" w:w="120"/>
+              <w:bottom w:type="dxa" w:w="60"/>
+              <w:right w:type="dxa" w:w="120"/>
+            </w:tcMar>
+            <w:vAlign w:val="center"/>
+          </w:tcPr>
+          <w:p>
+            <w:pPr>
+              <w:jc w:val="left"/>
+            </w:pPr>
+            <w:r>
+              <w:rPr>
+                <w:b/>
+                <w:bCs/>
+                <w:i w:val="false"/>
+                <w:iCs w:val="false"/>
+                <w:color w:val="1E3A5F"/>
+                <w:sz w:val="18"/>
+                <w:szCs w:val="18"/>
+              </w:rPr>
+              <w:t xml:space="preserve">Yetkilendirme</w:t>
+            </w:r>
+          </w:p>
+        </w:tc>
+        <w:tc>
+          <w:tcPr>
+            <w:tcW w:type="dxa" w:w="7560"/>
+            <w:tcBorders>
+              <w:top w:val="single" w:color="CCCCCC" w:sz="1"/>
+              <w:left w:val="single" w:color="CCCCCC" w:sz="1"/>
+              <w:bottom w:val="single" w:color="CCCCCC" w:sz="1"/>
+              <w:right w:val="single" w:color="CCCCCC" w:sz="1"/>
+            </w:tcBorders>
+            <w:shd w:fill="FFFFFF" w:color="auto" w:val="clear"/>
+            <w:tcMar>
+              <w:top w:type="dxa" w:w="60"/>
+              <w:left w:type="dxa" w:w="120"/>
+              <w:bottom w:type="dxa" w:w="60"/>
+              <w:right w:type="dxa" w:w="120"/>
+            </w:tcMar>
+            <w:vAlign w:val="center"/>
+          </w:tcPr>
+          <w:p>
+            <w:pPr>
+              <w:jc w:val="left"/>
+            </w:pPr>
+            <w:r>
+              <w:rPr>
+                <w:b w:val="false"/>
+                <w:bCs w:val="false"/>
+                <w:i w:val="false"/>
+                <w:iCs w:val="false"/>
+                <w:color w:val="1A252F"/>
+                <w:sz w:val="18"/>
+                <w:szCs w:val="18"/>
+              </w:rPr>
+              <w:t xml:space="preserve">Username / Password bilgileri her istekte Header'da gönderilmelidir</w:t>
+            </w:r>
+          </w:p>
+        </w:tc>
+      </w:tr>
+    </w:tbl>
+    <w:p>
+      <w:pPr>
+        <w:spacing w:before="100"/>
+      </w:pPr>
+    </w:p>
+    <w:tbl>
+      <w:tblPr>
+        <w:tblW w:type="dxa" w:w="9360"/>
+        <w:tblBorders>
+          <w:top w:val="single" w:color="auto" w:sz="4"/>
+          <w:left w:val="single" w:color="auto" w:sz="4"/>
+          <w:bottom w:val="single" w:color="auto" w:sz="4"/>
+          <w:right w:val="single" w:color="auto" w:sz="4"/>
+          <w:insideH w:val="single" w:color="auto" w:sz="4"/>
+          <w:insideV w:val="single" w:color="auto" w:sz="4"/>
+        </w:tblBorders>
+        <w:tblLayout w:type="fixed"/>
+      </w:tblPr>
+      <w:tblGrid>
+        <w:gridCol w:w="9360"/>
+      </w:tblGrid>
+      <w:tr>
+        <w:tc>
+          <w:tcPr>
+            <w:tcW w:type="dxa" w:w="9360"/>
+            <w:tcBorders>
+              <w:top w:val="single" w:color="CCCCCC" w:sz="1"/>
+              <w:left w:val="single" w:color="CCCCCC" w:sz="1"/>
+              <w:bottom w:val="single" w:color="CCCCCC" w:sz="1"/>
+              <w:right w:val="single" w:color="CCCCCC" w:sz="1"/>
+            </w:tcBorders>
+            <w:shd w:fill="FEF9E7" w:color="auto" w:val="clear"/>
+            <w:tcMar>
+              <w:top w:type="dxa" w:w="100"/>
+              <w:left w:type="dxa" w:w="200"/>
+              <w:bottom w:type="dxa" w:w="100"/>
+              <w:right w:type="dxa" w:w="200"/>
+            </w:tcMar>
+          </w:tcPr>
+          <w:p>
+            <w:r>
+              <w:rPr>
+                <w:i/>
+                <w:iCs/>
+                <w:color w:val="1A252F"/>
+                <w:sz w:val="18"/>
+                <w:szCs w:val="18"/>
+              </w:rPr>
+              <w:t xml:space="preserve">ℹ️  Kümülatif bakiye (BalanceAfter) yalnızca “(G)” Giriş ve “(Ç)” Çıkış hareketlerinde güncellenir. “(GÇ)” depo transferi satırları bakiyeye şu an dahil edilmez.</w:t>
+            </w:r>
+          </w:p>
+        </w:tc>
+      </w:tr>
+    </w:tbl>
+    <w:p>
+      <w:pPr>
+        <w:spacing w:before="100"/>
+      </w:pPr>
+    </w:p>
+    <w:p>
+      <w:pPr>
+        <w:spacing w:after="120" w:before="280"/>
+      </w:pPr>
+      <w:r>
+        <w:rPr>
+          <w:b/>
+          <w:bCs/>
+          <w:color w:val="2E86C1"/>
+          <w:sz w:val="26"/>
+          <w:szCs w:val="26"/>
+        </w:rPr>
+        <w:t xml:space="preserve">6.2 İstek Gövdesi — StockTransactionRequestModel</w:t>
+      </w:r>
+    </w:p>
+    <w:tbl>
+      <w:tblPr>
+        <w:tblW w:type="dxa" w:w="9360"/>
+        <w:tblBorders>
+          <w:top w:val="single" w:color="auto" w:sz="4"/>
+          <w:left w:val="single" w:color="auto" w:sz="4"/>
+          <w:bottom w:val="single" w:color="auto" w:sz="4"/>
+          <w:right w:val="single" w:color="auto" w:sz="4"/>
+          <w:insideH w:val="single" w:color="auto" w:sz="4"/>
+          <w:insideV w:val="single" w:color="auto" w:sz="4"/>
+        </w:tblBorders>
+        <w:tblLayout w:type="fixed"/>
+      </w:tblPr>
+      <w:tblGrid>
+        <w:gridCol w:w="2200"/>
+        <w:gridCol w:w="1100"/>
+        <w:gridCol w:w="1200"/>
+        <w:gridCol w:w="4860"/>
+      </w:tblGrid>
+      <w:tr>
+        <w:trPr>
+          <w:tblHeader/>
+        </w:trPr>
+        <w:tc>
+          <w:tcPr>
+            <w:tcW w:type="dxa" w:w="2200"/>
+            <w:tcBorders>
+              <w:top w:val="single" w:color="CCCCCC" w:sz="1"/>
+              <w:left w:val="single" w:color="CCCCCC" w:sz="1"/>
+              <w:bottom w:val="single" w:color="CCCCCC" w:sz="1"/>
+              <w:right w:val="single" w:color="CCCCCC" w:sz="1"/>
+            </w:tcBorders>
+            <w:shd w:fill="1E3A5F" w:color="auto" w:val="clear"/>
+            <w:tcMar>
+              <w:top w:type="dxa" w:w="80"/>
+              <w:left w:type="dxa" w:w="120"/>
+              <w:bottom w:type="dxa" w:w="80"/>
+              <w:right w:type="dxa" w:w="120"/>
+            </w:tcMar>
+            <w:vAlign w:val="center"/>
+          </w:tcPr>
+          <w:p>
+            <w:pPr>
+              <w:jc w:val="left"/>
+            </w:pPr>
+            <w:r>
+              <w:rPr>
+                <w:b/>
+                <w:bCs/>
+                <w:i w:val="false"/>
+                <w:iCs w:val="false"/>
+                <w:color w:val="FFFFFF"/>
+                <w:sz w:val="18"/>
+                <w:szCs w:val="18"/>
+              </w:rPr>
+              <w:t xml:space="preserve">Alan (İngilizce)</w:t>
+            </w:r>
+          </w:p>
+        </w:tc>
+        <w:tc>
+          <w:tcPr>
+            <w:tcW w:type="dxa" w:w="1100"/>
+            <w:tcBorders>
+              <w:top w:val="single" w:color="CCCCCC" w:sz="1"/>
+              <w:left w:val="single" w:color="CCCCCC" w:sz="1"/>
+              <w:bottom w:val="single" w:color="CCCCCC" w:sz="1"/>
+              <w:right w:val="single" w:color="CCCCCC" w:sz="1"/>
+            </w:tcBorders>
+            <w:shd w:fill="1E3A5F" w:color="auto" w:val="clear"/>
+            <w:tcMar>
+              <w:top w:type="dxa" w:w="80"/>
+              <w:left w:type="dxa" w:w="120"/>
+              <w:bottom w:type="dxa" w:w="80"/>
+              <w:right w:type="dxa" w:w="120"/>
+            </w:tcMar>
+            <w:vAlign w:val="center"/>
+          </w:tcPr>
+          <w:p>
+            <w:pPr>
+              <w:jc w:val="left"/>
+            </w:pPr>
+            <w:r>
+              <w:rPr>
+                <w:b/>
+                <w:bCs/>
+                <w:i w:val="false"/>
+                <w:iCs w:val="false"/>
+                <w:color w:val="FFFFFF"/>
+                <w:sz w:val="18"/>
+                <w:szCs w:val="18"/>
+              </w:rPr>
+              <w:t xml:space="preserve">Tip</w:t>
+            </w:r>
+          </w:p>
+        </w:tc>
+        <w:tc>
+          <w:tcPr>
+            <w:tcW w:type="dxa" w:w="1200"/>
+            <w:tcBorders>
+              <w:top w:val="single" w:color="CCCCCC" w:sz="1"/>
+              <w:left w:val="single" w:color="CCCCCC" w:sz="1"/>
+              <w:bottom w:val="single" w:color="CCCCCC" w:sz="1"/>
+              <w:right w:val="single" w:color="CCCCCC" w:sz="1"/>
+            </w:tcBorders>
+            <w:shd w:fill="1E3A5F" w:color="auto" w:val="clear"/>
+            <w:tcMar>
+              <w:top w:type="dxa" w:w="80"/>
+              <w:left w:type="dxa" w:w="120"/>
+              <w:bottom w:type="dxa" w:w="80"/>
+              <w:right w:type="dxa" w:w="120"/>
+            </w:tcMar>
+            <w:vAlign w:val="center"/>
+          </w:tcPr>
+          <w:p>
+            <w:pPr>
+              <w:jc w:val="left"/>
+            </w:pPr>
+            <w:r>
+              <w:rPr>
+                <w:b/>
+                <w:bCs/>
+                <w:i w:val="false"/>
+                <w:iCs w:val="false"/>
+                <w:color w:val="FFFFFF"/>
+                <w:sz w:val="18"/>
+                <w:szCs w:val="18"/>
+              </w:rPr>
+              <w:t xml:space="preserve">Zorunlu</w:t>
+            </w:r>
+          </w:p>
+        </w:tc>
+        <w:tc>
+          <w:tcPr>
+            <w:tcW w:type="dxa" w:w="4860"/>
+            <w:tcBorders>
+              <w:top w:val="single" w:color="CCCCCC" w:sz="1"/>
+              <w:left w:val="single" w:color="CCCCCC" w:sz="1"/>
+              <w:bottom w:val="single" w:color="CCCCCC" w:sz="1"/>
+              <w:right w:val="single" w:color="CCCCCC" w:sz="1"/>
+            </w:tcBorders>
+            <w:shd w:fill="1E3A5F" w:color="auto" w:val="clear"/>
+            <w:tcMar>
+              <w:top w:type="dxa" w:w="80"/>
+              <w:left w:type="dxa" w:w="120"/>
+              <w:bottom w:type="dxa" w:w="80"/>
+              <w:right w:type="dxa" w:w="120"/>
+            </w:tcMar>
+            <w:vAlign w:val="center"/>
+          </w:tcPr>
+          <w:p>
+            <w:pPr>
+              <w:jc w:val="left"/>
+            </w:pPr>
+            <w:r>
+              <w:rPr>
+                <w:b/>
+                <w:bCs/>
+                <w:i w:val="false"/>
+                <w:iCs w:val="false"/>
+                <w:color w:val="FFFFFF"/>
+                <w:sz w:val="18"/>
+                <w:szCs w:val="18"/>
+              </w:rPr>
+              <w:t xml:space="preserve">Açıklama</w:t>
+            </w:r>
+          </w:p>
+        </w:tc>
+      </w:tr>
+      <w:tr>
+        <w:tc>
+          <w:tcPr>
+            <w:tcW w:type="dxa" w:w="2200"/>
+            <w:tcBorders>
+              <w:top w:val="single" w:color="CCCCCC" w:sz="1"/>
+              <w:left w:val="single" w:color="CCCCCC" w:sz="1"/>
+              <w:bottom w:val="single" w:color="CCCCCC" w:sz="1"/>
+              <w:right w:val="single" w:color="CCCCCC" w:sz="1"/>
+            </w:tcBorders>
+            <w:shd w:fill="FFFFFF" w:color="auto" w:val="clear"/>
+            <w:tcMar>
+              <w:top w:type="dxa" w:w="60"/>
+              <w:left w:type="dxa" w:w="120"/>
+              <w:bottom w:type="dxa" w:w="60"/>
+              <w:right w:type="dxa" w:w="120"/>
+            </w:tcMar>
+            <w:vAlign w:val="center"/>
+          </w:tcPr>
+          <w:p>
+            <w:pPr>
+              <w:jc w:val="left"/>
+            </w:pPr>
+            <w:r>
+              <w:rPr>
+                <w:rFonts w:ascii="Courier New" w:cs="Courier New" w:eastAsia="Courier New" w:hAnsi="Courier New"/>
+                <w:b w:val="false"/>
+                <w:bCs w:val="false"/>
+                <w:i w:val="false"/>
+                <w:iCs w:val="false"/>
+                <w:color w:val="2E86C1"/>
+                <w:sz w:val="17"/>
+                <w:szCs w:val="17"/>
+              </w:rPr>
+              <w:t xml:space="preserve">ProductId</w:t>
+            </w:r>
+          </w:p>
+        </w:tc>
+        <w:tc>
+          <w:tcPr>
+            <w:tcW w:type="dxa" w:w="1100"/>
+            <w:tcBorders>
+              <w:top w:val="single" w:color="CCCCCC" w:sz="1"/>
+              <w:left w:val="single" w:color="CCCCCC" w:sz="1"/>
+              <w:bottom w:val="single" w:color="CCCCCC" w:sz="1"/>
+              <w:right w:val="single" w:color="CCCCCC" w:sz="1"/>
+            </w:tcBorders>
+            <w:shd w:fill="FFFFFF" w:color="auto" w:val="clear"/>
+            <w:tcMar>
+              <w:top w:type="dxa" w:w="60"/>
+              <w:left w:type="dxa" w:w="120"/>
+              <w:bottom w:type="dxa" w:w="60"/>
+              <w:right w:type="dxa" w:w="120"/>
+            </w:tcMar>
+            <w:vAlign w:val="center"/>
+          </w:tcPr>
+          <w:p>
+            <w:pPr>
+              <w:jc w:val="left"/>
+            </w:pPr>
+            <w:r>
+              <w:rPr>
+                <w:rFonts w:ascii="Courier New" w:cs="Courier New" w:eastAsia="Courier New" w:hAnsi="Courier New"/>
+                <w:b w:val="false"/>
+                <w:bCs w:val="false"/>
+                <w:i w:val="false"/>
+                <w:iCs w:val="false"/>
+                <w:color w:val="1A252F"/>
+                <w:sz w:val="17"/>
+                <w:szCs w:val="17"/>
+              </w:rPr>
+              <w:t xml:space="preserve">int</w:t>
+            </w:r>
+          </w:p>
+        </w:tc>
+        <w:tc>
+          <w:tcPr>
+            <w:tcW w:type="dxa" w:w="1200"/>
+            <w:tcBorders>
+              <w:top w:val="single" w:color="CCCCCC" w:sz="1"/>
+              <w:left w:val="single" w:color="CCCCCC" w:sz="1"/>
+              <w:bottom w:val="single" w:color="CCCCCC" w:sz="1"/>
+              <w:right w:val="single" w:color="CCCCCC" w:sz="1"/>
+            </w:tcBorders>
+            <w:shd w:fill="FFFFFF" w:color="auto" w:val="clear"/>
+            <w:tcMar>
+              <w:top w:type="dxa" w:w="60"/>
+              <w:left w:type="dxa" w:w="120"/>
+              <w:bottom w:type="dxa" w:w="60"/>
+              <w:right w:type="dxa" w:w="120"/>
+            </w:tcMar>
+            <w:vAlign w:val="center"/>
+          </w:tcPr>
+          <w:p>
+            <w:pPr>
+              <w:jc w:val="left"/>
+            </w:pPr>
+            <w:r>
+              <w:rPr>
+                <w:b w:val="false"/>
+                <w:bCs w:val="false"/>
+                <w:i w:val="false"/>
+                <w:iCs w:val="false"/>
+                <w:color w:val="1A5E20"/>
+                <w:sz w:val="17"/>
+                <w:szCs w:val="17"/>
+              </w:rPr>
+              <w:t xml:space="preserve">Evet</w:t>
+            </w:r>
+          </w:p>
+        </w:tc>
+        <w:tc>
+          <w:tcPr>
+            <w:tcW w:type="dxa" w:w="4860"/>
+            <w:tcBorders>
+              <w:top w:val="single" w:color="CCCCCC" w:sz="1"/>
+              <w:left w:val="single" w:color="CCCCCC" w:sz="1"/>
+              <w:bottom w:val="single" w:color="CCCCCC" w:sz="1"/>
+              <w:right w:val="single" w:color="CCCCCC" w:sz="1"/>
+            </w:tcBorders>
+            <w:shd w:fill="FFFFFF" w:color="auto" w:val="clear"/>
+            <w:tcMar>
+              <w:top w:type="dxa" w:w="60"/>
+              <w:left w:type="dxa" w:w="120"/>
+              <w:bottom w:type="dxa" w:w="60"/>
+              <w:right w:type="dxa" w:w="120"/>
+            </w:tcMar>
+            <w:vAlign w:val="center"/>
+          </w:tcPr>
+          <w:p>
+            <w:pPr>
+              <w:jc w:val="left"/>
+            </w:pPr>
+            <w:r>
+              <w:rPr>
+                <w:b w:val="false"/>
+                <w:bCs w:val="false"/>
+                <w:i w:val="false"/>
+                <w:iCs w:val="false"/>
+                <w:color w:val="1A252F"/>
+                <w:sz w:val="17"/>
+                <w:szCs w:val="17"/>
+              </w:rPr>
+              <w:t xml:space="preserve">Stok hareketleri sorgulanacak ürünün ID'si (urunID).</w:t>
+            </w:r>
+          </w:p>
+        </w:tc>
+      </w:tr>
+      <w:tr>
+        <w:tc>
+          <w:tcPr>
+            <w:tcW w:type="dxa" w:w="2200"/>
+            <w:tcBorders>
+              <w:top w:val="single" w:color="CCCCCC" w:sz="1"/>
+              <w:left w:val="single" w:color="CCCCCC" w:sz="1"/>
+              <w:bottom w:val="single" w:color="CCCCCC" w:sz="1"/>
+              <w:right w:val="single" w:color="CCCCCC" w:sz="1"/>
+            </w:tcBorders>
+            <w:shd w:fill="FFFFFF" w:color="auto" w:val="clear"/>
+            <w:tcMar>
+              <w:top w:type="dxa" w:w="60"/>
+              <w:left w:type="dxa" w:w="120"/>
+              <w:bottom w:type="dxa" w:w="60"/>
+              <w:right w:type="dxa" w:w="120"/>
+            </w:tcMar>
+            <w:vAlign w:val="center"/>
+          </w:tcPr>
+          <w:p>
+            <w:pPr>
+              <w:jc w:val="left"/>
+            </w:pPr>
+            <w:r>
+              <w:rPr>
+                <w:rFonts w:ascii="Courier New" w:cs="Courier New" w:eastAsia="Courier New" w:hAnsi="Courier New"/>
+                <w:b w:val="false"/>
+                <w:bCs w:val="false"/>
+                <w:i w:val="false"/>
+                <w:iCs w:val="false"/>
+                <w:color w:val="2E86C1"/>
+                <w:sz w:val="17"/>
+                <w:szCs w:val="17"/>
+              </w:rPr>
+              <w:t xml:space="preserve">StartDate</w:t>
+            </w:r>
+          </w:p>
+        </w:tc>
+        <w:tc>
+          <w:tcPr>
+            <w:tcW w:type="dxa" w:w="1100"/>
+            <w:tcBorders>
+              <w:top w:val="single" w:color="CCCCCC" w:sz="1"/>
+              <w:left w:val="single" w:color="CCCCCC" w:sz="1"/>
+              <w:bottom w:val="single" w:color="CCCCCC" w:sz="1"/>
+              <w:right w:val="single" w:color="CCCCCC" w:sz="1"/>
+            </w:tcBorders>
+            <w:shd w:fill="FFFFFF" w:color="auto" w:val="clear"/>
+            <w:tcMar>
+              <w:top w:type="dxa" w:w="60"/>
+              <w:left w:type="dxa" w:w="120"/>
+              <w:bottom w:type="dxa" w:w="60"/>
+              <w:right w:type="dxa" w:w="120"/>
+            </w:tcMar>
+            <w:vAlign w:val="center"/>
+          </w:tcPr>
+          <w:p>
+            <w:pPr>
+              <w:jc w:val="left"/>
+            </w:pPr>
+            <w:r>
+              <w:rPr>
+                <w:rFonts w:ascii="Courier New" w:cs="Courier New" w:eastAsia="Courier New" w:hAnsi="Courier New"/>
+                <w:b w:val="false"/>
+                <w:bCs w:val="false"/>
+                <w:i w:val="false"/>
+                <w:iCs w:val="false"/>
+                <w:color w:val="1A252F"/>
+                <w:sz w:val="17"/>
+                <w:szCs w:val="17"/>
+              </w:rPr>
+              <w:t xml:space="preserve">DateTime?</w:t>
+            </w:r>
+          </w:p>
+        </w:tc>
+        <w:tc>
+          <w:tcPr>
+            <w:tcW w:type="dxa" w:w="1200"/>
+            <w:tcBorders>
+              <w:top w:val="single" w:color="CCCCCC" w:sz="1"/>
+              <w:left w:val="single" w:color="CCCCCC" w:sz="1"/>
+              <w:bottom w:val="single" w:color="CCCCCC" w:sz="1"/>
+              <w:right w:val="single" w:color="CCCCCC" w:sz="1"/>
+            </w:tcBorders>
+            <w:shd w:fill="FFFFFF" w:color="auto" w:val="clear"/>
+            <w:tcMar>
+              <w:top w:type="dxa" w:w="60"/>
+              <w:left w:type="dxa" w:w="120"/>
+              <w:bottom w:type="dxa" w:w="60"/>
+              <w:right w:type="dxa" w:w="120"/>
+            </w:tcMar>
+            <w:vAlign w:val="center"/>
+          </w:tcPr>
+          <w:p>
+            <w:pPr>
+              <w:jc w:val="left"/>
+            </w:pPr>
+            <w:r>
+              <w:rPr>
+                <w:b w:val="false"/>
+                <w:bCs w:val="false"/>
+                <w:i w:val="false"/>
+                <w:iCs w:val="false"/>
+                <w:color w:val="7B241C"/>
+                <w:sz w:val="17"/>
+                <w:szCs w:val="17"/>
+              </w:rPr>
+              <w:t xml:space="preserve">Hayır</w:t>
+            </w:r>
+          </w:p>
+        </w:tc>
+        <w:tc>
+          <w:tcPr>
+            <w:tcW w:type="dxa" w:w="4860"/>
+            <w:tcBorders>
+              <w:top w:val="single" w:color="CCCCCC" w:sz="1"/>
+              <w:left w:val="single" w:color="CCCCCC" w:sz="1"/>
+              <w:bottom w:val="single" w:color="CCCCCC" w:sz="1"/>
+              <w:right w:val="single" w:color="CCCCCC" w:sz="1"/>
+            </w:tcBorders>
+            <w:shd w:fill="FFFFFF" w:color="auto" w:val="clear"/>
+            <w:tcMar>
+              <w:top w:type="dxa" w:w="60"/>
+              <w:left w:type="dxa" w:w="120"/>
+              <w:bottom w:type="dxa" w:w="60"/>
+              <w:right w:type="dxa" w:w="120"/>
+            </w:tcMar>
+            <w:vAlign w:val="center"/>
+          </w:tcPr>
+          <w:p>
+            <w:pPr>
+              <w:jc w:val="left"/>
+            </w:pPr>
+            <w:r>
+              <w:rPr>
+                <w:b w:val="false"/>
+                <w:bCs w:val="false"/>
+                <w:i w:val="false"/>
+                <w:iCs w:val="false"/>
+                <w:color w:val="1A252F"/>
+                <w:sz w:val="17"/>
+                <w:szCs w:val="17"/>
+              </w:rPr>
+              <w:t xml:space="preserve">Başlangıç tarihi. Null/boş ise devreye girmez.</w:t>
+            </w:r>
+          </w:p>
+        </w:tc>
+      </w:tr>
+      <w:tr>
+        <w:tc>
+          <w:tcPr>
+            <w:tcW w:type="dxa" w:w="2200"/>
+            <w:tcBorders>
+              <w:top w:val="single" w:color="CCCCCC" w:sz="1"/>
+              <w:left w:val="single" w:color="CCCCCC" w:sz="1"/>
+              <w:bottom w:val="single" w:color="CCCCCC" w:sz="1"/>
+              <w:right w:val="single" w:color="CCCCCC" w:sz="1"/>
+            </w:tcBorders>
+            <w:shd w:fill="FFFFFF" w:color="auto" w:val="clear"/>
+            <w:tcMar>
+              <w:top w:type="dxa" w:w="60"/>
+              <w:left w:type="dxa" w:w="120"/>
+              <w:bottom w:type="dxa" w:w="60"/>
+              <w:right w:type="dxa" w:w="120"/>
+            </w:tcMar>
+            <w:vAlign w:val="center"/>
+          </w:tcPr>
+          <w:p>
+            <w:pPr>
+              <w:jc w:val="left"/>
+            </w:pPr>
+            <w:r>
+              <w:rPr>
+                <w:rFonts w:ascii="Courier New" w:cs="Courier New" w:eastAsia="Courier New" w:hAnsi="Courier New"/>
+                <w:b w:val="false"/>
+                <w:bCs w:val="false"/>
+                <w:i w:val="false"/>
+                <w:iCs w:val="false"/>
+                <w:color w:val="2E86C1"/>
+                <w:sz w:val="17"/>
+                <w:szCs w:val="17"/>
+              </w:rPr>
+              <w:t xml:space="preserve">EndDate</w:t>
+            </w:r>
+          </w:p>
+        </w:tc>
+        <w:tc>
+          <w:tcPr>
+            <w:tcW w:type="dxa" w:w="1100"/>
+            <w:tcBorders>
+              <w:top w:val="single" w:color="CCCCCC" w:sz="1"/>
+              <w:left w:val="single" w:color="CCCCCC" w:sz="1"/>
+              <w:bottom w:val="single" w:color="CCCCCC" w:sz="1"/>
+              <w:right w:val="single" w:color="CCCCCC" w:sz="1"/>
+            </w:tcBorders>
+            <w:shd w:fill="FFFFFF" w:color="auto" w:val="clear"/>
+            <w:tcMar>
+              <w:top w:type="dxa" w:w="60"/>
+              <w:left w:type="dxa" w:w="120"/>
+              <w:bottom w:type="dxa" w:w="60"/>
+              <w:right w:type="dxa" w:w="120"/>
+            </w:tcMar>
+            <w:vAlign w:val="center"/>
+          </w:tcPr>
+          <w:p>
+            <w:pPr>
+              <w:jc w:val="left"/>
+            </w:pPr>
+            <w:r>
+              <w:rPr>
+                <w:rFonts w:ascii="Courier New" w:cs="Courier New" w:eastAsia="Courier New" w:hAnsi="Courier New"/>
+                <w:b w:val="false"/>
+                <w:bCs w:val="false"/>
+                <w:i w:val="false"/>
+                <w:iCs w:val="false"/>
+                <w:color w:val="1A252F"/>
+                <w:sz w:val="17"/>
+                <w:szCs w:val="17"/>
+              </w:rPr>
+              <w:t xml:space="preserve">DateTime?</w:t>
+            </w:r>
+          </w:p>
+        </w:tc>
+        <w:tc>
+          <w:tcPr>
+            <w:tcW w:type="dxa" w:w="1200"/>
+            <w:tcBorders>
+              <w:top w:val="single" w:color="CCCCCC" w:sz="1"/>
+              <w:left w:val="single" w:color="CCCCCC" w:sz="1"/>
+              <w:bottom w:val="single" w:color="CCCCCC" w:sz="1"/>
+              <w:right w:val="single" w:color="CCCCCC" w:sz="1"/>
+            </w:tcBorders>
+            <w:shd w:fill="FFFFFF" w:color="auto" w:val="clear"/>
+            <w:tcMar>
+              <w:top w:type="dxa" w:w="60"/>
+              <w:left w:type="dxa" w:w="120"/>
+              <w:bottom w:type="dxa" w:w="60"/>
+              <w:right w:type="dxa" w:w="120"/>
+            </w:tcMar>
+            <w:vAlign w:val="center"/>
+          </w:tcPr>
+          <w:p>
+            <w:pPr>
+              <w:jc w:val="left"/>
+            </w:pPr>
+            <w:r>
+              <w:rPr>
+                <w:b w:val="false"/>
+                <w:bCs w:val="false"/>
+                <w:i w:val="false"/>
+                <w:iCs w:val="false"/>
+                <w:color w:val="7B241C"/>
+                <w:sz w:val="17"/>
+                <w:szCs w:val="17"/>
+              </w:rPr>
+              <w:t xml:space="preserve">Hayır</w:t>
+            </w:r>
+          </w:p>
+        </w:tc>
+        <w:tc>
+          <w:tcPr>
+            <w:tcW w:type="dxa" w:w="4860"/>
+            <w:tcBorders>
+              <w:top w:val="single" w:color="CCCCCC" w:sz="1"/>
+              <w:left w:val="single" w:color="CCCCCC" w:sz="1"/>
+              <w:bottom w:val="single" w:color="CCCCCC" w:sz="1"/>
+              <w:right w:val="single" w:color="CCCCCC" w:sz="1"/>
+            </w:tcBorders>
+            <w:shd w:fill="FFFFFF" w:color="auto" w:val="clear"/>
+            <w:tcMar>
+              <w:top w:type="dxa" w:w="60"/>
+              <w:left w:type="dxa" w:w="120"/>
+              <w:bottom w:type="dxa" w:w="60"/>
+              <w:right w:type="dxa" w:w="120"/>
+            </w:tcMar>
+            <w:vAlign w:val="center"/>
+          </w:tcPr>
+          <w:p>
+            <w:pPr>
+              <w:jc w:val="left"/>
+            </w:pPr>
+            <w:r>
+              <w:rPr>
+                <w:b w:val="false"/>
+                <w:bCs w:val="false"/>
+                <w:i w:val="false"/>
+                <w:iCs w:val="false"/>
+                <w:color w:val="1A252F"/>
+                <w:sz w:val="17"/>
+                <w:szCs w:val="17"/>
+              </w:rPr>
+              <w:t xml:space="preserve">Bitiş tarihi. Null/boş ise devreye girmez. StartDate'ten önce olamaz.</w:t>
+            </w:r>
+          </w:p>
+        </w:tc>
+      </w:tr>
+      <w:tr>
+        <w:tc>
+          <w:tcPr>
+            <w:tcW w:type="dxa" w:w="2200"/>
+            <w:tcBorders>
+              <w:top w:val="single" w:color="CCCCCC" w:sz="1"/>
+              <w:left w:val="single" w:color="CCCCCC" w:sz="1"/>
+              <w:bottom w:val="single" w:color="CCCCCC" w:sz="1"/>
+              <w:right w:val="single" w:color="CCCCCC" w:sz="1"/>
+            </w:tcBorders>
+            <w:shd w:fill="FFFFFF" w:color="auto" w:val="clear"/>
+            <w:tcMar>
+              <w:top w:type="dxa" w:w="60"/>
+              <w:left w:type="dxa" w:w="120"/>
+              <w:bottom w:type="dxa" w:w="60"/>
+              <w:right w:type="dxa" w:w="120"/>
+            </w:tcMar>
+            <w:vAlign w:val="center"/>
+          </w:tcPr>
+          <w:p>
+            <w:pPr>
+              <w:jc w:val="left"/>
+            </w:pPr>
+            <w:r>
+              <w:rPr>
+                <w:rFonts w:ascii="Courier New" w:cs="Courier New" w:eastAsia="Courier New" w:hAnsi="Courier New"/>
+                <w:b w:val="false"/>
+                <w:bCs w:val="false"/>
+                <w:i w:val="false"/>
+                <w:iCs w:val="false"/>
+                <w:color w:val="2E86C1"/>
+                <w:sz w:val="17"/>
+                <w:szCs w:val="17"/>
+              </w:rPr>
+              <w:t xml:space="preserve">TransactionType</w:t>
+            </w:r>
+          </w:p>
+        </w:tc>
+        <w:tc>
+          <w:tcPr>
+            <w:tcW w:type="dxa" w:w="1100"/>
+            <w:tcBorders>
+              <w:top w:val="single" w:color="CCCCCC" w:sz="1"/>
+              <w:left w:val="single" w:color="CCCCCC" w:sz="1"/>
+              <w:bottom w:val="single" w:color="CCCCCC" w:sz="1"/>
+              <w:right w:val="single" w:color="CCCCCC" w:sz="1"/>
+            </w:tcBorders>
+            <w:shd w:fill="FFFFFF" w:color="auto" w:val="clear"/>
+            <w:tcMar>
+              <w:top w:type="dxa" w:w="60"/>
+              <w:left w:type="dxa" w:w="120"/>
+              <w:bottom w:type="dxa" w:w="60"/>
+              <w:right w:type="dxa" w:w="120"/>
+            </w:tcMar>
+            <w:vAlign w:val="center"/>
+          </w:tcPr>
+          <w:p>
+            <w:pPr>
+              <w:jc w:val="left"/>
+            </w:pPr>
+            <w:r>
+              <w:rPr>
+                <w:rFonts w:ascii="Courier New" w:cs="Courier New" w:eastAsia="Courier New" w:hAnsi="Courier New"/>
+                <w:b w:val="false"/>
+                <w:bCs w:val="false"/>
+                <w:i w:val="false"/>
+                <w:iCs w:val="false"/>
+                <w:color w:val="1A252F"/>
+                <w:sz w:val="17"/>
+                <w:szCs w:val="17"/>
+              </w:rPr>
+              <w:t xml:space="preserve">string</w:t>
+            </w:r>
+          </w:p>
+        </w:tc>
+        <w:tc>
+          <w:tcPr>
+            <w:tcW w:type="dxa" w:w="1200"/>
+            <w:tcBorders>
+              <w:top w:val="single" w:color="CCCCCC" w:sz="1"/>
+              <w:left w:val="single" w:color="CCCCCC" w:sz="1"/>
+              <w:bottom w:val="single" w:color="CCCCCC" w:sz="1"/>
+              <w:right w:val="single" w:color="CCCCCC" w:sz="1"/>
+            </w:tcBorders>
+            <w:shd w:fill="FFFFFF" w:color="auto" w:val="clear"/>
+            <w:tcMar>
+              <w:top w:type="dxa" w:w="60"/>
+              <w:left w:type="dxa" w:w="120"/>
+              <w:bottom w:type="dxa" w:w="60"/>
+              <w:right w:type="dxa" w:w="120"/>
+            </w:tcMar>
+            <w:vAlign w:val="center"/>
+          </w:tcPr>
+          <w:p>
+            <w:pPr>
+              <w:jc w:val="left"/>
+            </w:pPr>
+            <w:r>
+              <w:rPr>
+                <w:b w:val="false"/>
+                <w:bCs w:val="false"/>
+                <w:i w:val="false"/>
+                <w:iCs w:val="false"/>
+                <w:color w:val="7B241C"/>
+                <w:sz w:val="17"/>
+                <w:szCs w:val="17"/>
+              </w:rPr>
+              <w:t xml:space="preserve">Hayır</w:t>
+            </w:r>
+          </w:p>
+        </w:tc>
+        <w:tc>
+          <w:tcPr>
+            <w:tcW w:type="dxa" w:w="4860"/>
+            <w:tcBorders>
+              <w:top w:val="single" w:color="CCCCCC" w:sz="1"/>
+              <w:left w:val="single" w:color="CCCCCC" w:sz="1"/>
+              <w:bottom w:val="single" w:color="CCCCCC" w:sz="1"/>
+              <w:right w:val="single" w:color="CCCCCC" w:sz="1"/>
+            </w:tcBorders>
+            <w:shd w:fill="FFFFFF" w:color="auto" w:val="clear"/>
+            <w:tcMar>
+              <w:top w:type="dxa" w:w="60"/>
+              <w:left w:type="dxa" w:w="120"/>
+              <w:bottom w:type="dxa" w:w="60"/>
+              <w:right w:type="dxa" w:w="120"/>
+            </w:tcMar>
+            <w:vAlign w:val="center"/>
+          </w:tcPr>
+          <w:p>
+            <w:pPr>
+              <w:jc w:val="left"/>
+            </w:pPr>
+            <w:r>
+              <w:rPr>
+                <w:b w:val="false"/>
+                <w:bCs w:val="false"/>
+                <w:i w:val="false"/>
+                <w:iCs w:val="false"/>
+                <w:color w:val="1A252F"/>
+                <w:sz w:val="17"/>
+                <w:szCs w:val="17"/>
+              </w:rPr>
+              <w:t xml:space="preserve">İşlem Türü alanına göre tam eşleşme filtresi (ör. “Alım Faturası”, “Satış Faturası”). Büyük/küçük harf ve yazım birebir eşleşmelidir.</w:t>
+            </w:r>
+          </w:p>
+        </w:tc>
+      </w:tr>
+      <w:tr>
+        <w:tc>
+          <w:tcPr>
+            <w:tcW w:type="dxa" w:w="2200"/>
+            <w:tcBorders>
+              <w:top w:val="single" w:color="CCCCCC" w:sz="1"/>
+              <w:left w:val="single" w:color="CCCCCC" w:sz="1"/>
+              <w:bottom w:val="single" w:color="CCCCCC" w:sz="1"/>
+              <w:right w:val="single" w:color="CCCCCC" w:sz="1"/>
+            </w:tcBorders>
+            <w:shd w:fill="FFFFFF" w:color="auto" w:val="clear"/>
+            <w:tcMar>
+              <w:top w:type="dxa" w:w="60"/>
+              <w:left w:type="dxa" w:w="120"/>
+              <w:bottom w:type="dxa" w:w="60"/>
+              <w:right w:type="dxa" w:w="120"/>
+            </w:tcMar>
+            <w:vAlign w:val="center"/>
+          </w:tcPr>
+          <w:p>
+            <w:pPr>
+              <w:jc w:val="left"/>
+            </w:pPr>
+            <w:r>
+              <w:rPr>
+                <w:rFonts w:ascii="Courier New" w:cs="Courier New" w:eastAsia="Courier New" w:hAnsi="Courier New"/>
+                <w:b w:val="false"/>
+                <w:bCs w:val="false"/>
+                <w:i w:val="false"/>
+                <w:iCs w:val="false"/>
+                <w:color w:val="2E86C1"/>
+                <w:sz w:val="17"/>
+                <w:szCs w:val="17"/>
+              </w:rPr>
+              <w:t xml:space="preserve">Page</w:t>
+            </w:r>
+          </w:p>
+        </w:tc>
+        <w:tc>
+          <w:tcPr>
+            <w:tcW w:type="dxa" w:w="1100"/>
+            <w:tcBorders>
+              <w:top w:val="single" w:color="CCCCCC" w:sz="1"/>
+              <w:left w:val="single" w:color="CCCCCC" w:sz="1"/>
+              <w:bottom w:val="single" w:color="CCCCCC" w:sz="1"/>
+              <w:right w:val="single" w:color="CCCCCC" w:sz="1"/>
+            </w:tcBorders>
+            <w:shd w:fill="FFFFFF" w:color="auto" w:val="clear"/>
+            <w:tcMar>
+              <w:top w:type="dxa" w:w="60"/>
+              <w:left w:type="dxa" w:w="120"/>
+              <w:bottom w:type="dxa" w:w="60"/>
+              <w:right w:type="dxa" w:w="120"/>
+            </w:tcMar>
+            <w:vAlign w:val="center"/>
+          </w:tcPr>
+          <w:p>
+            <w:pPr>
+              <w:jc w:val="left"/>
+            </w:pPr>
+            <w:r>
+              <w:rPr>
+                <w:rFonts w:ascii="Courier New" w:cs="Courier New" w:eastAsia="Courier New" w:hAnsi="Courier New"/>
+                <w:b w:val="false"/>
+                <w:bCs w:val="false"/>
+                <w:i w:val="false"/>
+                <w:iCs w:val="false"/>
+                <w:color w:val="1A252F"/>
+                <w:sz w:val="17"/>
+                <w:szCs w:val="17"/>
+              </w:rPr>
+              <w:t xml:space="preserve">int</w:t>
+            </w:r>
+          </w:p>
+        </w:tc>
+        <w:tc>
+          <w:tcPr>
+            <w:tcW w:type="dxa" w:w="1200"/>
+            <w:tcBorders>
+              <w:top w:val="single" w:color="CCCCCC" w:sz="1"/>
+              <w:left w:val="single" w:color="CCCCCC" w:sz="1"/>
+              <w:bottom w:val="single" w:color="CCCCCC" w:sz="1"/>
+              <w:right w:val="single" w:color="CCCCCC" w:sz="1"/>
+            </w:tcBorders>
+            <w:shd w:fill="FFFFFF" w:color="auto" w:val="clear"/>
+            <w:tcMar>
+              <w:top w:type="dxa" w:w="60"/>
+              <w:left w:type="dxa" w:w="120"/>
+              <w:bottom w:type="dxa" w:w="60"/>
+              <w:right w:type="dxa" w:w="120"/>
+            </w:tcMar>
+            <w:vAlign w:val="center"/>
+          </w:tcPr>
+          <w:p>
+            <w:pPr>
+              <w:jc w:val="left"/>
+            </w:pPr>
+            <w:r>
+              <w:rPr>
+                <w:b w:val="false"/>
+                <w:bCs w:val="false"/>
+                <w:i w:val="false"/>
+                <w:iCs w:val="false"/>
+                <w:color w:val="7B241C"/>
+                <w:sz w:val="17"/>
+                <w:szCs w:val="17"/>
+              </w:rPr>
+              <w:t xml:space="preserve">Hayır</w:t>
+            </w:r>
+          </w:p>
+        </w:tc>
+        <w:tc>
+          <w:tcPr>
+            <w:tcW w:type="dxa" w:w="4860"/>
+            <w:tcBorders>
+              <w:top w:val="single" w:color="CCCCCC" w:sz="1"/>
+              <w:left w:val="single" w:color="CCCCCC" w:sz="1"/>
+              <w:bottom w:val="single" w:color="CCCCCC" w:sz="1"/>
+              <w:right w:val="single" w:color="CCCCCC" w:sz="1"/>
+            </w:tcBorders>
+            <w:shd w:fill="FFFFFF" w:color="auto" w:val="clear"/>
+            <w:tcMar>
+              <w:top w:type="dxa" w:w="60"/>
+              <w:left w:type="dxa" w:w="120"/>
+              <w:bottom w:type="dxa" w:w="60"/>
+              <w:right w:type="dxa" w:w="120"/>
+            </w:tcMar>
+            <w:vAlign w:val="center"/>
+          </w:tcPr>
+          <w:p>
+            <w:pPr>
+              <w:jc w:val="left"/>
+            </w:pPr>
+            <w:r>
+              <w:rPr>
+                <w:b w:val="false"/>
+                <w:bCs w:val="false"/>
+                <w:i w:val="false"/>
+                <w:iCs w:val="false"/>
+                <w:color w:val="1A252F"/>
+                <w:sz w:val="17"/>
+                <w:szCs w:val="17"/>
+              </w:rPr>
+              <w:t xml:space="preserve">Sayfa numarası (1'den başlar). Varsayılan: 1.</w:t>
+            </w:r>
+          </w:p>
+        </w:tc>
+      </w:tr>
+      <w:tr>
+        <w:tc>
+          <w:tcPr>
+            <w:tcW w:type="dxa" w:w="2200"/>
+            <w:tcBorders>
+              <w:top w:val="single" w:color="CCCCCC" w:sz="1"/>
+              <w:left w:val="single" w:color="CCCCCC" w:sz="1"/>
+              <w:bottom w:val="single" w:color="CCCCCC" w:sz="1"/>
+              <w:right w:val="single" w:color="CCCCCC" w:sz="1"/>
+            </w:tcBorders>
+            <w:shd w:fill="FFFFFF" w:color="auto" w:val="clear"/>
+            <w:tcMar>
+              <w:top w:type="dxa" w:w="60"/>
+              <w:left w:type="dxa" w:w="120"/>
+              <w:bottom w:type="dxa" w:w="60"/>
+              <w:right w:type="dxa" w:w="120"/>
+            </w:tcMar>
+            <w:vAlign w:val="center"/>
+          </w:tcPr>
+          <w:p>
+            <w:pPr>
+              <w:jc w:val="left"/>
+            </w:pPr>
+            <w:r>
+              <w:rPr>
+                <w:rFonts w:ascii="Courier New" w:cs="Courier New" w:eastAsia="Courier New" w:hAnsi="Courier New"/>
+                <w:b w:val="false"/>
+                <w:bCs w:val="false"/>
+                <w:i w:val="false"/>
+                <w:iCs w:val="false"/>
+                <w:color w:val="2E86C1"/>
+                <w:sz w:val="17"/>
+                <w:szCs w:val="17"/>
+              </w:rPr>
+              <w:t xml:space="preserve">Limit</w:t>
+            </w:r>
+          </w:p>
+        </w:tc>
+        <w:tc>
+          <w:tcPr>
+            <w:tcW w:type="dxa" w:w="1100"/>
+            <w:tcBorders>
+              <w:top w:val="single" w:color="CCCCCC" w:sz="1"/>
+              <w:left w:val="single" w:color="CCCCCC" w:sz="1"/>
+              <w:bottom w:val="single" w:color="CCCCCC" w:sz="1"/>
+              <w:right w:val="single" w:color="CCCCCC" w:sz="1"/>
+            </w:tcBorders>
+            <w:shd w:fill="FFFFFF" w:color="auto" w:val="clear"/>
+            <w:tcMar>
+              <w:top w:type="dxa" w:w="60"/>
+              <w:left w:type="dxa" w:w="120"/>
+              <w:bottom w:type="dxa" w:w="60"/>
+              <w:right w:type="dxa" w:w="120"/>
+            </w:tcMar>
+            <w:vAlign w:val="center"/>
+          </w:tcPr>
+          <w:p>
+            <w:pPr>
+              <w:jc w:val="left"/>
+            </w:pPr>
+            <w:r>
+              <w:rPr>
+                <w:rFonts w:ascii="Courier New" w:cs="Courier New" w:eastAsia="Courier New" w:hAnsi="Courier New"/>
+                <w:b w:val="false"/>
+                <w:bCs w:val="false"/>
+                <w:i w:val="false"/>
+                <w:iCs w:val="false"/>
+                <w:color w:val="1A252F"/>
+                <w:sz w:val="17"/>
+                <w:szCs w:val="17"/>
+              </w:rPr>
+              <w:t xml:space="preserve">int</w:t>
+            </w:r>
+          </w:p>
+        </w:tc>
+        <w:tc>
+          <w:tcPr>
+            <w:tcW w:type="dxa" w:w="1200"/>
+            <w:tcBorders>
+              <w:top w:val="single" w:color="CCCCCC" w:sz="1"/>
+              <w:left w:val="single" w:color="CCCCCC" w:sz="1"/>
+              <w:bottom w:val="single" w:color="CCCCCC" w:sz="1"/>
+              <w:right w:val="single" w:color="CCCCCC" w:sz="1"/>
+            </w:tcBorders>
+            <w:shd w:fill="FFFFFF" w:color="auto" w:val="clear"/>
+            <w:tcMar>
+              <w:top w:type="dxa" w:w="60"/>
+              <w:left w:type="dxa" w:w="120"/>
+              <w:bottom w:type="dxa" w:w="60"/>
+              <w:right w:type="dxa" w:w="120"/>
+            </w:tcMar>
+            <w:vAlign w:val="center"/>
+          </w:tcPr>
+          <w:p>
+            <w:pPr>
+              <w:jc w:val="left"/>
+            </w:pPr>
+            <w:r>
+              <w:rPr>
+                <w:b w:val="false"/>
+                <w:bCs w:val="false"/>
+                <w:i w:val="false"/>
+                <w:iCs w:val="false"/>
+                <w:color w:val="7B241C"/>
+                <w:sz w:val="17"/>
+                <w:szCs w:val="17"/>
+              </w:rPr>
+              <w:t xml:space="preserve">Hayır</w:t>
+            </w:r>
+          </w:p>
+        </w:tc>
+        <w:tc>
+          <w:tcPr>
+            <w:tcW w:type="dxa" w:w="4860"/>
+            <w:tcBorders>
+              <w:top w:val="single" w:color="CCCCCC" w:sz="1"/>
+              <w:left w:val="single" w:color="CCCCCC" w:sz="1"/>
+              <w:bottom w:val="single" w:color="CCCCCC" w:sz="1"/>
+              <w:right w:val="single" w:color="CCCCCC" w:sz="1"/>
+            </w:tcBorders>
+            <w:shd w:fill="FFFFFF" w:color="auto" w:val="clear"/>
+            <w:tcMar>
+              <w:top w:type="dxa" w:w="60"/>
+              <w:left w:type="dxa" w:w="120"/>
+              <w:bottom w:type="dxa" w:w="60"/>
+              <w:right w:type="dxa" w:w="120"/>
+            </w:tcMar>
+            <w:vAlign w:val="center"/>
+          </w:tcPr>
+          <w:p>
+            <w:pPr>
+              <w:jc w:val="left"/>
+            </w:pPr>
+            <w:r>
+              <w:rPr>
+                <w:b w:val="false"/>
+                <w:bCs w:val="false"/>
+                <w:i w:val="false"/>
+                <w:iCs w:val="false"/>
+                <w:color w:val="1A252F"/>
+                <w:sz w:val="17"/>
+                <w:szCs w:val="17"/>
+              </w:rPr>
+              <w:t xml:space="preserve">Sayfa başına kayıt sayısı (1-100). Varsayılan: 100, üzeri otomatik 100'e sabitlenir.</w:t>
+            </w:r>
+          </w:p>
+        </w:tc>
+      </w:tr>
+    </w:tbl>
+    <w:p>
+      <w:pPr>
+        <w:spacing w:before="140"/>
+      </w:pPr>
+    </w:p>
+    <w:p>
+      <w:pPr>
+        <w:spacing w:after="120" w:before="280"/>
+      </w:pPr>
+      <w:r>
+        <w:rPr>
+          <w:b/>
+          <w:bCs/>
+          <w:color w:val="2E86C1"/>
+          <w:sz w:val="26"/>
+          <w:szCs w:val="26"/>
+        </w:rPr>
+        <w:t xml:space="preserve">6.3 Yanıt</w:t>
+      </w:r>
+    </w:p>
+    <w:p>
+      <w:pPr>
+        <w:spacing w:after="80" w:before="80"/>
+      </w:pPr>
+      <w:r>
+        <w:rPr>
+          <w:color w:val="1A252F"/>
+          <w:sz w:val="21"/>
+          <w:szCs w:val="21"/>
+        </w:rPr>
+        <w:t xml:space="preserve">Başarılı — HTTP 200:</w:t>
+      </w:r>
+    </w:p>
+    <w:p>
+      <w:pPr>
+        <w:spacing w:before="60"/>
+      </w:pPr>
+    </w:p>
+    <w:tbl>
+      <w:tblPr>
+        <w:tblW w:type="dxa" w:w="9360"/>
+        <w:tblBorders>
+          <w:top w:val="single" w:color="auto" w:sz="4"/>
+          <w:left w:val="single" w:color="auto" w:sz="4"/>
+          <w:bottom w:val="single" w:color="auto" w:sz="4"/>
+          <w:right w:val="single" w:color="auto" w:sz="4"/>
+          <w:insideH w:val="single" w:color="auto" w:sz="4"/>
+          <w:insideV w:val="single" w:color="auto" w:sz="4"/>
+        </w:tblBorders>
+        <w:tblLayout w:type="fixed"/>
+      </w:tblPr>
+      <w:tblGrid>
+        <w:gridCol w:w="9360"/>
+      </w:tblGrid>
+      <w:tr>
+        <w:tc>
+          <w:tcPr>
+            <w:tcW w:type="dxa" w:w="9360"/>
+            <w:tcBorders>
+              <w:top w:val="single" w:color="CCCCCC" w:sz="1"/>
+              <w:left w:val="single" w:color="CCCCCC" w:sz="1"/>
+              <w:bottom w:val="single" w:color="CCCCCC" w:sz="1"/>
+              <w:right w:val="single" w:color="CCCCCC" w:sz="1"/>
+            </w:tcBorders>
+            <w:shd w:fill="F4F6F8" w:color="auto" w:val="clear"/>
+            <w:tcMar>
+              <w:top w:type="dxa" w:w="140"/>
+              <w:left w:type="dxa" w:w="220"/>
+              <w:bottom w:type="dxa" w:w="140"/>
+              <w:right w:type="dxa" w:w="220"/>
+            </w:tcMar>
+          </w:tcPr>
+          <w:p>
+            <w:pPr>
+              <w:spacing w:after="36" w:before="36"/>
+            </w:pPr>
+            <w:r>
+              <w:rPr>
+                <w:rFonts w:ascii="Courier New" w:cs="Courier New" w:eastAsia="Courier New" w:hAnsi="Courier New"/>
+                <w:color w:val="1A252F"/>
+                <w:sz w:val="17"/>
+                <w:szCs w:val="17"/>
+              </w:rPr>
+              <w:t xml:space="preserve">{</w:t>
+            </w:r>
+          </w:p>
+          <w:p>
+            <w:pPr>
+              <w:spacing w:after="36" w:before="36"/>
+            </w:pPr>
+            <w:r>
+              <w:rPr>
+                <w:rFonts w:ascii="Courier New" w:cs="Courier New" w:eastAsia="Courier New" w:hAnsi="Courier New"/>
+                <w:color w:val="1A252F"/>
+                <w:sz w:val="17"/>
+                <w:szCs w:val="17"/>
+              </w:rPr>
+              <w:t xml:space="preserve">  "isSuccessful": true,</w:t>
+            </w:r>
+          </w:p>
+          <w:p>
+            <w:pPr>
+              <w:spacing w:after="36" w:before="36"/>
+            </w:pPr>
+            <w:r>
+              <w:rPr>
+                <w:rFonts w:ascii="Courier New" w:cs="Courier New" w:eastAsia="Courier New" w:hAnsi="Courier New"/>
+                <w:color w:val="1A252F"/>
+                <w:sz w:val="17"/>
+                <w:szCs w:val="17"/>
+              </w:rPr>
+              <w:t xml:space="preserve">  "message": "İstek başarılı.",</w:t>
+            </w:r>
+          </w:p>
+          <w:p>
+            <w:pPr>
+              <w:spacing w:after="36" w:before="36"/>
+            </w:pPr>
+            <w:r>
+              <w:rPr>
+                <w:rFonts w:ascii="Courier New" w:cs="Courier New" w:eastAsia="Courier New" w:hAnsi="Courier New"/>
+                <w:color w:val="1A252F"/>
+                <w:sz w:val="17"/>
+                <w:szCs w:val="17"/>
+              </w:rPr>
+              <w:t xml:space="preserve">  "recordCount": 1,</w:t>
+            </w:r>
+          </w:p>
+          <w:p>
+            <w:pPr>
+              <w:spacing w:after="36" w:before="36"/>
+            </w:pPr>
+            <w:r>
+              <w:rPr>
+                <w:rFonts w:ascii="Courier New" w:cs="Courier New" w:eastAsia="Courier New" w:hAnsi="Courier New"/>
+                <w:color w:val="1A252F"/>
+                <w:sz w:val="17"/>
+                <w:szCs w:val="17"/>
+              </w:rPr>
+              <w:t xml:space="preserve">  "transactions": [</w:t>
+            </w:r>
+          </w:p>
+          <w:p>
+            <w:pPr>
+              <w:spacing w:after="36" w:before="36"/>
+            </w:pPr>
+            <w:r>
+              <w:rPr>
+                <w:rFonts w:ascii="Courier New" w:cs="Courier New" w:eastAsia="Courier New" w:hAnsi="Courier New"/>
+                <w:color w:val="1A252F"/>
+                <w:sz w:val="17"/>
+                <w:szCs w:val="17"/>
+              </w:rPr>
+              <w:t xml:space="preserve">    {</w:t>
+            </w:r>
+          </w:p>
+          <w:p>
+            <w:pPr>
+              <w:spacing w:after="36" w:before="36"/>
+            </w:pPr>
+            <w:r>
+              <w:rPr>
+                <w:rFonts w:ascii="Courier New" w:cs="Courier New" w:eastAsia="Courier New" w:hAnsi="Courier New"/>
+                <w:color w:val="1A252F"/>
+                <w:sz w:val="17"/>
+                <w:szCs w:val="17"/>
+              </w:rPr>
+              <w:t xml:space="preserve">      "id": 12412,</w:t>
+            </w:r>
+          </w:p>
+          <w:p>
+            <w:pPr>
+              <w:spacing w:after="36" w:before="36"/>
+            </w:pPr>
+            <w:r>
+              <w:rPr>
+                <w:rFonts w:ascii="Courier New" w:cs="Courier New" w:eastAsia="Courier New" w:hAnsi="Courier New"/>
+                <w:color w:val="1A252F"/>
+                <w:sz w:val="17"/>
+                <w:szCs w:val="17"/>
+              </w:rPr>
+              <w:t xml:space="preserve">      "barcode": "9501209321370",</w:t>
+            </w:r>
+          </w:p>
+          <w:p>
+            <w:pPr>
+              <w:spacing w:after="36" w:before="36"/>
+            </w:pPr>
+            <w:r>
+              <w:rPr>
+                <w:rFonts w:ascii="Courier New" w:cs="Courier New" w:eastAsia="Courier New" w:hAnsi="Courier New"/>
+                <w:color w:val="1A252F"/>
+                <w:sz w:val="17"/>
+                <w:szCs w:val="17"/>
+              </w:rPr>
+              <w:t xml:space="preserve">      "productName": "Pirinç Gold Renk Zirkon Taşlı Çiçek Model Kadın Küpe",</w:t>
+            </w:r>
+          </w:p>
+          <w:p>
+            <w:pPr>
+              <w:spacing w:after="36" w:before="36"/>
+            </w:pPr>
+            <w:r>
+              <w:rPr>
+                <w:rFonts w:ascii="Courier New" w:cs="Courier New" w:eastAsia="Courier New" w:hAnsi="Courier New"/>
+                <w:color w:val="1A252F"/>
+                <w:sz w:val="17"/>
+                <w:szCs w:val="17"/>
+              </w:rPr>
+              <w:t xml:space="preserve">      "transactionType": "Onay Bekleyen Sipariş",</w:t>
+            </w:r>
+          </w:p>
+          <w:p>
+            <w:pPr>
+              <w:spacing w:after="36" w:before="36"/>
+            </w:pPr>
+            <w:r>
+              <w:rPr>
+                <w:rFonts w:ascii="Courier New" w:cs="Courier New" w:eastAsia="Courier New" w:hAnsi="Courier New"/>
+                <w:color w:val="1A252F"/>
+                <w:sz w:val="17"/>
+                <w:szCs w:val="17"/>
+              </w:rPr>
+              <w:t xml:space="preserve">      "transactionNumber": "Bekleniyor..",</w:t>
+            </w:r>
+          </w:p>
+          <w:p>
+            <w:pPr>
+              <w:spacing w:after="36" w:before="36"/>
+            </w:pPr>
+            <w:r>
+              <w:rPr>
+                <w:rFonts w:ascii="Courier New" w:cs="Courier New" w:eastAsia="Courier New" w:hAnsi="Courier New"/>
+                <w:color w:val="1A252F"/>
+                <w:sz w:val="17"/>
+                <w:szCs w:val="17"/>
+              </w:rPr>
+              <w:t xml:space="preserve">      "serialNumber": " ",</w:t>
+            </w:r>
+          </w:p>
+          <w:p>
+            <w:pPr>
+              <w:spacing w:after="36" w:before="36"/>
+            </w:pPr>
+            <w:r>
+              <w:rPr>
+                <w:rFonts w:ascii="Courier New" w:cs="Courier New" w:eastAsia="Courier New" w:hAnsi="Courier New"/>
+                <w:color w:val="1A252F"/>
+                <w:sz w:val="17"/>
+                <w:szCs w:val="17"/>
+              </w:rPr>
+              <w:t xml:space="preserve">      "performedBy": "Ana Kullanıcı",</w:t>
+            </w:r>
+          </w:p>
+          <w:p>
+            <w:pPr>
+              <w:spacing w:after="36" w:before="36"/>
+            </w:pPr>
+            <w:r>
+              <w:rPr>
+                <w:rFonts w:ascii="Courier New" w:cs="Courier New" w:eastAsia="Courier New" w:hAnsi="Courier New"/>
+                <w:color w:val="1A252F"/>
+                <w:sz w:val="17"/>
+                <w:szCs w:val="17"/>
+              </w:rPr>
+              <w:t xml:space="preserve">      "salesperson": "Ana Kullanıcı",</w:t>
+            </w:r>
+          </w:p>
+          <w:p>
+            <w:pPr>
+              <w:spacing w:after="36" w:before="36"/>
+            </w:pPr>
+            <w:r>
+              <w:rPr>
+                <w:rFonts w:ascii="Courier New" w:cs="Courier New" w:eastAsia="Courier New" w:hAnsi="Courier New"/>
+                <w:color w:val="1A252F"/>
+                <w:sz w:val="17"/>
+                <w:szCs w:val="17"/>
+              </w:rPr>
+              <w:t xml:space="preserve">      "variant": "Standart",</w:t>
+            </w:r>
+          </w:p>
+          <w:p>
+            <w:pPr>
+              <w:spacing w:after="36" w:before="36"/>
+            </w:pPr>
+            <w:r>
+              <w:rPr>
+                <w:rFonts w:ascii="Courier New" w:cs="Courier New" w:eastAsia="Courier New" w:hAnsi="Courier New"/>
+                <w:color w:val="1A252F"/>
+                <w:sz w:val="17"/>
+                <w:szCs w:val="17"/>
+              </w:rPr>
+              <w:t xml:space="preserve">      "lineCurrency": "TRY",</w:t>
+            </w:r>
+          </w:p>
+          <w:p>
+            <w:pPr>
+              <w:spacing w:after="36" w:before="36"/>
+            </w:pPr>
+            <w:r>
+              <w:rPr>
+                <w:rFonts w:ascii="Courier New" w:cs="Courier New" w:eastAsia="Courier New" w:hAnsi="Courier New"/>
+                <w:color w:val="1A252F"/>
+                <w:sz w:val="17"/>
+                <w:szCs w:val="17"/>
+              </w:rPr>
+              <w:t xml:space="preserve">      "transactionCurrency": "TRY",</w:t>
+            </w:r>
+          </w:p>
+          <w:p>
+            <w:pPr>
+              <w:spacing w:after="36" w:before="36"/>
+            </w:pPr>
+            <w:r>
+              <w:rPr>
+                <w:rFonts w:ascii="Courier New" w:cs="Courier New" w:eastAsia="Courier New" w:hAnsi="Courier New"/>
+                <w:color w:val="1A252F"/>
+                <w:sz w:val="17"/>
+                <w:szCs w:val="17"/>
+              </w:rPr>
+              <w:t xml:space="preserve">      "movementFlag": "(Ç)",</w:t>
+            </w:r>
+          </w:p>
+          <w:p>
+            <w:pPr>
+              <w:spacing w:after="36" w:before="36"/>
+            </w:pPr>
+            <w:r>
+              <w:rPr>
+                <w:rFonts w:ascii="Courier New" w:cs="Courier New" w:eastAsia="Courier New" w:hAnsi="Courier New"/>
+                <w:color w:val="1A252F"/>
+                <w:sz w:val="17"/>
+                <w:szCs w:val="17"/>
+              </w:rPr>
+              <w:t xml:space="preserve">      "quantity": 1.000000,</w:t>
+            </w:r>
+          </w:p>
+          <w:p>
+            <w:pPr>
+              <w:spacing w:after="36" w:before="36"/>
+            </w:pPr>
+            <w:r>
+              <w:rPr>
+                <w:rFonts w:ascii="Courier New" w:cs="Courier New" w:eastAsia="Courier New" w:hAnsi="Courier New"/>
+                <w:color w:val="1A252F"/>
+                <w:sz w:val="17"/>
+                <w:szCs w:val="17"/>
+              </w:rPr>
+              <w:t xml:space="preserve">      "balanceAfter": -1.000000,</w:t>
+            </w:r>
+          </w:p>
+          <w:p>
+            <w:pPr>
+              <w:spacing w:after="36" w:before="36"/>
+            </w:pPr>
+            <w:r>
+              <w:rPr>
+                <w:rFonts w:ascii="Courier New" w:cs="Courier New" w:eastAsia="Courier New" w:hAnsi="Courier New"/>
+                <w:color w:val="1A252F"/>
+                <w:sz w:val="17"/>
+                <w:szCs w:val="17"/>
+              </w:rPr>
+              <w:t xml:space="preserve">      "transactionDate": "2026-09-03T17:27:58.227",</w:t>
+            </w:r>
+          </w:p>
+          <w:p>
+            <w:pPr>
+              <w:spacing w:after="36" w:before="36"/>
+            </w:pPr>
+            <w:r>
+              <w:rPr>
+                <w:rFonts w:ascii="Courier New" w:cs="Courier New" w:eastAsia="Courier New" w:hAnsi="Courier New"/>
+                <w:color w:val="1A252F"/>
+                <w:sz w:val="17"/>
+                <w:szCs w:val="17"/>
+              </w:rPr>
+              <w:t xml:space="preserve">      "warehouseName": "MERKEZ DEPO",</w:t>
+            </w:r>
+          </w:p>
+          <w:p>
+            <w:pPr>
+              <w:spacing w:after="36" w:before="36"/>
+            </w:pPr>
+            <w:r>
+              <w:rPr>
+                <w:rFonts w:ascii="Courier New" w:cs="Courier New" w:eastAsia="Courier New" w:hAnsi="Courier New"/>
+                <w:color w:val="1A252F"/>
+                <w:sz w:val="17"/>
+                <w:szCs w:val="17"/>
+              </w:rPr>
+              <w:t xml:space="preserve">      "description": ""</w:t>
+            </w:r>
+          </w:p>
+          <w:p>
+            <w:pPr>
+              <w:spacing w:after="36" w:before="36"/>
+            </w:pPr>
+            <w:r>
+              <w:rPr>
+                <w:rFonts w:ascii="Courier New" w:cs="Courier New" w:eastAsia="Courier New" w:hAnsi="Courier New"/>
+                <w:color w:val="1A252F"/>
+                <w:sz w:val="17"/>
+                <w:szCs w:val="17"/>
+              </w:rPr>
+              <w:t xml:space="preserve">    }</w:t>
+            </w:r>
+          </w:p>
+          <w:p>
+            <w:pPr>
+              <w:spacing w:after="36" w:before="36"/>
+            </w:pPr>
+            <w:r>
+              <w:rPr>
+                <w:rFonts w:ascii="Courier New" w:cs="Courier New" w:eastAsia="Courier New" w:hAnsi="Courier New"/>
+                <w:color w:val="1A252F"/>
+                <w:sz w:val="17"/>
+                <w:szCs w:val="17"/>
+              </w:rPr>
+              <w:t xml:space="preserve">  ]</w:t>
+            </w:r>
+          </w:p>
+          <w:p>
+            <w:pPr>
+              <w:spacing w:after="36" w:before="36"/>
+            </w:pPr>
+            <w:r>
+              <w:rPr>
+                <w:rFonts w:ascii="Courier New" w:cs="Courier New" w:eastAsia="Courier New" w:hAnsi="Courier New"/>
+                <w:color w:val="1A252F"/>
+                <w:sz w:val="17"/>
+                <w:szCs w:val="17"/>
+              </w:rPr>
+              <w:t xml:space="preserve">}</w:t>
+            </w:r>
+          </w:p>
+        </w:tc>
+      </w:tr>
+    </w:tbl>
+    <w:p>
+      <w:pPr>
+        <w:spacing w:before="100"/>
+      </w:pPr>
+    </w:p>
+    <w:p>
+      <w:pPr>
+        <w:spacing w:after="80" w:before="80"/>
+      </w:pPr>
+      <w:r>
+        <w:rPr>
+          <w:color w:val="1A252F"/>
+          <w:sz w:val="21"/>
+          <w:szCs w:val="21"/>
+        </w:rPr>
+        <w:t xml:space="preserve">Kök nesne alanları (StockTransactionResponseModel): IsSuccessful (bool), Message (string), RecordCount (int), Transactions (StockTransactionItem[]).</w:t>
+      </w:r>
+    </w:p>
+    <w:p>
+      <w:pPr>
+        <w:spacing w:before="60"/>
+      </w:pPr>
+    </w:p>
+    <w:tbl>
+      <w:tblPr>
+        <w:tblW w:type="dxa" w:w="9360"/>
+        <w:tblBorders>
+          <w:top w:val="single" w:color="auto" w:sz="4"/>
+          <w:left w:val="single" w:color="auto" w:sz="4"/>
+          <w:bottom w:val="single" w:color="auto" w:sz="4"/>
+          <w:right w:val="single" w:color="auto" w:sz="4"/>
+          <w:insideH w:val="single" w:color="auto" w:sz="4"/>
+          <w:insideV w:val="single" w:color="auto" w:sz="4"/>
+        </w:tblBorders>
+        <w:tblLayout w:type="fixed"/>
+      </w:tblPr>
+      <w:tblGrid>
+        <w:gridCol w:w="2000"/>
+        <w:gridCol w:w="1300"/>
+        <w:gridCol w:w="6060"/>
+      </w:tblGrid>
+      <w:tr>
+        <w:trPr>
+          <w:tblHeader/>
+        </w:trPr>
+        <w:tc>
+          <w:tcPr>
+            <w:tcW w:type="dxa" w:w="2000"/>
+            <w:tcBorders>
+              <w:top w:val="single" w:color="CCCCCC" w:sz="1"/>
+              <w:left w:val="single" w:color="CCCCCC" w:sz="1"/>
+              <w:bottom w:val="single" w:color="CCCCCC" w:sz="1"/>
+              <w:right w:val="single" w:color="CCCCCC" w:sz="1"/>
+            </w:tcBorders>
+            <w:shd w:fill="1E3A5F" w:color="auto" w:val="clear"/>
+            <w:tcMar>
+              <w:top w:type="dxa" w:w="80"/>
+              <w:left w:type="dxa" w:w="120"/>
+              <w:bottom w:type="dxa" w:w="80"/>
+              <w:right w:type="dxa" w:w="120"/>
+            </w:tcMar>
+            <w:vAlign w:val="center"/>
+          </w:tcPr>
+          <w:p>
+            <w:pPr>
+              <w:jc w:val="left"/>
+            </w:pPr>
+            <w:r>
+              <w:rPr>
+                <w:b/>
+                <w:bCs/>
+                <w:i w:val="false"/>
+                <w:iCs w:val="false"/>
+                <w:color w:val="FFFFFF"/>
+                <w:sz w:val="18"/>
+                <w:szCs w:val="18"/>
+              </w:rPr>
+              <w:t xml:space="preserve">Alan</w:t>
+            </w:r>
+          </w:p>
+        </w:tc>
+        <w:tc>
+          <w:tcPr>
+            <w:tcW w:type="dxa" w:w="1300"/>
+            <w:tcBorders>
+              <w:top w:val="single" w:color="CCCCCC" w:sz="1"/>
+              <w:left w:val="single" w:color="CCCCCC" w:sz="1"/>
+              <w:bottom w:val="single" w:color="CCCCCC" w:sz="1"/>
+              <w:right w:val="single" w:color="CCCCCC" w:sz="1"/>
+            </w:tcBorders>
+            <w:shd w:fill="1E3A5F" w:color="auto" w:val="clear"/>
+            <w:tcMar>
+              <w:top w:type="dxa" w:w="80"/>
+              <w:left w:type="dxa" w:w="120"/>
+              <w:bottom w:type="dxa" w:w="80"/>
+              <w:right w:type="dxa" w:w="120"/>
+            </w:tcMar>
+            <w:vAlign w:val="center"/>
+          </w:tcPr>
+          <w:p>
+            <w:pPr>
+              <w:jc w:val="left"/>
+            </w:pPr>
+            <w:r>
+              <w:rPr>
+                <w:b/>
+                <w:bCs/>
+                <w:i w:val="false"/>
+                <w:iCs w:val="false"/>
+                <w:color w:val="FFFFFF"/>
+                <w:sz w:val="18"/>
+                <w:szCs w:val="18"/>
+              </w:rPr>
+              <w:t xml:space="preserve">Tip</w:t>
+            </w:r>
+          </w:p>
+        </w:tc>
+        <w:tc>
+          <w:tcPr>
+            <w:tcW w:type="dxa" w:w="6060"/>
+            <w:tcBorders>
+              <w:top w:val="single" w:color="CCCCCC" w:sz="1"/>
+              <w:left w:val="single" w:color="CCCCCC" w:sz="1"/>
+              <w:bottom w:val="single" w:color="CCCCCC" w:sz="1"/>
+              <w:right w:val="single" w:color="CCCCCC" w:sz="1"/>
+            </w:tcBorders>
+            <w:shd w:fill="1E3A5F" w:color="auto" w:val="clear"/>
+            <w:tcMar>
+              <w:top w:type="dxa" w:w="80"/>
+              <w:left w:type="dxa" w:w="120"/>
+              <w:bottom w:type="dxa" w:w="80"/>
+              <w:right w:type="dxa" w:w="120"/>
+            </w:tcMar>
+            <w:vAlign w:val="center"/>
+          </w:tcPr>
+          <w:p>
+            <w:pPr>
+              <w:jc w:val="left"/>
+            </w:pPr>
+            <w:r>
+              <w:rPr>
+                <w:b/>
+                <w:bCs/>
+                <w:i w:val="false"/>
+                <w:iCs w:val="false"/>
+                <w:color w:val="FFFFFF"/>
+                <w:sz w:val="18"/>
+                <w:szCs w:val="18"/>
+              </w:rPr>
+              <w:t xml:space="preserve">Açıklama</w:t>
+            </w:r>
+          </w:p>
+        </w:tc>
+      </w:tr>
+      <w:tr>
+        <w:tc>
+          <w:tcPr>
+            <w:tcW w:type="dxa" w:w="2000"/>
+            <w:tcBorders>
+              <w:top w:val="single" w:color="CCCCCC" w:sz="1"/>
+              <w:left w:val="single" w:color="CCCCCC" w:sz="1"/>
+              <w:bottom w:val="single" w:color="CCCCCC" w:sz="1"/>
+              <w:right w:val="single" w:color="CCCCCC" w:sz="1"/>
+            </w:tcBorders>
+            <w:shd w:fill="FFFFFF" w:color="auto" w:val="clear"/>
+            <w:tcMar>
+              <w:top w:type="dxa" w:w="60"/>
+              <w:left w:type="dxa" w:w="120"/>
+              <w:bottom w:type="dxa" w:w="60"/>
+              <w:right w:type="dxa" w:w="120"/>
+            </w:tcMar>
+            <w:vAlign w:val="center"/>
+          </w:tcPr>
+          <w:p>
+            <w:pPr>
+              <w:jc w:val="left"/>
+            </w:pPr>
+            <w:r>
+              <w:rPr>
+                <w:rFonts w:ascii="Courier New" w:cs="Courier New" w:eastAsia="Courier New" w:hAnsi="Courier New"/>
+                <w:b w:val="false"/>
+                <w:bCs w:val="false"/>
+                <w:i w:val="false"/>
+                <w:iCs w:val="false"/>
+                <w:color w:val="2E86C1"/>
+                <w:sz w:val="17"/>
+                <w:szCs w:val="17"/>
+              </w:rPr>
+              <w:t xml:space="preserve">Id</w:t>
+            </w:r>
+          </w:p>
+        </w:tc>
+        <w:tc>
+          <w:tcPr>
+            <w:tcW w:type="dxa" w:w="1300"/>
+            <w:tcBorders>
+              <w:top w:val="single" w:color="CCCCCC" w:sz="1"/>
+              <w:left w:val="single" w:color="CCCCCC" w:sz="1"/>
+              <w:bottom w:val="single" w:color="CCCCCC" w:sz="1"/>
+              <w:right w:val="single" w:color="CCCCCC" w:sz="1"/>
+            </w:tcBorders>
+            <w:shd w:fill="FFFFFF" w:color="auto" w:val="clear"/>
+            <w:tcMar>
+              <w:top w:type="dxa" w:w="60"/>
+              <w:left w:type="dxa" w:w="120"/>
+              <w:bottom w:type="dxa" w:w="60"/>
+              <w:right w:type="dxa" w:w="120"/>
+            </w:tcMar>
+            <w:vAlign w:val="center"/>
+          </w:tcPr>
+          <w:p>
+            <w:pPr>
+              <w:jc w:val="left"/>
+            </w:pPr>
+            <w:r>
+              <w:rPr>
+                <w:rFonts w:ascii="Courier New" w:cs="Courier New" w:eastAsia="Courier New" w:hAnsi="Courier New"/>
+                <w:b w:val="false"/>
+                <w:bCs w:val="false"/>
+                <w:i w:val="false"/>
+                <w:iCs w:val="false"/>
+                <w:color w:val="1A252F"/>
+                <w:sz w:val="17"/>
+                <w:szCs w:val="17"/>
+              </w:rPr>
+              <w:t xml:space="preserve">int</w:t>
+            </w:r>
+          </w:p>
+        </w:tc>
+        <w:tc>
+          <w:tcPr>
+            <w:tcW w:type="dxa" w:w="6060"/>
+            <w:tcBorders>
+              <w:top w:val="single" w:color="CCCCCC" w:sz="1"/>
+              <w:left w:val="single" w:color="CCCCCC" w:sz="1"/>
+              <w:bottom w:val="single" w:color="CCCCCC" w:sz="1"/>
+              <w:right w:val="single" w:color="CCCCCC" w:sz="1"/>
+            </w:tcBorders>
+            <w:shd w:fill="FFFFFF" w:color="auto" w:val="clear"/>
+            <w:tcMar>
+              <w:top w:type="dxa" w:w="60"/>
+              <w:left w:type="dxa" w:w="120"/>
+              <w:bottom w:type="dxa" w:w="60"/>
+              <w:right w:type="dxa" w:w="120"/>
+            </w:tcMar>
+            <w:vAlign w:val="center"/>
+          </w:tcPr>
+          <w:p>
+            <w:pPr>
+              <w:jc w:val="left"/>
+            </w:pPr>
+            <w:r>
+              <w:rPr>
+                <w:b w:val="false"/>
+                <w:bCs w:val="false"/>
+                <w:i w:val="false"/>
+                <w:iCs w:val="false"/>
+                <w:color w:val="1A252F"/>
+                <w:sz w:val="17"/>
+                <w:szCs w:val="17"/>
+              </w:rPr>
+              <w:t xml:space="preserve">Hareket kaydı ID.</w:t>
+            </w:r>
+          </w:p>
+        </w:tc>
+      </w:tr>
+      <w:tr>
+        <w:tc>
+          <w:tcPr>
+            <w:tcW w:type="dxa" w:w="2000"/>
+            <w:tcBorders>
+              <w:top w:val="single" w:color="CCCCCC" w:sz="1"/>
+              <w:left w:val="single" w:color="CCCCCC" w:sz="1"/>
+              <w:bottom w:val="single" w:color="CCCCCC" w:sz="1"/>
+              <w:right w:val="single" w:color="CCCCCC" w:sz="1"/>
+            </w:tcBorders>
+            <w:shd w:fill="FFFFFF" w:color="auto" w:val="clear"/>
+            <w:tcMar>
+              <w:top w:type="dxa" w:w="60"/>
+              <w:left w:type="dxa" w:w="120"/>
+              <w:bottom w:type="dxa" w:w="60"/>
+              <w:right w:type="dxa" w:w="120"/>
+            </w:tcMar>
+            <w:vAlign w:val="center"/>
+          </w:tcPr>
+          <w:p>
+            <w:pPr>
+              <w:jc w:val="left"/>
+            </w:pPr>
+            <w:r>
+              <w:rPr>
+                <w:rFonts w:ascii="Courier New" w:cs="Courier New" w:eastAsia="Courier New" w:hAnsi="Courier New"/>
+                <w:b w:val="false"/>
+                <w:bCs w:val="false"/>
+                <w:i w:val="false"/>
+                <w:iCs w:val="false"/>
+                <w:color w:val="2E86C1"/>
+                <w:sz w:val="17"/>
+                <w:szCs w:val="17"/>
+              </w:rPr>
+              <w:t xml:space="preserve">Barcode</w:t>
+            </w:r>
+          </w:p>
+        </w:tc>
+        <w:tc>
+          <w:tcPr>
+            <w:tcW w:type="dxa" w:w="1300"/>
+            <w:tcBorders>
+              <w:top w:val="single" w:color="CCCCCC" w:sz="1"/>
+              <w:left w:val="single" w:color="CCCCCC" w:sz="1"/>
+              <w:bottom w:val="single" w:color="CCCCCC" w:sz="1"/>
+              <w:right w:val="single" w:color="CCCCCC" w:sz="1"/>
+            </w:tcBorders>
+            <w:shd w:fill="FFFFFF" w:color="auto" w:val="clear"/>
+            <w:tcMar>
+              <w:top w:type="dxa" w:w="60"/>
+              <w:left w:type="dxa" w:w="120"/>
+              <w:bottom w:type="dxa" w:w="60"/>
+              <w:right w:type="dxa" w:w="120"/>
+            </w:tcMar>
+            <w:vAlign w:val="center"/>
+          </w:tcPr>
+          <w:p>
+            <w:pPr>
+              <w:jc w:val="left"/>
+            </w:pPr>
+            <w:r>
+              <w:rPr>
+                <w:rFonts w:ascii="Courier New" w:cs="Courier New" w:eastAsia="Courier New" w:hAnsi="Courier New"/>
+                <w:b w:val="false"/>
+                <w:bCs w:val="false"/>
+                <w:i w:val="false"/>
+                <w:iCs w:val="false"/>
+                <w:color w:val="1A252F"/>
+                <w:sz w:val="17"/>
+                <w:szCs w:val="17"/>
+              </w:rPr>
+              <w:t xml:space="preserve">string</w:t>
+            </w:r>
+          </w:p>
+        </w:tc>
+        <w:tc>
+          <w:tcPr>
+            <w:tcW w:type="dxa" w:w="6060"/>
+            <w:tcBorders>
+              <w:top w:val="single" w:color="CCCCCC" w:sz="1"/>
+              <w:left w:val="single" w:color="CCCCCC" w:sz="1"/>
+              <w:bottom w:val="single" w:color="CCCCCC" w:sz="1"/>
+              <w:right w:val="single" w:color="CCCCCC" w:sz="1"/>
+            </w:tcBorders>
+            <w:shd w:fill="FFFFFF" w:color="auto" w:val="clear"/>
+            <w:tcMar>
+              <w:top w:type="dxa" w:w="60"/>
+              <w:left w:type="dxa" w:w="120"/>
+              <w:bottom w:type="dxa" w:w="60"/>
+              <w:right w:type="dxa" w:w="120"/>
+            </w:tcMar>
+            <w:vAlign w:val="center"/>
+          </w:tcPr>
+          <w:p>
+            <w:pPr>
+              <w:jc w:val="left"/>
+            </w:pPr>
+            <w:r>
+              <w:rPr>
+                <w:b w:val="false"/>
+                <w:bCs w:val="false"/>
+                <w:i w:val="false"/>
+                <w:iCs w:val="false"/>
+                <w:color w:val="1A252F"/>
+                <w:sz w:val="17"/>
+                <w:szCs w:val="17"/>
+              </w:rPr>
+              <w:t xml:space="preserve">Ürünün barkodu.</w:t>
+            </w:r>
+          </w:p>
+        </w:tc>
+      </w:tr>
+      <w:tr>
+        <w:tc>
+          <w:tcPr>
+            <w:tcW w:type="dxa" w:w="2000"/>
+            <w:tcBorders>
+              <w:top w:val="single" w:color="CCCCCC" w:sz="1"/>
+              <w:left w:val="single" w:color="CCCCCC" w:sz="1"/>
+              <w:bottom w:val="single" w:color="CCCCCC" w:sz="1"/>
+              <w:right w:val="single" w:color="CCCCCC" w:sz="1"/>
+            </w:tcBorders>
+            <w:shd w:fill="FFFFFF" w:color="auto" w:val="clear"/>
+            <w:tcMar>
+              <w:top w:type="dxa" w:w="60"/>
+              <w:left w:type="dxa" w:w="120"/>
+              <w:bottom w:type="dxa" w:w="60"/>
+              <w:right w:type="dxa" w:w="120"/>
+            </w:tcMar>
+            <w:vAlign w:val="center"/>
+          </w:tcPr>
+          <w:p>
+            <w:pPr>
+              <w:jc w:val="left"/>
+            </w:pPr>
+            <w:r>
+              <w:rPr>
+                <w:rFonts w:ascii="Courier New" w:cs="Courier New" w:eastAsia="Courier New" w:hAnsi="Courier New"/>
+                <w:b w:val="false"/>
+                <w:bCs w:val="false"/>
+                <w:i w:val="false"/>
+                <w:iCs w:val="false"/>
+                <w:color w:val="2E86C1"/>
+                <w:sz w:val="17"/>
+                <w:szCs w:val="17"/>
+              </w:rPr>
+              <w:t xml:space="preserve">ProductName</w:t>
+            </w:r>
+          </w:p>
+        </w:tc>
+        <w:tc>
+          <w:tcPr>
+            <w:tcW w:type="dxa" w:w="1300"/>
+            <w:tcBorders>
+              <w:top w:val="single" w:color="CCCCCC" w:sz="1"/>
+              <w:left w:val="single" w:color="CCCCCC" w:sz="1"/>
+              <w:bottom w:val="single" w:color="CCCCCC" w:sz="1"/>
+              <w:right w:val="single" w:color="CCCCCC" w:sz="1"/>
+            </w:tcBorders>
+            <w:shd w:fill="FFFFFF" w:color="auto" w:val="clear"/>
+            <w:tcMar>
+              <w:top w:type="dxa" w:w="60"/>
+              <w:left w:type="dxa" w:w="120"/>
+              <w:bottom w:type="dxa" w:w="60"/>
+              <w:right w:type="dxa" w:w="120"/>
+            </w:tcMar>
+            <w:vAlign w:val="center"/>
+          </w:tcPr>
+          <w:p>
+            <w:pPr>
+              <w:jc w:val="left"/>
+            </w:pPr>
+            <w:r>
+              <w:rPr>
+                <w:rFonts w:ascii="Courier New" w:cs="Courier New" w:eastAsia="Courier New" w:hAnsi="Courier New"/>
+                <w:b w:val="false"/>
+                <w:bCs w:val="false"/>
+                <w:i w:val="false"/>
+                <w:iCs w:val="false"/>
+                <w:color w:val="1A252F"/>
+                <w:sz w:val="17"/>
+                <w:szCs w:val="17"/>
+              </w:rPr>
+              <w:t xml:space="preserve">string</w:t>
+            </w:r>
+          </w:p>
+        </w:tc>
+        <w:tc>
+          <w:tcPr>
+            <w:tcW w:type="dxa" w:w="6060"/>
+            <w:tcBorders>
+              <w:top w:val="single" w:color="CCCCCC" w:sz="1"/>
+              <w:left w:val="single" w:color="CCCCCC" w:sz="1"/>
+              <w:bottom w:val="single" w:color="CCCCCC" w:sz="1"/>
+              <w:right w:val="single" w:color="CCCCCC" w:sz="1"/>
+            </w:tcBorders>
+            <w:shd w:fill="FFFFFF" w:color="auto" w:val="clear"/>
+            <w:tcMar>
+              <w:top w:type="dxa" w:w="60"/>
+              <w:left w:type="dxa" w:w="120"/>
+              <w:bottom w:type="dxa" w:w="60"/>
+              <w:right w:type="dxa" w:w="120"/>
+            </w:tcMar>
+            <w:vAlign w:val="center"/>
+          </w:tcPr>
+          <w:p>
+            <w:pPr>
+              <w:jc w:val="left"/>
+            </w:pPr>
+            <w:r>
+              <w:rPr>
+                <w:b w:val="false"/>
+                <w:bCs w:val="false"/>
+                <w:i w:val="false"/>
+                <w:iCs w:val="false"/>
+                <w:color w:val="1A252F"/>
+                <w:sz w:val="17"/>
+                <w:szCs w:val="17"/>
+              </w:rPr>
+              <w:t xml:space="preserve">Ürün adı.</w:t>
+            </w:r>
+          </w:p>
+        </w:tc>
+      </w:tr>
+      <w:tr>
+        <w:tc>
+          <w:tcPr>
+            <w:tcW w:type="dxa" w:w="2000"/>
+            <w:tcBorders>
+              <w:top w:val="single" w:color="CCCCCC" w:sz="1"/>
+              <w:left w:val="single" w:color="CCCCCC" w:sz="1"/>
+              <w:bottom w:val="single" w:color="CCCCCC" w:sz="1"/>
+              <w:right w:val="single" w:color="CCCCCC" w:sz="1"/>
+            </w:tcBorders>
+            <w:shd w:fill="FFFFFF" w:color="auto" w:val="clear"/>
+            <w:tcMar>
+              <w:top w:type="dxa" w:w="60"/>
+              <w:left w:type="dxa" w:w="120"/>
+              <w:bottom w:type="dxa" w:w="60"/>
+              <w:right w:type="dxa" w:w="120"/>
+            </w:tcMar>
+            <w:vAlign w:val="center"/>
+          </w:tcPr>
+          <w:p>
+            <w:pPr>
+              <w:jc w:val="left"/>
+            </w:pPr>
+            <w:r>
+              <w:rPr>
+                <w:rFonts w:ascii="Courier New" w:cs="Courier New" w:eastAsia="Courier New" w:hAnsi="Courier New"/>
+                <w:b w:val="false"/>
+                <w:bCs w:val="false"/>
+                <w:i w:val="false"/>
+                <w:iCs w:val="false"/>
+                <w:color w:val="2E86C1"/>
+                <w:sz w:val="17"/>
+                <w:szCs w:val="17"/>
+              </w:rPr>
+              <w:t xml:space="preserve">TransactionType</w:t>
+            </w:r>
+          </w:p>
+        </w:tc>
+        <w:tc>
+          <w:tcPr>
+            <w:tcW w:type="dxa" w:w="1300"/>
+            <w:tcBorders>
+              <w:top w:val="single" w:color="CCCCCC" w:sz="1"/>
+              <w:left w:val="single" w:color="CCCCCC" w:sz="1"/>
+              <w:bottom w:val="single" w:color="CCCCCC" w:sz="1"/>
+              <w:right w:val="single" w:color="CCCCCC" w:sz="1"/>
+            </w:tcBorders>
+            <w:shd w:fill="FFFFFF" w:color="auto" w:val="clear"/>
+            <w:tcMar>
+              <w:top w:type="dxa" w:w="60"/>
+              <w:left w:type="dxa" w:w="120"/>
+              <w:bottom w:type="dxa" w:w="60"/>
+              <w:right w:type="dxa" w:w="120"/>
+            </w:tcMar>
+            <w:vAlign w:val="center"/>
+          </w:tcPr>
+          <w:p>
+            <w:pPr>
+              <w:jc w:val="left"/>
+            </w:pPr>
+            <w:r>
+              <w:rPr>
+                <w:rFonts w:ascii="Courier New" w:cs="Courier New" w:eastAsia="Courier New" w:hAnsi="Courier New"/>
+                <w:b w:val="false"/>
+                <w:bCs w:val="false"/>
+                <w:i w:val="false"/>
+                <w:iCs w:val="false"/>
+                <w:color w:val="1A252F"/>
+                <w:sz w:val="17"/>
+                <w:szCs w:val="17"/>
+              </w:rPr>
+              <w:t xml:space="preserve">string</w:t>
+            </w:r>
+          </w:p>
+        </w:tc>
+        <w:tc>
+          <w:tcPr>
+            <w:tcW w:type="dxa" w:w="6060"/>
+            <w:tcBorders>
+              <w:top w:val="single" w:color="CCCCCC" w:sz="1"/>
+              <w:left w:val="single" w:color="CCCCCC" w:sz="1"/>
+              <w:bottom w:val="single" w:color="CCCCCC" w:sz="1"/>
+              <w:right w:val="single" w:color="CCCCCC" w:sz="1"/>
+            </w:tcBorders>
+            <w:shd w:fill="FFFFFF" w:color="auto" w:val="clear"/>
+            <w:tcMar>
+              <w:top w:type="dxa" w:w="60"/>
+              <w:left w:type="dxa" w:w="120"/>
+              <w:bottom w:type="dxa" w:w="60"/>
+              <w:right w:type="dxa" w:w="120"/>
+            </w:tcMar>
+            <w:vAlign w:val="center"/>
+          </w:tcPr>
+          <w:p>
+            <w:pPr>
+              <w:jc w:val="left"/>
+            </w:pPr>
+            <w:r>
+              <w:rPr>
+                <w:b w:val="false"/>
+                <w:bCs w:val="false"/>
+                <w:i w:val="false"/>
+                <w:iCs w:val="false"/>
+                <w:color w:val="1A252F"/>
+                <w:sz w:val="17"/>
+                <w:szCs w:val="17"/>
+              </w:rPr>
+              <w:t xml:space="preserve">İşlem türü açıklaması (ör. “Alım Faturası”, “Satış Faturası”, “Onay Bekleyen Sipariş”).</w:t>
+            </w:r>
+          </w:p>
+        </w:tc>
+      </w:tr>
+      <w:tr>
+        <w:tc>
+          <w:tcPr>
+            <w:tcW w:type="dxa" w:w="2000"/>
+            <w:tcBorders>
+              <w:top w:val="single" w:color="CCCCCC" w:sz="1"/>
+              <w:left w:val="single" w:color="CCCCCC" w:sz="1"/>
+              <w:bottom w:val="single" w:color="CCCCCC" w:sz="1"/>
+              <w:right w:val="single" w:color="CCCCCC" w:sz="1"/>
+            </w:tcBorders>
+            <w:shd w:fill="FFFFFF" w:color="auto" w:val="clear"/>
+            <w:tcMar>
+              <w:top w:type="dxa" w:w="60"/>
+              <w:left w:type="dxa" w:w="120"/>
+              <w:bottom w:type="dxa" w:w="60"/>
+              <w:right w:type="dxa" w:w="120"/>
+            </w:tcMar>
+            <w:vAlign w:val="center"/>
+          </w:tcPr>
+          <w:p>
+            <w:pPr>
+              <w:jc w:val="left"/>
+            </w:pPr>
+            <w:r>
+              <w:rPr>
+                <w:rFonts w:ascii="Courier New" w:cs="Courier New" w:eastAsia="Courier New" w:hAnsi="Courier New"/>
+                <w:b w:val="false"/>
+                <w:bCs w:val="false"/>
+                <w:i w:val="false"/>
+                <w:iCs w:val="false"/>
+                <w:color w:val="2E86C1"/>
+                <w:sz w:val="17"/>
+                <w:szCs w:val="17"/>
+              </w:rPr>
+              <w:t xml:space="preserve">TransactionNumber</w:t>
+            </w:r>
+          </w:p>
+        </w:tc>
+        <w:tc>
+          <w:tcPr>
+            <w:tcW w:type="dxa" w:w="1300"/>
+            <w:tcBorders>
+              <w:top w:val="single" w:color="CCCCCC" w:sz="1"/>
+              <w:left w:val="single" w:color="CCCCCC" w:sz="1"/>
+              <w:bottom w:val="single" w:color="CCCCCC" w:sz="1"/>
+              <w:right w:val="single" w:color="CCCCCC" w:sz="1"/>
+            </w:tcBorders>
+            <w:shd w:fill="FFFFFF" w:color="auto" w:val="clear"/>
+            <w:tcMar>
+              <w:top w:type="dxa" w:w="60"/>
+              <w:left w:type="dxa" w:w="120"/>
+              <w:bottom w:type="dxa" w:w="60"/>
+              <w:right w:type="dxa" w:w="120"/>
+            </w:tcMar>
+            <w:vAlign w:val="center"/>
+          </w:tcPr>
+          <w:p>
+            <w:pPr>
+              <w:jc w:val="left"/>
+            </w:pPr>
+            <w:r>
+              <w:rPr>
+                <w:rFonts w:ascii="Courier New" w:cs="Courier New" w:eastAsia="Courier New" w:hAnsi="Courier New"/>
+                <w:b w:val="false"/>
+                <w:bCs w:val="false"/>
+                <w:i w:val="false"/>
+                <w:iCs w:val="false"/>
+                <w:color w:val="1A252F"/>
+                <w:sz w:val="17"/>
+                <w:szCs w:val="17"/>
+              </w:rPr>
+              <w:t xml:space="preserve">string</w:t>
+            </w:r>
+          </w:p>
+        </w:tc>
+        <w:tc>
+          <w:tcPr>
+            <w:tcW w:type="dxa" w:w="6060"/>
+            <w:tcBorders>
+              <w:top w:val="single" w:color="CCCCCC" w:sz="1"/>
+              <w:left w:val="single" w:color="CCCCCC" w:sz="1"/>
+              <w:bottom w:val="single" w:color="CCCCCC" w:sz="1"/>
+              <w:right w:val="single" w:color="CCCCCC" w:sz="1"/>
+            </w:tcBorders>
+            <w:shd w:fill="FFFFFF" w:color="auto" w:val="clear"/>
+            <w:tcMar>
+              <w:top w:type="dxa" w:w="60"/>
+              <w:left w:type="dxa" w:w="120"/>
+              <w:bottom w:type="dxa" w:w="60"/>
+              <w:right w:type="dxa" w:w="120"/>
+            </w:tcMar>
+            <w:vAlign w:val="center"/>
+          </w:tcPr>
+          <w:p>
+            <w:pPr>
+              <w:jc w:val="left"/>
+            </w:pPr>
+            <w:r>
+              <w:rPr>
+                <w:b w:val="false"/>
+                <w:bCs w:val="false"/>
+                <w:i w:val="false"/>
+                <w:iCs w:val="false"/>
+                <w:color w:val="1A252F"/>
+                <w:sz w:val="17"/>
+                <w:szCs w:val="17"/>
+              </w:rPr>
+              <w:t xml:space="preserve">İşlem/belge numarası (İşlem No).</w:t>
+            </w:r>
+          </w:p>
+        </w:tc>
+      </w:tr>
+      <w:tr>
+        <w:tc>
+          <w:tcPr>
+            <w:tcW w:type="dxa" w:w="2000"/>
+            <w:tcBorders>
+              <w:top w:val="single" w:color="CCCCCC" w:sz="1"/>
+              <w:left w:val="single" w:color="CCCCCC" w:sz="1"/>
+              <w:bottom w:val="single" w:color="CCCCCC" w:sz="1"/>
+              <w:right w:val="single" w:color="CCCCCC" w:sz="1"/>
+            </w:tcBorders>
+            <w:shd w:fill="FFFFFF" w:color="auto" w:val="clear"/>
+            <w:tcMar>
+              <w:top w:type="dxa" w:w="60"/>
+              <w:left w:type="dxa" w:w="120"/>
+              <w:bottom w:type="dxa" w:w="60"/>
+              <w:right w:type="dxa" w:w="120"/>
+            </w:tcMar>
+            <w:vAlign w:val="center"/>
+          </w:tcPr>
+          <w:p>
+            <w:pPr>
+              <w:jc w:val="left"/>
+            </w:pPr>
+            <w:r>
+              <w:rPr>
+                <w:rFonts w:ascii="Courier New" w:cs="Courier New" w:eastAsia="Courier New" w:hAnsi="Courier New"/>
+                <w:b w:val="false"/>
+                <w:bCs w:val="false"/>
+                <w:i w:val="false"/>
+                <w:iCs w:val="false"/>
+                <w:color w:val="2E86C1"/>
+                <w:sz w:val="17"/>
+                <w:szCs w:val="17"/>
+              </w:rPr>
+              <w:t xml:space="preserve">SerialNumber</w:t>
+            </w:r>
+          </w:p>
+        </w:tc>
+        <w:tc>
+          <w:tcPr>
+            <w:tcW w:type="dxa" w:w="1300"/>
+            <w:tcBorders>
+              <w:top w:val="single" w:color="CCCCCC" w:sz="1"/>
+              <w:left w:val="single" w:color="CCCCCC" w:sz="1"/>
+              <w:bottom w:val="single" w:color="CCCCCC" w:sz="1"/>
+              <w:right w:val="single" w:color="CCCCCC" w:sz="1"/>
+            </w:tcBorders>
+            <w:shd w:fill="FFFFFF" w:color="auto" w:val="clear"/>
+            <w:tcMar>
+              <w:top w:type="dxa" w:w="60"/>
+              <w:left w:type="dxa" w:w="120"/>
+              <w:bottom w:type="dxa" w:w="60"/>
+              <w:right w:type="dxa" w:w="120"/>
+            </w:tcMar>
+            <w:vAlign w:val="center"/>
+          </w:tcPr>
+          <w:p>
+            <w:pPr>
+              <w:jc w:val="left"/>
+            </w:pPr>
+            <w:r>
+              <w:rPr>
+                <w:rFonts w:ascii="Courier New" w:cs="Courier New" w:eastAsia="Courier New" w:hAnsi="Courier New"/>
+                <w:b w:val="false"/>
+                <w:bCs w:val="false"/>
+                <w:i w:val="false"/>
+                <w:iCs w:val="false"/>
+                <w:color w:val="1A252F"/>
+                <w:sz w:val="17"/>
+                <w:szCs w:val="17"/>
+              </w:rPr>
+              <w:t xml:space="preserve">string</w:t>
+            </w:r>
+          </w:p>
+        </w:tc>
+        <w:tc>
+          <w:tcPr>
+            <w:tcW w:type="dxa" w:w="6060"/>
+            <w:tcBorders>
+              <w:top w:val="single" w:color="CCCCCC" w:sz="1"/>
+              <w:left w:val="single" w:color="CCCCCC" w:sz="1"/>
+              <w:bottom w:val="single" w:color="CCCCCC" w:sz="1"/>
+              <w:right w:val="single" w:color="CCCCCC" w:sz="1"/>
+            </w:tcBorders>
+            <w:shd w:fill="FFFFFF" w:color="auto" w:val="clear"/>
+            <w:tcMar>
+              <w:top w:type="dxa" w:w="60"/>
+              <w:left w:type="dxa" w:w="120"/>
+              <w:bottom w:type="dxa" w:w="60"/>
+              <w:right w:type="dxa" w:w="120"/>
+            </w:tcMar>
+            <w:vAlign w:val="center"/>
+          </w:tcPr>
+          <w:p>
+            <w:pPr>
+              <w:jc w:val="left"/>
+            </w:pPr>
+            <w:r>
+              <w:rPr>
+                <w:b w:val="false"/>
+                <w:bCs w:val="false"/>
+                <w:i w:val="false"/>
+                <w:iCs w:val="false"/>
+                <w:color w:val="1A252F"/>
+                <w:sz w:val="17"/>
+                <w:szCs w:val="17"/>
+              </w:rPr>
+              <w:t xml:space="preserve">Seri numarası, varsa.</w:t>
+            </w:r>
+          </w:p>
+        </w:tc>
+      </w:tr>
+      <w:tr>
+        <w:tc>
+          <w:tcPr>
+            <w:tcW w:type="dxa" w:w="2000"/>
+            <w:tcBorders>
+              <w:top w:val="single" w:color="CCCCCC" w:sz="1"/>
+              <w:left w:val="single" w:color="CCCCCC" w:sz="1"/>
+              <w:bottom w:val="single" w:color="CCCCCC" w:sz="1"/>
+              <w:right w:val="single" w:color="CCCCCC" w:sz="1"/>
+            </w:tcBorders>
+            <w:shd w:fill="FFFFFF" w:color="auto" w:val="clear"/>
+            <w:tcMar>
+              <w:top w:type="dxa" w:w="60"/>
+              <w:left w:type="dxa" w:w="120"/>
+              <w:bottom w:type="dxa" w:w="60"/>
+              <w:right w:type="dxa" w:w="120"/>
+            </w:tcMar>
+            <w:vAlign w:val="center"/>
+          </w:tcPr>
+          <w:p>
+            <w:pPr>
+              <w:jc w:val="left"/>
+            </w:pPr>
+            <w:r>
+              <w:rPr>
+                <w:rFonts w:ascii="Courier New" w:cs="Courier New" w:eastAsia="Courier New" w:hAnsi="Courier New"/>
+                <w:b w:val="false"/>
+                <w:bCs w:val="false"/>
+                <w:i w:val="false"/>
+                <w:iCs w:val="false"/>
+                <w:color w:val="2E86C1"/>
+                <w:sz w:val="17"/>
+                <w:szCs w:val="17"/>
+              </w:rPr>
+              <w:t xml:space="preserve">PerformedBy</w:t>
+            </w:r>
+          </w:p>
+        </w:tc>
+        <w:tc>
+          <w:tcPr>
+            <w:tcW w:type="dxa" w:w="1300"/>
+            <w:tcBorders>
+              <w:top w:val="single" w:color="CCCCCC" w:sz="1"/>
+              <w:left w:val="single" w:color="CCCCCC" w:sz="1"/>
+              <w:bottom w:val="single" w:color="CCCCCC" w:sz="1"/>
+              <w:right w:val="single" w:color="CCCCCC" w:sz="1"/>
+            </w:tcBorders>
+            <w:shd w:fill="FFFFFF" w:color="auto" w:val="clear"/>
+            <w:tcMar>
+              <w:top w:type="dxa" w:w="60"/>
+              <w:left w:type="dxa" w:w="120"/>
+              <w:bottom w:type="dxa" w:w="60"/>
+              <w:right w:type="dxa" w:w="120"/>
+            </w:tcMar>
+            <w:vAlign w:val="center"/>
+          </w:tcPr>
+          <w:p>
+            <w:pPr>
+              <w:jc w:val="left"/>
+            </w:pPr>
+            <w:r>
+              <w:rPr>
+                <w:rFonts w:ascii="Courier New" w:cs="Courier New" w:eastAsia="Courier New" w:hAnsi="Courier New"/>
+                <w:b w:val="false"/>
+                <w:bCs w:val="false"/>
+                <w:i w:val="false"/>
+                <w:iCs w:val="false"/>
+                <w:color w:val="1A252F"/>
+                <w:sz w:val="17"/>
+                <w:szCs w:val="17"/>
+              </w:rPr>
+              <w:t xml:space="preserve">string</w:t>
+            </w:r>
+          </w:p>
+        </w:tc>
+        <w:tc>
+          <w:tcPr>
+            <w:tcW w:type="dxa" w:w="6060"/>
+            <w:tcBorders>
+              <w:top w:val="single" w:color="CCCCCC" w:sz="1"/>
+              <w:left w:val="single" w:color="CCCCCC" w:sz="1"/>
+              <w:bottom w:val="single" w:color="CCCCCC" w:sz="1"/>
+              <w:right w:val="single" w:color="CCCCCC" w:sz="1"/>
+            </w:tcBorders>
+            <w:shd w:fill="FFFFFF" w:color="auto" w:val="clear"/>
+            <w:tcMar>
+              <w:top w:type="dxa" w:w="60"/>
+              <w:left w:type="dxa" w:w="120"/>
+              <w:bottom w:type="dxa" w:w="60"/>
+              <w:right w:type="dxa" w:w="120"/>
+            </w:tcMar>
+            <w:vAlign w:val="center"/>
+          </w:tcPr>
+          <w:p>
+            <w:pPr>
+              <w:jc w:val="left"/>
+            </w:pPr>
+            <w:r>
+              <w:rPr>
+                <w:b w:val="false"/>
+                <w:bCs w:val="false"/>
+                <w:i w:val="false"/>
+                <w:iCs w:val="false"/>
+                <w:color w:val="1A252F"/>
+                <w:sz w:val="17"/>
+                <w:szCs w:val="17"/>
+              </w:rPr>
+              <w:t xml:space="preserve">İşlemi gerçekleştiren kullanıcı.</w:t>
+            </w:r>
+          </w:p>
+        </w:tc>
+      </w:tr>
+      <w:tr>
+        <w:tc>
+          <w:tcPr>
+            <w:tcW w:type="dxa" w:w="2000"/>
+            <w:tcBorders>
+              <w:top w:val="single" w:color="CCCCCC" w:sz="1"/>
+              <w:left w:val="single" w:color="CCCCCC" w:sz="1"/>
+              <w:bottom w:val="single" w:color="CCCCCC" w:sz="1"/>
+              <w:right w:val="single" w:color="CCCCCC" w:sz="1"/>
+            </w:tcBorders>
+            <w:shd w:fill="FFFFFF" w:color="auto" w:val="clear"/>
+            <w:tcMar>
+              <w:top w:type="dxa" w:w="60"/>
+              <w:left w:type="dxa" w:w="120"/>
+              <w:bottom w:type="dxa" w:w="60"/>
+              <w:right w:type="dxa" w:w="120"/>
+            </w:tcMar>
+            <w:vAlign w:val="center"/>
+          </w:tcPr>
+          <w:p>
+            <w:pPr>
+              <w:jc w:val="left"/>
+            </w:pPr>
+            <w:r>
+              <w:rPr>
+                <w:rFonts w:ascii="Courier New" w:cs="Courier New" w:eastAsia="Courier New" w:hAnsi="Courier New"/>
+                <w:b w:val="false"/>
+                <w:bCs w:val="false"/>
+                <w:i w:val="false"/>
+                <w:iCs w:val="false"/>
+                <w:color w:val="2E86C1"/>
+                <w:sz w:val="17"/>
+                <w:szCs w:val="17"/>
+              </w:rPr>
+              <w:t xml:space="preserve">Salesperson</w:t>
+            </w:r>
+          </w:p>
+        </w:tc>
+        <w:tc>
+          <w:tcPr>
+            <w:tcW w:type="dxa" w:w="1300"/>
+            <w:tcBorders>
+              <w:top w:val="single" w:color="CCCCCC" w:sz="1"/>
+              <w:left w:val="single" w:color="CCCCCC" w:sz="1"/>
+              <w:bottom w:val="single" w:color="CCCCCC" w:sz="1"/>
+              <w:right w:val="single" w:color="CCCCCC" w:sz="1"/>
+            </w:tcBorders>
+            <w:shd w:fill="FFFFFF" w:color="auto" w:val="clear"/>
+            <w:tcMar>
+              <w:top w:type="dxa" w:w="60"/>
+              <w:left w:type="dxa" w:w="120"/>
+              <w:bottom w:type="dxa" w:w="60"/>
+              <w:right w:type="dxa" w:w="120"/>
+            </w:tcMar>
+            <w:vAlign w:val="center"/>
+          </w:tcPr>
+          <w:p>
+            <w:pPr>
+              <w:jc w:val="left"/>
+            </w:pPr>
+            <w:r>
+              <w:rPr>
+                <w:rFonts w:ascii="Courier New" w:cs="Courier New" w:eastAsia="Courier New" w:hAnsi="Courier New"/>
+                <w:b w:val="false"/>
+                <w:bCs w:val="false"/>
+                <w:i w:val="false"/>
+                <w:iCs w:val="false"/>
+                <w:color w:val="1A252F"/>
+                <w:sz w:val="17"/>
+                <w:szCs w:val="17"/>
+              </w:rPr>
+              <w:t xml:space="preserve">string</w:t>
+            </w:r>
+          </w:p>
+        </w:tc>
+        <w:tc>
+          <w:tcPr>
+            <w:tcW w:type="dxa" w:w="6060"/>
+            <w:tcBorders>
+              <w:top w:val="single" w:color="CCCCCC" w:sz="1"/>
+              <w:left w:val="single" w:color="CCCCCC" w:sz="1"/>
+              <w:bottom w:val="single" w:color="CCCCCC" w:sz="1"/>
+              <w:right w:val="single" w:color="CCCCCC" w:sz="1"/>
+            </w:tcBorders>
+            <w:shd w:fill="FFFFFF" w:color="auto" w:val="clear"/>
+            <w:tcMar>
+              <w:top w:type="dxa" w:w="60"/>
+              <w:left w:type="dxa" w:w="120"/>
+              <w:bottom w:type="dxa" w:w="60"/>
+              <w:right w:type="dxa" w:w="120"/>
+            </w:tcMar>
+            <w:vAlign w:val="center"/>
+          </w:tcPr>
+          <w:p>
+            <w:pPr>
+              <w:jc w:val="left"/>
+            </w:pPr>
+            <w:r>
+              <w:rPr>
+                <w:b w:val="false"/>
+                <w:bCs w:val="false"/>
+                <w:i w:val="false"/>
+                <w:iCs w:val="false"/>
+                <w:color w:val="1A252F"/>
+                <w:sz w:val="17"/>
+                <w:szCs w:val="17"/>
+              </w:rPr>
+              <w:t xml:space="preserve">Plasiyer.</w:t>
+            </w:r>
+          </w:p>
+        </w:tc>
+      </w:tr>
+      <w:tr>
+        <w:tc>
+          <w:tcPr>
+            <w:tcW w:type="dxa" w:w="2000"/>
+            <w:tcBorders>
+              <w:top w:val="single" w:color="CCCCCC" w:sz="1"/>
+              <w:left w:val="single" w:color="CCCCCC" w:sz="1"/>
+              <w:bottom w:val="single" w:color="CCCCCC" w:sz="1"/>
+              <w:right w:val="single" w:color="CCCCCC" w:sz="1"/>
+            </w:tcBorders>
+            <w:shd w:fill="FFFFFF" w:color="auto" w:val="clear"/>
+            <w:tcMar>
+              <w:top w:type="dxa" w:w="60"/>
+              <w:left w:type="dxa" w:w="120"/>
+              <w:bottom w:type="dxa" w:w="60"/>
+              <w:right w:type="dxa" w:w="120"/>
+            </w:tcMar>
+            <w:vAlign w:val="center"/>
+          </w:tcPr>
+          <w:p>
+            <w:pPr>
+              <w:jc w:val="left"/>
+            </w:pPr>
+            <w:r>
+              <w:rPr>
+                <w:rFonts w:ascii="Courier New" w:cs="Courier New" w:eastAsia="Courier New" w:hAnsi="Courier New"/>
+                <w:b w:val="false"/>
+                <w:bCs w:val="false"/>
+                <w:i w:val="false"/>
+                <w:iCs w:val="false"/>
+                <w:color w:val="2E86C1"/>
+                <w:sz w:val="17"/>
+                <w:szCs w:val="17"/>
+              </w:rPr>
+              <w:t xml:space="preserve">Variant</w:t>
+            </w:r>
+          </w:p>
+        </w:tc>
+        <w:tc>
+          <w:tcPr>
+            <w:tcW w:type="dxa" w:w="1300"/>
+            <w:tcBorders>
+              <w:top w:val="single" w:color="CCCCCC" w:sz="1"/>
+              <w:left w:val="single" w:color="CCCCCC" w:sz="1"/>
+              <w:bottom w:val="single" w:color="CCCCCC" w:sz="1"/>
+              <w:right w:val="single" w:color="CCCCCC" w:sz="1"/>
+            </w:tcBorders>
+            <w:shd w:fill="FFFFFF" w:color="auto" w:val="clear"/>
+            <w:tcMar>
+              <w:top w:type="dxa" w:w="60"/>
+              <w:left w:type="dxa" w:w="120"/>
+              <w:bottom w:type="dxa" w:w="60"/>
+              <w:right w:type="dxa" w:w="120"/>
+            </w:tcMar>
+            <w:vAlign w:val="center"/>
+          </w:tcPr>
+          <w:p>
+            <w:pPr>
+              <w:jc w:val="left"/>
+            </w:pPr>
+            <w:r>
+              <w:rPr>
+                <w:rFonts w:ascii="Courier New" w:cs="Courier New" w:eastAsia="Courier New" w:hAnsi="Courier New"/>
+                <w:b w:val="false"/>
+                <w:bCs w:val="false"/>
+                <w:i w:val="false"/>
+                <w:iCs w:val="false"/>
+                <w:color w:val="1A252F"/>
+                <w:sz w:val="17"/>
+                <w:szCs w:val="17"/>
+              </w:rPr>
+              <w:t xml:space="preserve">string</w:t>
+            </w:r>
+          </w:p>
+        </w:tc>
+        <w:tc>
+          <w:tcPr>
+            <w:tcW w:type="dxa" w:w="6060"/>
+            <w:tcBorders>
+              <w:top w:val="single" w:color="CCCCCC" w:sz="1"/>
+              <w:left w:val="single" w:color="CCCCCC" w:sz="1"/>
+              <w:bottom w:val="single" w:color="CCCCCC" w:sz="1"/>
+              <w:right w:val="single" w:color="CCCCCC" w:sz="1"/>
+            </w:tcBorders>
+            <w:shd w:fill="FFFFFF" w:color="auto" w:val="clear"/>
+            <w:tcMar>
+              <w:top w:type="dxa" w:w="60"/>
+              <w:left w:type="dxa" w:w="120"/>
+              <w:bottom w:type="dxa" w:w="60"/>
+              <w:right w:type="dxa" w:w="120"/>
+            </w:tcMar>
+            <w:vAlign w:val="center"/>
+          </w:tcPr>
+          <w:p>
+            <w:pPr>
+              <w:jc w:val="left"/>
+            </w:pPr>
+            <w:r>
+              <w:rPr>
+                <w:b w:val="false"/>
+                <w:bCs w:val="false"/>
+                <w:i w:val="false"/>
+                <w:iCs w:val="false"/>
+                <w:color w:val="1A252F"/>
+                <w:sz w:val="17"/>
+                <w:szCs w:val="17"/>
+              </w:rPr>
+              <w:t xml:space="preserve">Varyant adı (ör. “Standart”).</w:t>
+            </w:r>
+          </w:p>
+        </w:tc>
+      </w:tr>
+      <w:tr>
+        <w:tc>
+          <w:tcPr>
+            <w:tcW w:type="dxa" w:w="2000"/>
+            <w:tcBorders>
+              <w:top w:val="single" w:color="CCCCCC" w:sz="1"/>
+              <w:left w:val="single" w:color="CCCCCC" w:sz="1"/>
+              <w:bottom w:val="single" w:color="CCCCCC" w:sz="1"/>
+              <w:right w:val="single" w:color="CCCCCC" w:sz="1"/>
+            </w:tcBorders>
+            <w:shd w:fill="FFFFFF" w:color="auto" w:val="clear"/>
+            <w:tcMar>
+              <w:top w:type="dxa" w:w="60"/>
+              <w:left w:type="dxa" w:w="120"/>
+              <w:bottom w:type="dxa" w:w="60"/>
+              <w:right w:type="dxa" w:w="120"/>
+            </w:tcMar>
+            <w:vAlign w:val="center"/>
+          </w:tcPr>
+          <w:p>
+            <w:pPr>
+              <w:jc w:val="left"/>
+            </w:pPr>
+            <w:r>
+              <w:rPr>
+                <w:rFonts w:ascii="Courier New" w:cs="Courier New" w:eastAsia="Courier New" w:hAnsi="Courier New"/>
+                <w:b w:val="false"/>
+                <w:bCs w:val="false"/>
+                <w:i w:val="false"/>
+                <w:iCs w:val="false"/>
+                <w:color w:val="2E86C1"/>
+                <w:sz w:val="17"/>
+                <w:szCs w:val="17"/>
+              </w:rPr>
+              <w:t xml:space="preserve">LineCurrency</w:t>
+            </w:r>
+          </w:p>
+        </w:tc>
+        <w:tc>
+          <w:tcPr>
+            <w:tcW w:type="dxa" w:w="1300"/>
+            <w:tcBorders>
+              <w:top w:val="single" w:color="CCCCCC" w:sz="1"/>
+              <w:left w:val="single" w:color="CCCCCC" w:sz="1"/>
+              <w:bottom w:val="single" w:color="CCCCCC" w:sz="1"/>
+              <w:right w:val="single" w:color="CCCCCC" w:sz="1"/>
+            </w:tcBorders>
+            <w:shd w:fill="FFFFFF" w:color="auto" w:val="clear"/>
+            <w:tcMar>
+              <w:top w:type="dxa" w:w="60"/>
+              <w:left w:type="dxa" w:w="120"/>
+              <w:bottom w:type="dxa" w:w="60"/>
+              <w:right w:type="dxa" w:w="120"/>
+            </w:tcMar>
+            <w:vAlign w:val="center"/>
+          </w:tcPr>
+          <w:p>
+            <w:pPr>
+              <w:jc w:val="left"/>
+            </w:pPr>
+            <w:r>
+              <w:rPr>
+                <w:rFonts w:ascii="Courier New" w:cs="Courier New" w:eastAsia="Courier New" w:hAnsi="Courier New"/>
+                <w:b w:val="false"/>
+                <w:bCs w:val="false"/>
+                <w:i w:val="false"/>
+                <w:iCs w:val="false"/>
+                <w:color w:val="1A252F"/>
+                <w:sz w:val="17"/>
+                <w:szCs w:val="17"/>
+              </w:rPr>
+              <w:t xml:space="preserve">string</w:t>
+            </w:r>
+          </w:p>
+        </w:tc>
+        <w:tc>
+          <w:tcPr>
+            <w:tcW w:type="dxa" w:w="6060"/>
+            <w:tcBorders>
+              <w:top w:val="single" w:color="CCCCCC" w:sz="1"/>
+              <w:left w:val="single" w:color="CCCCCC" w:sz="1"/>
+              <w:bottom w:val="single" w:color="CCCCCC" w:sz="1"/>
+              <w:right w:val="single" w:color="CCCCCC" w:sz="1"/>
+            </w:tcBorders>
+            <w:shd w:fill="FFFFFF" w:color="auto" w:val="clear"/>
+            <w:tcMar>
+              <w:top w:type="dxa" w:w="60"/>
+              <w:left w:type="dxa" w:w="120"/>
+              <w:bottom w:type="dxa" w:w="60"/>
+              <w:right w:type="dxa" w:w="120"/>
+            </w:tcMar>
+            <w:vAlign w:val="center"/>
+          </w:tcPr>
+          <w:p>
+            <w:pPr>
+              <w:jc w:val="left"/>
+            </w:pPr>
+            <w:r>
+              <w:rPr>
+                <w:b w:val="false"/>
+                <w:bCs w:val="false"/>
+                <w:i w:val="false"/>
+                <w:iCs w:val="false"/>
+                <w:color w:val="1A252F"/>
+                <w:sz w:val="17"/>
+                <w:szCs w:val="17"/>
+              </w:rPr>
+              <w:t xml:space="preserve">Satır bazlı para birimi.</w:t>
+            </w:r>
+          </w:p>
+        </w:tc>
+      </w:tr>
+      <w:tr>
+        <w:tc>
+          <w:tcPr>
+            <w:tcW w:type="dxa" w:w="2000"/>
+            <w:tcBorders>
+              <w:top w:val="single" w:color="CCCCCC" w:sz="1"/>
+              <w:left w:val="single" w:color="CCCCCC" w:sz="1"/>
+              <w:bottom w:val="single" w:color="CCCCCC" w:sz="1"/>
+              <w:right w:val="single" w:color="CCCCCC" w:sz="1"/>
+            </w:tcBorders>
+            <w:shd w:fill="FFFFFF" w:color="auto" w:val="clear"/>
+            <w:tcMar>
+              <w:top w:type="dxa" w:w="60"/>
+              <w:left w:type="dxa" w:w="120"/>
+              <w:bottom w:type="dxa" w:w="60"/>
+              <w:right w:type="dxa" w:w="120"/>
+            </w:tcMar>
+            <w:vAlign w:val="center"/>
+          </w:tcPr>
+          <w:p>
+            <w:pPr>
+              <w:jc w:val="left"/>
+            </w:pPr>
+            <w:r>
+              <w:rPr>
+                <w:rFonts w:ascii="Courier New" w:cs="Courier New" w:eastAsia="Courier New" w:hAnsi="Courier New"/>
+                <w:b w:val="false"/>
+                <w:bCs w:val="false"/>
+                <w:i w:val="false"/>
+                <w:iCs w:val="false"/>
+                <w:color w:val="2E86C1"/>
+                <w:sz w:val="17"/>
+                <w:szCs w:val="17"/>
+              </w:rPr>
+              <w:t xml:space="preserve">TransactionCurrency</w:t>
+            </w:r>
+          </w:p>
+        </w:tc>
+        <w:tc>
+          <w:tcPr>
+            <w:tcW w:type="dxa" w:w="1300"/>
+            <w:tcBorders>
+              <w:top w:val="single" w:color="CCCCCC" w:sz="1"/>
+              <w:left w:val="single" w:color="CCCCCC" w:sz="1"/>
+              <w:bottom w:val="single" w:color="CCCCCC" w:sz="1"/>
+              <w:right w:val="single" w:color="CCCCCC" w:sz="1"/>
+            </w:tcBorders>
+            <w:shd w:fill="FFFFFF" w:color="auto" w:val="clear"/>
+            <w:tcMar>
+              <w:top w:type="dxa" w:w="60"/>
+              <w:left w:type="dxa" w:w="120"/>
+              <w:bottom w:type="dxa" w:w="60"/>
+              <w:right w:type="dxa" w:w="120"/>
+            </w:tcMar>
+            <w:vAlign w:val="center"/>
+          </w:tcPr>
+          <w:p>
+            <w:pPr>
+              <w:jc w:val="left"/>
+            </w:pPr>
+            <w:r>
+              <w:rPr>
+                <w:rFonts w:ascii="Courier New" w:cs="Courier New" w:eastAsia="Courier New" w:hAnsi="Courier New"/>
+                <w:b w:val="false"/>
+                <w:bCs w:val="false"/>
+                <w:i w:val="false"/>
+                <w:iCs w:val="false"/>
+                <w:color w:val="1A252F"/>
+                <w:sz w:val="17"/>
+                <w:szCs w:val="17"/>
+              </w:rPr>
+              <w:t xml:space="preserve">string</w:t>
+            </w:r>
+          </w:p>
+        </w:tc>
+        <w:tc>
+          <w:tcPr>
+            <w:tcW w:type="dxa" w:w="6060"/>
+            <w:tcBorders>
+              <w:top w:val="single" w:color="CCCCCC" w:sz="1"/>
+              <w:left w:val="single" w:color="CCCCCC" w:sz="1"/>
+              <w:bottom w:val="single" w:color="CCCCCC" w:sz="1"/>
+              <w:right w:val="single" w:color="CCCCCC" w:sz="1"/>
+            </w:tcBorders>
+            <w:shd w:fill="FFFFFF" w:color="auto" w:val="clear"/>
+            <w:tcMar>
+              <w:top w:type="dxa" w:w="60"/>
+              <w:left w:type="dxa" w:w="120"/>
+              <w:bottom w:type="dxa" w:w="60"/>
+              <w:right w:type="dxa" w:w="120"/>
+            </w:tcMar>
+            <w:vAlign w:val="center"/>
+          </w:tcPr>
+          <w:p>
+            <w:pPr>
+              <w:jc w:val="left"/>
+            </w:pPr>
+            <w:r>
+              <w:rPr>
+                <w:b w:val="false"/>
+                <w:bCs w:val="false"/>
+                <w:i w:val="false"/>
+                <w:iCs w:val="false"/>
+                <w:color w:val="1A252F"/>
+                <w:sz w:val="17"/>
+                <w:szCs w:val="17"/>
+              </w:rPr>
+              <w:t xml:space="preserve">Belge/işlem bazlı para birimi.</w:t>
+            </w:r>
+          </w:p>
+        </w:tc>
+      </w:tr>
+      <w:tr>
+        <w:tc>
+          <w:tcPr>
+            <w:tcW w:type="dxa" w:w="2000"/>
+            <w:tcBorders>
+              <w:top w:val="single" w:color="CCCCCC" w:sz="1"/>
+              <w:left w:val="single" w:color="CCCCCC" w:sz="1"/>
+              <w:bottom w:val="single" w:color="CCCCCC" w:sz="1"/>
+              <w:right w:val="single" w:color="CCCCCC" w:sz="1"/>
+            </w:tcBorders>
+            <w:shd w:fill="FFFFFF" w:color="auto" w:val="clear"/>
+            <w:tcMar>
+              <w:top w:type="dxa" w:w="60"/>
+              <w:left w:type="dxa" w:w="120"/>
+              <w:bottom w:type="dxa" w:w="60"/>
+              <w:right w:type="dxa" w:w="120"/>
+            </w:tcMar>
+            <w:vAlign w:val="center"/>
+          </w:tcPr>
+          <w:p>
+            <w:pPr>
+              <w:jc w:val="left"/>
+            </w:pPr>
+            <w:r>
+              <w:rPr>
+                <w:rFonts w:ascii="Courier New" w:cs="Courier New" w:eastAsia="Courier New" w:hAnsi="Courier New"/>
+                <w:b w:val="false"/>
+                <w:bCs w:val="false"/>
+                <w:i w:val="false"/>
+                <w:iCs w:val="false"/>
+                <w:color w:val="2E86C1"/>
+                <w:sz w:val="17"/>
+                <w:szCs w:val="17"/>
+              </w:rPr>
+              <w:t xml:space="preserve">MovementFlag</w:t>
+            </w:r>
+          </w:p>
+        </w:tc>
+        <w:tc>
+          <w:tcPr>
+            <w:tcW w:type="dxa" w:w="1300"/>
+            <w:tcBorders>
+              <w:top w:val="single" w:color="CCCCCC" w:sz="1"/>
+              <w:left w:val="single" w:color="CCCCCC" w:sz="1"/>
+              <w:bottom w:val="single" w:color="CCCCCC" w:sz="1"/>
+              <w:right w:val="single" w:color="CCCCCC" w:sz="1"/>
+            </w:tcBorders>
+            <w:shd w:fill="FFFFFF" w:color="auto" w:val="clear"/>
+            <w:tcMar>
+              <w:top w:type="dxa" w:w="60"/>
+              <w:left w:type="dxa" w:w="120"/>
+              <w:bottom w:type="dxa" w:w="60"/>
+              <w:right w:type="dxa" w:w="120"/>
+            </w:tcMar>
+            <w:vAlign w:val="center"/>
+          </w:tcPr>
+          <w:p>
+            <w:pPr>
+              <w:jc w:val="left"/>
+            </w:pPr>
+            <w:r>
+              <w:rPr>
+                <w:rFonts w:ascii="Courier New" w:cs="Courier New" w:eastAsia="Courier New" w:hAnsi="Courier New"/>
+                <w:b w:val="false"/>
+                <w:bCs w:val="false"/>
+                <w:i w:val="false"/>
+                <w:iCs w:val="false"/>
+                <w:color w:val="1A252F"/>
+                <w:sz w:val="17"/>
+                <w:szCs w:val="17"/>
+              </w:rPr>
+              <w:t xml:space="preserve">string</w:t>
+            </w:r>
+          </w:p>
+        </w:tc>
+        <w:tc>
+          <w:tcPr>
+            <w:tcW w:type="dxa" w:w="6060"/>
+            <w:tcBorders>
+              <w:top w:val="single" w:color="CCCCCC" w:sz="1"/>
+              <w:left w:val="single" w:color="CCCCCC" w:sz="1"/>
+              <w:bottom w:val="single" w:color="CCCCCC" w:sz="1"/>
+              <w:right w:val="single" w:color="CCCCCC" w:sz="1"/>
+            </w:tcBorders>
+            <w:shd w:fill="FFFFFF" w:color="auto" w:val="clear"/>
+            <w:tcMar>
+              <w:top w:type="dxa" w:w="60"/>
+              <w:left w:type="dxa" w:w="120"/>
+              <w:bottom w:type="dxa" w:w="60"/>
+              <w:right w:type="dxa" w:w="120"/>
+            </w:tcMar>
+            <w:vAlign w:val="center"/>
+          </w:tcPr>
+          <w:p>
+            <w:pPr>
+              <w:jc w:val="left"/>
+            </w:pPr>
+            <w:r>
+              <w:rPr>
+                <w:b w:val="false"/>
+                <w:bCs w:val="false"/>
+                <w:i w:val="false"/>
+                <w:iCs w:val="false"/>
+                <w:color w:val="1A252F"/>
+                <w:sz w:val="17"/>
+                <w:szCs w:val="17"/>
+              </w:rPr>
+              <w:t xml:space="preserve">Hareket yönü: “(G)” Giriş, “(Ç)” Çıkış, “(GÇ)” Giriş-Çıkış (depo transferi).</w:t>
+            </w:r>
+          </w:p>
+        </w:tc>
+      </w:tr>
+      <w:tr>
+        <w:tc>
+          <w:tcPr>
+            <w:tcW w:type="dxa" w:w="2000"/>
+            <w:tcBorders>
+              <w:top w:val="single" w:color="CCCCCC" w:sz="1"/>
+              <w:left w:val="single" w:color="CCCCCC" w:sz="1"/>
+              <w:bottom w:val="single" w:color="CCCCCC" w:sz="1"/>
+              <w:right w:val="single" w:color="CCCCCC" w:sz="1"/>
+            </w:tcBorders>
+            <w:shd w:fill="FFFFFF" w:color="auto" w:val="clear"/>
+            <w:tcMar>
+              <w:top w:type="dxa" w:w="60"/>
+              <w:left w:type="dxa" w:w="120"/>
+              <w:bottom w:type="dxa" w:w="60"/>
+              <w:right w:type="dxa" w:w="120"/>
+            </w:tcMar>
+            <w:vAlign w:val="center"/>
+          </w:tcPr>
+          <w:p>
+            <w:pPr>
+              <w:jc w:val="left"/>
+            </w:pPr>
+            <w:r>
+              <w:rPr>
+                <w:rFonts w:ascii="Courier New" w:cs="Courier New" w:eastAsia="Courier New" w:hAnsi="Courier New"/>
+                <w:b w:val="false"/>
+                <w:bCs w:val="false"/>
+                <w:i w:val="false"/>
+                <w:iCs w:val="false"/>
+                <w:color w:val="2E86C1"/>
+                <w:sz w:val="17"/>
+                <w:szCs w:val="17"/>
+              </w:rPr>
+              <w:t xml:space="preserve">Quantity</w:t>
+            </w:r>
+          </w:p>
+        </w:tc>
+        <w:tc>
+          <w:tcPr>
+            <w:tcW w:type="dxa" w:w="1300"/>
+            <w:tcBorders>
+              <w:top w:val="single" w:color="CCCCCC" w:sz="1"/>
+              <w:left w:val="single" w:color="CCCCCC" w:sz="1"/>
+              <w:bottom w:val="single" w:color="CCCCCC" w:sz="1"/>
+              <w:right w:val="single" w:color="CCCCCC" w:sz="1"/>
+            </w:tcBorders>
+            <w:shd w:fill="FFFFFF" w:color="auto" w:val="clear"/>
+            <w:tcMar>
+              <w:top w:type="dxa" w:w="60"/>
+              <w:left w:type="dxa" w:w="120"/>
+              <w:bottom w:type="dxa" w:w="60"/>
+              <w:right w:type="dxa" w:w="120"/>
+            </w:tcMar>
+            <w:vAlign w:val="center"/>
+          </w:tcPr>
+          <w:p>
+            <w:pPr>
+              <w:jc w:val="left"/>
+            </w:pPr>
+            <w:r>
+              <w:rPr>
+                <w:rFonts w:ascii="Courier New" w:cs="Courier New" w:eastAsia="Courier New" w:hAnsi="Courier New"/>
+                <w:b w:val="false"/>
+                <w:bCs w:val="false"/>
+                <w:i w:val="false"/>
+                <w:iCs w:val="false"/>
+                <w:color w:val="1A252F"/>
+                <w:sz w:val="17"/>
+                <w:szCs w:val="17"/>
+              </w:rPr>
+              <w:t xml:space="preserve">decimal</w:t>
+            </w:r>
+          </w:p>
+        </w:tc>
+        <w:tc>
+          <w:tcPr>
+            <w:tcW w:type="dxa" w:w="6060"/>
+            <w:tcBorders>
+              <w:top w:val="single" w:color="CCCCCC" w:sz="1"/>
+              <w:left w:val="single" w:color="CCCCCC" w:sz="1"/>
+              <w:bottom w:val="single" w:color="CCCCCC" w:sz="1"/>
+              <w:right w:val="single" w:color="CCCCCC" w:sz="1"/>
+            </w:tcBorders>
+            <w:shd w:fill="FFFFFF" w:color="auto" w:val="clear"/>
+            <w:tcMar>
+              <w:top w:type="dxa" w:w="60"/>
+              <w:left w:type="dxa" w:w="120"/>
+              <w:bottom w:type="dxa" w:w="60"/>
+              <w:right w:type="dxa" w:w="120"/>
+            </w:tcMar>
+            <w:vAlign w:val="center"/>
+          </w:tcPr>
+          <w:p>
+            <w:pPr>
+              <w:jc w:val="left"/>
+            </w:pPr>
+            <w:r>
+              <w:rPr>
+                <w:b w:val="false"/>
+                <w:bCs w:val="false"/>
+                <w:i w:val="false"/>
+                <w:iCs w:val="false"/>
+                <w:color w:val="1A252F"/>
+                <w:sz w:val="17"/>
+                <w:szCs w:val="17"/>
+              </w:rPr>
+              <w:t xml:space="preserve">Hareket miktarı.</w:t>
+            </w:r>
+          </w:p>
+        </w:tc>
+      </w:tr>
+      <w:tr>
+        <w:tc>
+          <w:tcPr>
+            <w:tcW w:type="dxa" w:w="2000"/>
+            <w:tcBorders>
+              <w:top w:val="single" w:color="CCCCCC" w:sz="1"/>
+              <w:left w:val="single" w:color="CCCCCC" w:sz="1"/>
+              <w:bottom w:val="single" w:color="CCCCCC" w:sz="1"/>
+              <w:right w:val="single" w:color="CCCCCC" w:sz="1"/>
+            </w:tcBorders>
+            <w:shd w:fill="FFFFFF" w:color="auto" w:val="clear"/>
+            <w:tcMar>
+              <w:top w:type="dxa" w:w="60"/>
+              <w:left w:type="dxa" w:w="120"/>
+              <w:bottom w:type="dxa" w:w="60"/>
+              <w:right w:type="dxa" w:w="120"/>
+            </w:tcMar>
+            <w:vAlign w:val="center"/>
+          </w:tcPr>
+          <w:p>
+            <w:pPr>
+              <w:jc w:val="left"/>
+            </w:pPr>
+            <w:r>
+              <w:rPr>
+                <w:rFonts w:ascii="Courier New" w:cs="Courier New" w:eastAsia="Courier New" w:hAnsi="Courier New"/>
+                <w:b w:val="false"/>
+                <w:bCs w:val="false"/>
+                <w:i w:val="false"/>
+                <w:iCs w:val="false"/>
+                <w:color w:val="2E86C1"/>
+                <w:sz w:val="17"/>
+                <w:szCs w:val="17"/>
+              </w:rPr>
+              <w:t xml:space="preserve">BalanceAfter</w:t>
+            </w:r>
+          </w:p>
+        </w:tc>
+        <w:tc>
+          <w:tcPr>
+            <w:tcW w:type="dxa" w:w="1300"/>
+            <w:tcBorders>
+              <w:top w:val="single" w:color="CCCCCC" w:sz="1"/>
+              <w:left w:val="single" w:color="CCCCCC" w:sz="1"/>
+              <w:bottom w:val="single" w:color="CCCCCC" w:sz="1"/>
+              <w:right w:val="single" w:color="CCCCCC" w:sz="1"/>
+            </w:tcBorders>
+            <w:shd w:fill="FFFFFF" w:color="auto" w:val="clear"/>
+            <w:tcMar>
+              <w:top w:type="dxa" w:w="60"/>
+              <w:left w:type="dxa" w:w="120"/>
+              <w:bottom w:type="dxa" w:w="60"/>
+              <w:right w:type="dxa" w:w="120"/>
+            </w:tcMar>
+            <w:vAlign w:val="center"/>
+          </w:tcPr>
+          <w:p>
+            <w:pPr>
+              <w:jc w:val="left"/>
+            </w:pPr>
+            <w:r>
+              <w:rPr>
+                <w:rFonts w:ascii="Courier New" w:cs="Courier New" w:eastAsia="Courier New" w:hAnsi="Courier New"/>
+                <w:b w:val="false"/>
+                <w:bCs w:val="false"/>
+                <w:i w:val="false"/>
+                <w:iCs w:val="false"/>
+                <w:color w:val="1A252F"/>
+                <w:sz w:val="17"/>
+                <w:szCs w:val="17"/>
+              </w:rPr>
+              <w:t xml:space="preserve">decimal</w:t>
+            </w:r>
+          </w:p>
+        </w:tc>
+        <w:tc>
+          <w:tcPr>
+            <w:tcW w:type="dxa" w:w="6060"/>
+            <w:tcBorders>
+              <w:top w:val="single" w:color="CCCCCC" w:sz="1"/>
+              <w:left w:val="single" w:color="CCCCCC" w:sz="1"/>
+              <w:bottom w:val="single" w:color="CCCCCC" w:sz="1"/>
+              <w:right w:val="single" w:color="CCCCCC" w:sz="1"/>
+            </w:tcBorders>
+            <w:shd w:fill="FFFFFF" w:color="auto" w:val="clear"/>
+            <w:tcMar>
+              <w:top w:type="dxa" w:w="60"/>
+              <w:left w:type="dxa" w:w="120"/>
+              <w:bottom w:type="dxa" w:w="60"/>
+              <w:right w:type="dxa" w:w="120"/>
+            </w:tcMar>
+            <w:vAlign w:val="center"/>
+          </w:tcPr>
+          <w:p>
+            <w:pPr>
+              <w:jc w:val="left"/>
+            </w:pPr>
+            <w:r>
+              <w:rPr>
+                <w:b w:val="false"/>
+                <w:bCs w:val="false"/>
+                <w:i w:val="false"/>
+                <w:iCs w:val="false"/>
+                <w:color w:val="1A252F"/>
+                <w:sz w:val="17"/>
+                <w:szCs w:val="17"/>
+              </w:rPr>
+              <w:t xml:space="preserve">Hareket sonrası kümülatif stok bakiyesi (satır satır hesaplanır).</w:t>
+            </w:r>
+          </w:p>
+        </w:tc>
+      </w:tr>
+      <w:tr>
+        <w:tc>
+          <w:tcPr>
+            <w:tcW w:type="dxa" w:w="2000"/>
+            <w:tcBorders>
+              <w:top w:val="single" w:color="CCCCCC" w:sz="1"/>
+              <w:left w:val="single" w:color="CCCCCC" w:sz="1"/>
+              <w:bottom w:val="single" w:color="CCCCCC" w:sz="1"/>
+              <w:right w:val="single" w:color="CCCCCC" w:sz="1"/>
+            </w:tcBorders>
+            <w:shd w:fill="FFFFFF" w:color="auto" w:val="clear"/>
+            <w:tcMar>
+              <w:top w:type="dxa" w:w="60"/>
+              <w:left w:type="dxa" w:w="120"/>
+              <w:bottom w:type="dxa" w:w="60"/>
+              <w:right w:type="dxa" w:w="120"/>
+            </w:tcMar>
+            <w:vAlign w:val="center"/>
+          </w:tcPr>
+          <w:p>
+            <w:pPr>
+              <w:jc w:val="left"/>
+            </w:pPr>
+            <w:r>
+              <w:rPr>
+                <w:rFonts w:ascii="Courier New" w:cs="Courier New" w:eastAsia="Courier New" w:hAnsi="Courier New"/>
+                <w:b w:val="false"/>
+                <w:bCs w:val="false"/>
+                <w:i w:val="false"/>
+                <w:iCs w:val="false"/>
+                <w:color w:val="2E86C1"/>
+                <w:sz w:val="17"/>
+                <w:szCs w:val="17"/>
+              </w:rPr>
+              <w:t xml:space="preserve">TransactionDate</w:t>
+            </w:r>
+          </w:p>
+        </w:tc>
+        <w:tc>
+          <w:tcPr>
+            <w:tcW w:type="dxa" w:w="1300"/>
+            <w:tcBorders>
+              <w:top w:val="single" w:color="CCCCCC" w:sz="1"/>
+              <w:left w:val="single" w:color="CCCCCC" w:sz="1"/>
+              <w:bottom w:val="single" w:color="CCCCCC" w:sz="1"/>
+              <w:right w:val="single" w:color="CCCCCC" w:sz="1"/>
+            </w:tcBorders>
+            <w:shd w:fill="FFFFFF" w:color="auto" w:val="clear"/>
+            <w:tcMar>
+              <w:top w:type="dxa" w:w="60"/>
+              <w:left w:type="dxa" w:w="120"/>
+              <w:bottom w:type="dxa" w:w="60"/>
+              <w:right w:type="dxa" w:w="120"/>
+            </w:tcMar>
+            <w:vAlign w:val="center"/>
+          </w:tcPr>
+          <w:p>
+            <w:pPr>
+              <w:jc w:val="left"/>
+            </w:pPr>
+            <w:r>
+              <w:rPr>
+                <w:rFonts w:ascii="Courier New" w:cs="Courier New" w:eastAsia="Courier New" w:hAnsi="Courier New"/>
+                <w:b w:val="false"/>
+                <w:bCs w:val="false"/>
+                <w:i w:val="false"/>
+                <w:iCs w:val="false"/>
+                <w:color w:val="1A252F"/>
+                <w:sz w:val="17"/>
+                <w:szCs w:val="17"/>
+              </w:rPr>
+              <w:t xml:space="preserve">DateTime</w:t>
+            </w:r>
+          </w:p>
+        </w:tc>
+        <w:tc>
+          <w:tcPr>
+            <w:tcW w:type="dxa" w:w="6060"/>
+            <w:tcBorders>
+              <w:top w:val="single" w:color="CCCCCC" w:sz="1"/>
+              <w:left w:val="single" w:color="CCCCCC" w:sz="1"/>
+              <w:bottom w:val="single" w:color="CCCCCC" w:sz="1"/>
+              <w:right w:val="single" w:color="CCCCCC" w:sz="1"/>
+            </w:tcBorders>
+            <w:shd w:fill="FFFFFF" w:color="auto" w:val="clear"/>
+            <w:tcMar>
+              <w:top w:type="dxa" w:w="60"/>
+              <w:left w:type="dxa" w:w="120"/>
+              <w:bottom w:type="dxa" w:w="60"/>
+              <w:right w:type="dxa" w:w="120"/>
+            </w:tcMar>
+            <w:vAlign w:val="center"/>
+          </w:tcPr>
+          <w:p>
+            <w:pPr>
+              <w:jc w:val="left"/>
+            </w:pPr>
+            <w:r>
+              <w:rPr>
+                <w:b w:val="false"/>
+                <w:bCs w:val="false"/>
+                <w:i w:val="false"/>
+                <w:iCs w:val="false"/>
+                <w:color w:val="1A252F"/>
+                <w:sz w:val="17"/>
+                <w:szCs w:val="17"/>
+              </w:rPr>
+              <w:t xml:space="preserve">İşlem tarihi.</w:t>
+            </w:r>
+          </w:p>
+        </w:tc>
+      </w:tr>
+      <w:tr>
+        <w:tc>
+          <w:tcPr>
+            <w:tcW w:type="dxa" w:w="2000"/>
+            <w:tcBorders>
+              <w:top w:val="single" w:color="CCCCCC" w:sz="1"/>
+              <w:left w:val="single" w:color="CCCCCC" w:sz="1"/>
+              <w:bottom w:val="single" w:color="CCCCCC" w:sz="1"/>
+              <w:right w:val="single" w:color="CCCCCC" w:sz="1"/>
+            </w:tcBorders>
+            <w:shd w:fill="FFFFFF" w:color="auto" w:val="clear"/>
+            <w:tcMar>
+              <w:top w:type="dxa" w:w="60"/>
+              <w:left w:type="dxa" w:w="120"/>
+              <w:bottom w:type="dxa" w:w="60"/>
+              <w:right w:type="dxa" w:w="120"/>
+            </w:tcMar>
+            <w:vAlign w:val="center"/>
+          </w:tcPr>
+          <w:p>
+            <w:pPr>
+              <w:jc w:val="left"/>
+            </w:pPr>
+            <w:r>
+              <w:rPr>
+                <w:rFonts w:ascii="Courier New" w:cs="Courier New" w:eastAsia="Courier New" w:hAnsi="Courier New"/>
+                <w:b w:val="false"/>
+                <w:bCs w:val="false"/>
+                <w:i w:val="false"/>
+                <w:iCs w:val="false"/>
+                <w:color w:val="2E86C1"/>
+                <w:sz w:val="17"/>
+                <w:szCs w:val="17"/>
+              </w:rPr>
+              <w:t xml:space="preserve">WarehouseName</w:t>
+            </w:r>
+          </w:p>
+        </w:tc>
+        <w:tc>
+          <w:tcPr>
+            <w:tcW w:type="dxa" w:w="1300"/>
+            <w:tcBorders>
+              <w:top w:val="single" w:color="CCCCCC" w:sz="1"/>
+              <w:left w:val="single" w:color="CCCCCC" w:sz="1"/>
+              <w:bottom w:val="single" w:color="CCCCCC" w:sz="1"/>
+              <w:right w:val="single" w:color="CCCCCC" w:sz="1"/>
+            </w:tcBorders>
+            <w:shd w:fill="FFFFFF" w:color="auto" w:val="clear"/>
+            <w:tcMar>
+              <w:top w:type="dxa" w:w="60"/>
+              <w:left w:type="dxa" w:w="120"/>
+              <w:bottom w:type="dxa" w:w="60"/>
+              <w:right w:type="dxa" w:w="120"/>
+            </w:tcMar>
+            <w:vAlign w:val="center"/>
+          </w:tcPr>
+          <w:p>
+            <w:pPr>
+              <w:jc w:val="left"/>
+            </w:pPr>
+            <w:r>
+              <w:rPr>
+                <w:rFonts w:ascii="Courier New" w:cs="Courier New" w:eastAsia="Courier New" w:hAnsi="Courier New"/>
+                <w:b w:val="false"/>
+                <w:bCs w:val="false"/>
+                <w:i w:val="false"/>
+                <w:iCs w:val="false"/>
+                <w:color w:val="1A252F"/>
+                <w:sz w:val="17"/>
+                <w:szCs w:val="17"/>
+              </w:rPr>
+              <w:t xml:space="preserve">string</w:t>
+            </w:r>
+          </w:p>
+        </w:tc>
+        <w:tc>
+          <w:tcPr>
+            <w:tcW w:type="dxa" w:w="6060"/>
+            <w:tcBorders>
+              <w:top w:val="single" w:color="CCCCCC" w:sz="1"/>
+              <w:left w:val="single" w:color="CCCCCC" w:sz="1"/>
+              <w:bottom w:val="single" w:color="CCCCCC" w:sz="1"/>
+              <w:right w:val="single" w:color="CCCCCC" w:sz="1"/>
+            </w:tcBorders>
+            <w:shd w:fill="FFFFFF" w:color="auto" w:val="clear"/>
+            <w:tcMar>
+              <w:top w:type="dxa" w:w="60"/>
+              <w:left w:type="dxa" w:w="120"/>
+              <w:bottom w:type="dxa" w:w="60"/>
+              <w:right w:type="dxa" w:w="120"/>
+            </w:tcMar>
+            <w:vAlign w:val="center"/>
+          </w:tcPr>
+          <w:p>
+            <w:pPr>
+              <w:jc w:val="left"/>
+            </w:pPr>
+            <w:r>
+              <w:rPr>
+                <w:b w:val="false"/>
+                <w:bCs w:val="false"/>
+                <w:i w:val="false"/>
+                <w:iCs w:val="false"/>
+                <w:color w:val="1A252F"/>
+                <w:sz w:val="17"/>
+                <w:szCs w:val="17"/>
+              </w:rPr>
+              <w:t xml:space="preserve">Depo adı.</w:t>
+            </w:r>
+          </w:p>
+        </w:tc>
+      </w:tr>
+      <w:tr>
+        <w:tc>
+          <w:tcPr>
+            <w:tcW w:type="dxa" w:w="2000"/>
+            <w:tcBorders>
+              <w:top w:val="single" w:color="CCCCCC" w:sz="1"/>
+              <w:left w:val="single" w:color="CCCCCC" w:sz="1"/>
+              <w:bottom w:val="single" w:color="CCCCCC" w:sz="1"/>
+              <w:right w:val="single" w:color="CCCCCC" w:sz="1"/>
+            </w:tcBorders>
+            <w:shd w:fill="FFFFFF" w:color="auto" w:val="clear"/>
+            <w:tcMar>
+              <w:top w:type="dxa" w:w="60"/>
+              <w:left w:type="dxa" w:w="120"/>
+              <w:bottom w:type="dxa" w:w="60"/>
+              <w:right w:type="dxa" w:w="120"/>
+            </w:tcMar>
+            <w:vAlign w:val="center"/>
+          </w:tcPr>
+          <w:p>
+            <w:pPr>
+              <w:jc w:val="left"/>
+            </w:pPr>
+            <w:r>
+              <w:rPr>
+                <w:rFonts w:ascii="Courier New" w:cs="Courier New" w:eastAsia="Courier New" w:hAnsi="Courier New"/>
+                <w:b w:val="false"/>
+                <w:bCs w:val="false"/>
+                <w:i w:val="false"/>
+                <w:iCs w:val="false"/>
+                <w:color w:val="2E86C1"/>
+                <w:sz w:val="17"/>
+                <w:szCs w:val="17"/>
+              </w:rPr>
+              <w:t xml:space="preserve">Description</w:t>
+            </w:r>
+          </w:p>
+        </w:tc>
+        <w:tc>
+          <w:tcPr>
+            <w:tcW w:type="dxa" w:w="1300"/>
+            <w:tcBorders>
+              <w:top w:val="single" w:color="CCCCCC" w:sz="1"/>
+              <w:left w:val="single" w:color="CCCCCC" w:sz="1"/>
+              <w:bottom w:val="single" w:color="CCCCCC" w:sz="1"/>
+              <w:right w:val="single" w:color="CCCCCC" w:sz="1"/>
+            </w:tcBorders>
+            <w:shd w:fill="FFFFFF" w:color="auto" w:val="clear"/>
+            <w:tcMar>
+              <w:top w:type="dxa" w:w="60"/>
+              <w:left w:type="dxa" w:w="120"/>
+              <w:bottom w:type="dxa" w:w="60"/>
+              <w:right w:type="dxa" w:w="120"/>
+            </w:tcMar>
+            <w:vAlign w:val="center"/>
+          </w:tcPr>
+          <w:p>
+            <w:pPr>
+              <w:jc w:val="left"/>
+            </w:pPr>
+            <w:r>
+              <w:rPr>
+                <w:rFonts w:ascii="Courier New" w:cs="Courier New" w:eastAsia="Courier New" w:hAnsi="Courier New"/>
+                <w:b w:val="false"/>
+                <w:bCs w:val="false"/>
+                <w:i w:val="false"/>
+                <w:iCs w:val="false"/>
+                <w:color w:val="1A252F"/>
+                <w:sz w:val="17"/>
+                <w:szCs w:val="17"/>
+              </w:rPr>
+              <w:t xml:space="preserve">string</w:t>
+            </w:r>
+          </w:p>
+        </w:tc>
+        <w:tc>
+          <w:tcPr>
+            <w:tcW w:type="dxa" w:w="6060"/>
+            <w:tcBorders>
+              <w:top w:val="single" w:color="CCCCCC" w:sz="1"/>
+              <w:left w:val="single" w:color="CCCCCC" w:sz="1"/>
+              <w:bottom w:val="single" w:color="CCCCCC" w:sz="1"/>
+              <w:right w:val="single" w:color="CCCCCC" w:sz="1"/>
+            </w:tcBorders>
+            <w:shd w:fill="FFFFFF" w:color="auto" w:val="clear"/>
+            <w:tcMar>
+              <w:top w:type="dxa" w:w="60"/>
+              <w:left w:type="dxa" w:w="120"/>
+              <w:bottom w:type="dxa" w:w="60"/>
+              <w:right w:type="dxa" w:w="120"/>
+            </w:tcMar>
+            <w:vAlign w:val="center"/>
+          </w:tcPr>
+          <w:p>
+            <w:pPr>
+              <w:jc w:val="left"/>
+            </w:pPr>
+            <w:r>
+              <w:rPr>
+                <w:b w:val="false"/>
+                <w:bCs w:val="false"/>
+                <w:i w:val="false"/>
+                <w:iCs w:val="false"/>
+                <w:color w:val="1A252F"/>
+                <w:sz w:val="17"/>
+                <w:szCs w:val="17"/>
+              </w:rPr>
+              <w:t xml:space="preserve">Satır açıklaması.</w:t>
+            </w:r>
+          </w:p>
+        </w:tc>
+      </w:tr>
+    </w:tbl>
+    <w:p>
+      <w:pPr>
+        <w:spacing w:before="140"/>
+      </w:pPr>
+    </w:p>
+    <w:p>
+      <w:pPr>
+        <w:spacing w:after="120" w:before="280"/>
+      </w:pPr>
+      <w:r>
+        <w:rPr>
+          <w:b/>
+          <w:bCs/>
+          <w:color w:val="2E86C1"/>
+          <w:sz w:val="26"/>
+          <w:szCs w:val="26"/>
+        </w:rPr>
+        <w:t xml:space="preserve">6.4 Hata Referansı</w:t>
+      </w:r>
+    </w:p>
+    <w:tbl>
+      <w:tblPr>
+        <w:tblW w:type="dxa" w:w="9360"/>
+        <w:tblBorders>
+          <w:top w:val="single" w:color="auto" w:sz="4"/>
+          <w:left w:val="single" w:color="auto" w:sz="4"/>
+          <w:bottom w:val="single" w:color="auto" w:sz="4"/>
+          <w:right w:val="single" w:color="auto" w:sz="4"/>
+          <w:insideH w:val="single" w:color="auto" w:sz="4"/>
+          <w:insideV w:val="single" w:color="auto" w:sz="4"/>
+        </w:tblBorders>
+        <w:tblLayout w:type="fixed"/>
+      </w:tblPr>
+      <w:tblGrid>
+        <w:gridCol w:w="4200"/>
+        <w:gridCol w:w="1400"/>
+        <w:gridCol w:w="3760"/>
+      </w:tblGrid>
+      <w:tr>
+        <w:trPr>
+          <w:tblHeader/>
+        </w:trPr>
+        <w:tc>
+          <w:tcPr>
+            <w:tcW w:type="dxa" w:w="4200"/>
+            <w:tcBorders>
+              <w:top w:val="single" w:color="CCCCCC" w:sz="1"/>
+              <w:left w:val="single" w:color="CCCCCC" w:sz="1"/>
+              <w:bottom w:val="single" w:color="CCCCCC" w:sz="1"/>
+              <w:right w:val="single" w:color="CCCCCC" w:sz="1"/>
+            </w:tcBorders>
+            <w:shd w:fill="1E3A5F" w:color="auto" w:val="clear"/>
+            <w:tcMar>
+              <w:top w:type="dxa" w:w="80"/>
+              <w:left w:type="dxa" w:w="120"/>
+              <w:bottom w:type="dxa" w:w="80"/>
+              <w:right w:type="dxa" w:w="120"/>
+            </w:tcMar>
+            <w:vAlign w:val="center"/>
+          </w:tcPr>
+          <w:p>
+            <w:pPr>
+              <w:jc w:val="left"/>
+            </w:pPr>
+            <w:r>
+              <w:rPr>
+                <w:b/>
+                <w:bCs/>
+                <w:i w:val="false"/>
+                <w:iCs w:val="false"/>
+                <w:color w:val="FFFFFF"/>
+                <w:sz w:val="18"/>
+                <w:szCs w:val="18"/>
+              </w:rPr>
+              <w:t xml:space="preserve">Mesaj</w:t>
+            </w:r>
+          </w:p>
+        </w:tc>
+        <w:tc>
+          <w:tcPr>
+            <w:tcW w:type="dxa" w:w="1400"/>
+            <w:tcBorders>
+              <w:top w:val="single" w:color="CCCCCC" w:sz="1"/>
+              <w:left w:val="single" w:color="CCCCCC" w:sz="1"/>
+              <w:bottom w:val="single" w:color="CCCCCC" w:sz="1"/>
+              <w:right w:val="single" w:color="CCCCCC" w:sz="1"/>
+            </w:tcBorders>
+            <w:shd w:fill="1E3A5F" w:color="auto" w:val="clear"/>
+            <w:tcMar>
+              <w:top w:type="dxa" w:w="80"/>
+              <w:left w:type="dxa" w:w="120"/>
+              <w:bottom w:type="dxa" w:w="80"/>
+              <w:right w:type="dxa" w:w="120"/>
+            </w:tcMar>
+            <w:vAlign w:val="center"/>
+          </w:tcPr>
+          <w:p>
+            <w:pPr>
+              <w:jc w:val="left"/>
+            </w:pPr>
+            <w:r>
+              <w:rPr>
+                <w:b/>
+                <w:bCs/>
+                <w:i w:val="false"/>
+                <w:iCs w:val="false"/>
+                <w:color w:val="FFFFFF"/>
+                <w:sz w:val="18"/>
+                <w:szCs w:val="18"/>
+              </w:rPr>
+              <w:t xml:space="preserve">HTTP</w:t>
+            </w:r>
+          </w:p>
+        </w:tc>
+        <w:tc>
+          <w:tcPr>
+            <w:tcW w:type="dxa" w:w="3760"/>
+            <w:tcBorders>
+              <w:top w:val="single" w:color="CCCCCC" w:sz="1"/>
+              <w:left w:val="single" w:color="CCCCCC" w:sz="1"/>
+              <w:bottom w:val="single" w:color="CCCCCC" w:sz="1"/>
+              <w:right w:val="single" w:color="CCCCCC" w:sz="1"/>
+            </w:tcBorders>
+            <w:shd w:fill="1E3A5F" w:color="auto" w:val="clear"/>
+            <w:tcMar>
+              <w:top w:type="dxa" w:w="80"/>
+              <w:left w:type="dxa" w:w="120"/>
+              <w:bottom w:type="dxa" w:w="80"/>
+              <w:right w:type="dxa" w:w="120"/>
+            </w:tcMar>
+            <w:vAlign w:val="center"/>
+          </w:tcPr>
+          <w:p>
+            <w:pPr>
+              <w:jc w:val="left"/>
+            </w:pPr>
+            <w:r>
+              <w:rPr>
+                <w:b/>
+                <w:bCs/>
+                <w:i w:val="false"/>
+                <w:iCs w:val="false"/>
+                <w:color w:val="FFFFFF"/>
+                <w:sz w:val="18"/>
+                <w:szCs w:val="18"/>
+              </w:rPr>
+              <w:t xml:space="preserve">Açıklama</w:t>
+            </w:r>
+          </w:p>
+        </w:tc>
+      </w:tr>
+      <w:tr>
+        <w:tc>
+          <w:tcPr>
+            <w:tcW w:type="dxa" w:w="4200"/>
+            <w:tcBorders>
+              <w:top w:val="single" w:color="CCCCCC" w:sz="1"/>
+              <w:left w:val="single" w:color="CCCCCC" w:sz="1"/>
+              <w:bottom w:val="single" w:color="CCCCCC" w:sz="1"/>
+              <w:right w:val="single" w:color="CCCCCC" w:sz="1"/>
+            </w:tcBorders>
+            <w:shd w:fill="FFFFFF" w:color="auto" w:val="clear"/>
+            <w:tcMar>
+              <w:top w:type="dxa" w:w="60"/>
+              <w:left w:type="dxa" w:w="120"/>
+              <w:bottom w:type="dxa" w:w="60"/>
+              <w:right w:type="dxa" w:w="120"/>
+            </w:tcMar>
+            <w:vAlign w:val="center"/>
+          </w:tcPr>
+          <w:p>
+            <w:pPr>
+              <w:jc w:val="left"/>
+            </w:pPr>
+            <w:r>
+              <w:rPr>
+                <w:rFonts w:ascii="Courier New" w:cs="Courier New" w:eastAsia="Courier New" w:hAnsi="Courier New"/>
+                <w:b w:val="false"/>
+                <w:bCs w:val="false"/>
+                <w:i w:val="false"/>
+                <w:iCs w:val="false"/>
+                <w:color w:val="1A252F"/>
+                <w:sz w:val="16"/>
+                <w:szCs w:val="16"/>
+              </w:rPr>
+              <w:t xml:space="preserve">İstek gövdesi boş olamaz.</w:t>
+            </w:r>
+          </w:p>
+        </w:tc>
+        <w:tc>
+          <w:tcPr>
+            <w:tcW w:type="dxa" w:w="1400"/>
+            <w:tcBorders>
+              <w:top w:val="single" w:color="CCCCCC" w:sz="1"/>
+              <w:left w:val="single" w:color="CCCCCC" w:sz="1"/>
+              <w:bottom w:val="single" w:color="CCCCCC" w:sz="1"/>
+              <w:right w:val="single" w:color="CCCCCC" w:sz="1"/>
+            </w:tcBorders>
+            <w:shd w:fill="FFFFFF" w:color="auto" w:val="clear"/>
+            <w:tcMar>
+              <w:top w:type="dxa" w:w="60"/>
+              <w:left w:type="dxa" w:w="120"/>
+              <w:bottom w:type="dxa" w:w="60"/>
+              <w:right w:type="dxa" w:w="120"/>
+            </w:tcMar>
+            <w:vAlign w:val="center"/>
+          </w:tcPr>
+          <w:p>
+            <w:pPr>
+              <w:jc w:val="center"/>
+            </w:pPr>
+            <w:r>
+              <w:rPr>
+                <w:b/>
+                <w:bCs/>
+                <w:i w:val="false"/>
+                <w:iCs w:val="false"/>
+                <w:color w:val="7B241C"/>
+                <w:sz w:val="17"/>
+                <w:szCs w:val="17"/>
+              </w:rPr>
+              <w:t xml:space="preserve">400</w:t>
+            </w:r>
+          </w:p>
+        </w:tc>
+        <w:tc>
+          <w:tcPr>
+            <w:tcW w:type="dxa" w:w="3760"/>
+            <w:tcBorders>
+              <w:top w:val="single" w:color="CCCCCC" w:sz="1"/>
+              <w:left w:val="single" w:color="CCCCCC" w:sz="1"/>
+              <w:bottom w:val="single" w:color="CCCCCC" w:sz="1"/>
+              <w:right w:val="single" w:color="CCCCCC" w:sz="1"/>
+            </w:tcBorders>
+            <w:shd w:fill="FFFFFF" w:color="auto" w:val="clear"/>
+            <w:tcMar>
+              <w:top w:type="dxa" w:w="60"/>
+              <w:left w:type="dxa" w:w="120"/>
+              <w:bottom w:type="dxa" w:w="60"/>
+              <w:right w:type="dxa" w:w="120"/>
+            </w:tcMar>
+            <w:vAlign w:val="center"/>
+          </w:tcPr>
+          <w:p>
+            <w:pPr>
+              <w:jc w:val="left"/>
+            </w:pPr>
+            <w:r>
+              <w:rPr>
+                <w:b w:val="false"/>
+                <w:bCs w:val="false"/>
+                <w:i w:val="false"/>
+                <w:iCs w:val="false"/>
+                <w:color w:val="1A252F"/>
+                <w:sz w:val="17"/>
+                <w:szCs w:val="17"/>
+              </w:rPr>
+              <w:t xml:space="preserve">Request null gönderildi.</w:t>
+            </w:r>
+          </w:p>
+        </w:tc>
+      </w:tr>
+      <w:tr>
+        <w:tc>
+          <w:tcPr>
+            <w:tcW w:type="dxa" w:w="4200"/>
+            <w:tcBorders>
+              <w:top w:val="single" w:color="CCCCCC" w:sz="1"/>
+              <w:left w:val="single" w:color="CCCCCC" w:sz="1"/>
+              <w:bottom w:val="single" w:color="CCCCCC" w:sz="1"/>
+              <w:right w:val="single" w:color="CCCCCC" w:sz="1"/>
+            </w:tcBorders>
+            <w:shd w:fill="FFFFFF" w:color="auto" w:val="clear"/>
+            <w:tcMar>
+              <w:top w:type="dxa" w:w="60"/>
+              <w:left w:type="dxa" w:w="120"/>
+              <w:bottom w:type="dxa" w:w="60"/>
+              <w:right w:type="dxa" w:w="120"/>
+            </w:tcMar>
+            <w:vAlign w:val="center"/>
+          </w:tcPr>
+          <w:p>
+            <w:pPr>
+              <w:jc w:val="left"/>
+            </w:pPr>
+            <w:r>
+              <w:rPr>
+                <w:rFonts w:ascii="Courier New" w:cs="Courier New" w:eastAsia="Courier New" w:hAnsi="Courier New"/>
+                <w:b w:val="false"/>
+                <w:bCs w:val="false"/>
+                <w:i w:val="false"/>
+                <w:iCs w:val="false"/>
+                <w:color w:val="1A252F"/>
+                <w:sz w:val="16"/>
+                <w:szCs w:val="16"/>
+              </w:rPr>
+              <w:t xml:space="preserve">ProductId zorunludur ve 0'dan büyük olmalıdır.</w:t>
+            </w:r>
+          </w:p>
+        </w:tc>
+        <w:tc>
+          <w:tcPr>
+            <w:tcW w:type="dxa" w:w="1400"/>
+            <w:tcBorders>
+              <w:top w:val="single" w:color="CCCCCC" w:sz="1"/>
+              <w:left w:val="single" w:color="CCCCCC" w:sz="1"/>
+              <w:bottom w:val="single" w:color="CCCCCC" w:sz="1"/>
+              <w:right w:val="single" w:color="CCCCCC" w:sz="1"/>
+            </w:tcBorders>
+            <w:shd w:fill="FFFFFF" w:color="auto" w:val="clear"/>
+            <w:tcMar>
+              <w:top w:type="dxa" w:w="60"/>
+              <w:left w:type="dxa" w:w="120"/>
+              <w:bottom w:type="dxa" w:w="60"/>
+              <w:right w:type="dxa" w:w="120"/>
+            </w:tcMar>
+            <w:vAlign w:val="center"/>
+          </w:tcPr>
+          <w:p>
+            <w:pPr>
+              <w:jc w:val="center"/>
+            </w:pPr>
+            <w:r>
+              <w:rPr>
+                <w:b/>
+                <w:bCs/>
+                <w:i w:val="false"/>
+                <w:iCs w:val="false"/>
+                <w:color w:val="7B241C"/>
+                <w:sz w:val="17"/>
+                <w:szCs w:val="17"/>
+              </w:rPr>
+              <w:t xml:space="preserve">400</w:t>
+            </w:r>
+          </w:p>
+        </w:tc>
+        <w:tc>
+          <w:tcPr>
+            <w:tcW w:type="dxa" w:w="3760"/>
+            <w:tcBorders>
+              <w:top w:val="single" w:color="CCCCCC" w:sz="1"/>
+              <w:left w:val="single" w:color="CCCCCC" w:sz="1"/>
+              <w:bottom w:val="single" w:color="CCCCCC" w:sz="1"/>
+              <w:right w:val="single" w:color="CCCCCC" w:sz="1"/>
+            </w:tcBorders>
+            <w:shd w:fill="FFFFFF" w:color="auto" w:val="clear"/>
+            <w:tcMar>
+              <w:top w:type="dxa" w:w="60"/>
+              <w:left w:type="dxa" w:w="120"/>
+              <w:bottom w:type="dxa" w:w="60"/>
+              <w:right w:type="dxa" w:w="120"/>
+            </w:tcMar>
+            <w:vAlign w:val="center"/>
+          </w:tcPr>
+          <w:p>
+            <w:pPr>
+              <w:jc w:val="left"/>
+            </w:pPr>
+            <w:r>
+              <w:rPr>
+                <w:b w:val="false"/>
+                <w:bCs w:val="false"/>
+                <w:i w:val="false"/>
+                <w:iCs w:val="false"/>
+                <w:color w:val="1A252F"/>
+                <w:sz w:val="17"/>
+                <w:szCs w:val="17"/>
+              </w:rPr>
+              <w:t xml:space="preserve">ProductId gönderilmedi veya 0/negatif.</w:t>
+            </w:r>
+          </w:p>
+        </w:tc>
+      </w:tr>
+      <w:tr>
+        <w:tc>
+          <w:tcPr>
+            <w:tcW w:type="dxa" w:w="4200"/>
+            <w:tcBorders>
+              <w:top w:val="single" w:color="CCCCCC" w:sz="1"/>
+              <w:left w:val="single" w:color="CCCCCC" w:sz="1"/>
+              <w:bottom w:val="single" w:color="CCCCCC" w:sz="1"/>
+              <w:right w:val="single" w:color="CCCCCC" w:sz="1"/>
+            </w:tcBorders>
+            <w:shd w:fill="FFFFFF" w:color="auto" w:val="clear"/>
+            <w:tcMar>
+              <w:top w:type="dxa" w:w="60"/>
+              <w:left w:type="dxa" w:w="120"/>
+              <w:bottom w:type="dxa" w:w="60"/>
+              <w:right w:type="dxa" w:w="120"/>
+            </w:tcMar>
+            <w:vAlign w:val="center"/>
+          </w:tcPr>
+          <w:p>
+            <w:pPr>
+              <w:jc w:val="left"/>
+            </w:pPr>
+            <w:r>
+              <w:rPr>
+                <w:rFonts w:ascii="Courier New" w:cs="Courier New" w:eastAsia="Courier New" w:hAnsi="Courier New"/>
+                <w:b w:val="false"/>
+                <w:bCs w:val="false"/>
+                <w:i w:val="false"/>
+                <w:iCs w:val="false"/>
+                <w:color w:val="1A252F"/>
+                <w:sz w:val="16"/>
+                <w:szCs w:val="16"/>
+              </w:rPr>
+              <w:t xml:space="preserve">StartDate, EndDate değerinden sonra olamaz.</w:t>
+            </w:r>
+          </w:p>
+        </w:tc>
+        <w:tc>
+          <w:tcPr>
+            <w:tcW w:type="dxa" w:w="1400"/>
+            <w:tcBorders>
+              <w:top w:val="single" w:color="CCCCCC" w:sz="1"/>
+              <w:left w:val="single" w:color="CCCCCC" w:sz="1"/>
+              <w:bottom w:val="single" w:color="CCCCCC" w:sz="1"/>
+              <w:right w:val="single" w:color="CCCCCC" w:sz="1"/>
+            </w:tcBorders>
+            <w:shd w:fill="FFFFFF" w:color="auto" w:val="clear"/>
+            <w:tcMar>
+              <w:top w:type="dxa" w:w="60"/>
+              <w:left w:type="dxa" w:w="120"/>
+              <w:bottom w:type="dxa" w:w="60"/>
+              <w:right w:type="dxa" w:w="120"/>
+            </w:tcMar>
+            <w:vAlign w:val="center"/>
+          </w:tcPr>
+          <w:p>
+            <w:pPr>
+              <w:jc w:val="center"/>
+            </w:pPr>
+            <w:r>
+              <w:rPr>
+                <w:b/>
+                <w:bCs/>
+                <w:i w:val="false"/>
+                <w:iCs w:val="false"/>
+                <w:color w:val="7B241C"/>
+                <w:sz w:val="17"/>
+                <w:szCs w:val="17"/>
+              </w:rPr>
+              <w:t xml:space="preserve">400</w:t>
+            </w:r>
+          </w:p>
+        </w:tc>
+        <w:tc>
+          <w:tcPr>
+            <w:tcW w:type="dxa" w:w="3760"/>
+            <w:tcBorders>
+              <w:top w:val="single" w:color="CCCCCC" w:sz="1"/>
+              <w:left w:val="single" w:color="CCCCCC" w:sz="1"/>
+              <w:bottom w:val="single" w:color="CCCCCC" w:sz="1"/>
+              <w:right w:val="single" w:color="CCCCCC" w:sz="1"/>
+            </w:tcBorders>
+            <w:shd w:fill="FFFFFF" w:color="auto" w:val="clear"/>
+            <w:tcMar>
+              <w:top w:type="dxa" w:w="60"/>
+              <w:left w:type="dxa" w:w="120"/>
+              <w:bottom w:type="dxa" w:w="60"/>
+              <w:right w:type="dxa" w:w="120"/>
+            </w:tcMar>
+            <w:vAlign w:val="center"/>
+          </w:tcPr>
+          <w:p>
+            <w:pPr>
+              <w:jc w:val="left"/>
+            </w:pPr>
+            <w:r>
+              <w:rPr>
+                <w:b w:val="false"/>
+                <w:bCs w:val="false"/>
+                <w:i w:val="false"/>
+                <w:iCs w:val="false"/>
+                <w:color w:val="1A252F"/>
+                <w:sz w:val="17"/>
+                <w:szCs w:val="17"/>
+              </w:rPr>
+              <w:t xml:space="preserve">StartDate ve EndDate ikisi de gönderildi ama StartDate, EndDate'ten sonraki bir tarih.</w:t>
+            </w:r>
+          </w:p>
+        </w:tc>
+      </w:tr>
+      <w:tr>
+        <w:tc>
+          <w:tcPr>
+            <w:tcW w:type="dxa" w:w="4200"/>
+            <w:tcBorders>
+              <w:top w:val="single" w:color="CCCCCC" w:sz="1"/>
+              <w:left w:val="single" w:color="CCCCCC" w:sz="1"/>
+              <w:bottom w:val="single" w:color="CCCCCC" w:sz="1"/>
+              <w:right w:val="single" w:color="CCCCCC" w:sz="1"/>
+            </w:tcBorders>
+            <w:shd w:fill="FFFFFF" w:color="auto" w:val="clear"/>
+            <w:tcMar>
+              <w:top w:type="dxa" w:w="60"/>
+              <w:left w:type="dxa" w:w="120"/>
+              <w:bottom w:type="dxa" w:w="60"/>
+              <w:right w:type="dxa" w:w="120"/>
+            </w:tcMar>
+            <w:vAlign w:val="center"/>
+          </w:tcPr>
+          <w:p>
+            <w:pPr>
+              <w:jc w:val="left"/>
+            </w:pPr>
+            <w:r>
+              <w:rPr>
+                <w:rFonts w:ascii="Courier New" w:cs="Courier New" w:eastAsia="Courier New" w:hAnsi="Courier New"/>
+                <w:b w:val="false"/>
+                <w:bCs w:val="false"/>
+                <w:i w:val="false"/>
+                <w:iCs w:val="false"/>
+                <w:color w:val="1A252F"/>
+                <w:sz w:val="16"/>
+                <w:szCs w:val="16"/>
+              </w:rPr>
+              <w:t xml:space="preserve">Bir hata oluştu. Hata: {mesaj}</w:t>
+            </w:r>
+          </w:p>
+        </w:tc>
+        <w:tc>
+          <w:tcPr>
+            <w:tcW w:type="dxa" w:w="1400"/>
+            <w:tcBorders>
+              <w:top w:val="single" w:color="CCCCCC" w:sz="1"/>
+              <w:left w:val="single" w:color="CCCCCC" w:sz="1"/>
+              <w:bottom w:val="single" w:color="CCCCCC" w:sz="1"/>
+              <w:right w:val="single" w:color="CCCCCC" w:sz="1"/>
+            </w:tcBorders>
+            <w:shd w:fill="FFFFFF" w:color="auto" w:val="clear"/>
+            <w:tcMar>
+              <w:top w:type="dxa" w:w="60"/>
+              <w:left w:type="dxa" w:w="120"/>
+              <w:bottom w:type="dxa" w:w="60"/>
+              <w:right w:type="dxa" w:w="120"/>
+            </w:tcMar>
+            <w:vAlign w:val="center"/>
+          </w:tcPr>
+          <w:p>
+            <w:pPr>
+              <w:jc w:val="center"/>
+            </w:pPr>
+            <w:r>
+              <w:rPr>
+                <w:b/>
+                <w:bCs/>
+                <w:i w:val="false"/>
+                <w:iCs w:val="false"/>
+                <w:color w:val="7B241C"/>
+                <w:sz w:val="17"/>
+                <w:szCs w:val="17"/>
+              </w:rPr>
+              <w:t xml:space="preserve">400</w:t>
+            </w:r>
+          </w:p>
+        </w:tc>
+        <w:tc>
+          <w:tcPr>
+            <w:tcW w:type="dxa" w:w="3760"/>
+            <w:tcBorders>
+              <w:top w:val="single" w:color="CCCCCC" w:sz="1"/>
+              <w:left w:val="single" w:color="CCCCCC" w:sz="1"/>
+              <w:bottom w:val="single" w:color="CCCCCC" w:sz="1"/>
+              <w:right w:val="single" w:color="CCCCCC" w:sz="1"/>
+            </w:tcBorders>
+            <w:shd w:fill="FFFFFF" w:color="auto" w:val="clear"/>
+            <w:tcMar>
+              <w:top w:type="dxa" w:w="60"/>
+              <w:left w:type="dxa" w:w="120"/>
+              <w:bottom w:type="dxa" w:w="60"/>
+              <w:right w:type="dxa" w:w="120"/>
+            </w:tcMar>
+            <w:vAlign w:val="center"/>
+          </w:tcPr>
+          <w:p>
+            <w:pPr>
+              <w:jc w:val="left"/>
+            </w:pPr>
+            <w:r>
+              <w:rPr>
+                <w:b w:val="false"/>
+                <w:bCs w:val="false"/>
+                <w:i w:val="false"/>
+                <w:iCs w:val="false"/>
+                <w:color w:val="1A252F"/>
+                <w:sz w:val="17"/>
+                <w:szCs w:val="17"/>
+              </w:rPr>
+              <w:t xml:space="preserve">Sorgu sırasında beklenmeyen bir hata oluştu.</w:t>
+            </w:r>
+          </w:p>
+        </w:tc>
+      </w:tr>
+    </w:tbl>
+    <w:p>
+      <w:pPr>
+        <w:spacing w:before="100"/>
+      </w:pPr>
+    </w:p>
+    <w:p>
+      <w:pPr>
+        <w:spacing w:after="120" w:before="280"/>
+      </w:pPr>
+      <w:r>
+        <w:rPr>
+          <w:b/>
+          <w:bCs/>
+          <w:color w:val="2E86C1"/>
+          <w:sz w:val="26"/>
+          <w:szCs w:val="26"/>
+        </w:rPr>
+        <w:t xml:space="preserve">6.5 Örnek İstek</w:t>
+      </w:r>
+    </w:p>
+    <w:tbl>
+      <w:tblPr>
+        <w:tblW w:type="dxa" w:w="9360"/>
+        <w:tblBorders>
+          <w:top w:val="single" w:color="auto" w:sz="4"/>
+          <w:left w:val="single" w:color="auto" w:sz="4"/>
+          <w:bottom w:val="single" w:color="auto" w:sz="4"/>
+          <w:right w:val="single" w:color="auto" w:sz="4"/>
+          <w:insideH w:val="single" w:color="auto" w:sz="4"/>
+          <w:insideV w:val="single" w:color="auto" w:sz="4"/>
+        </w:tblBorders>
+        <w:tblLayout w:type="fixed"/>
+      </w:tblPr>
+      <w:tblGrid>
+        <w:gridCol w:w="9360"/>
+      </w:tblGrid>
+      <w:tr>
+        <w:tc>
+          <w:tcPr>
+            <w:tcW w:type="dxa" w:w="9360"/>
+            <w:tcBorders>
+              <w:top w:val="single" w:color="CCCCCC" w:sz="1"/>
+              <w:left w:val="single" w:color="CCCCCC" w:sz="1"/>
+              <w:bottom w:val="single" w:color="CCCCCC" w:sz="1"/>
+              <w:right w:val="single" w:color="CCCCCC" w:sz="1"/>
+            </w:tcBorders>
+            <w:shd w:fill="F4F6F8" w:color="auto" w:val="clear"/>
+            <w:tcMar>
+              <w:top w:type="dxa" w:w="140"/>
+              <w:left w:type="dxa" w:w="220"/>
+              <w:bottom w:type="dxa" w:w="140"/>
+              <w:right w:type="dxa" w:w="220"/>
+            </w:tcMar>
+          </w:tcPr>
+          <w:p>
+            <w:pPr>
+              <w:spacing w:after="36" w:before="36"/>
+            </w:pPr>
+            <w:r>
+              <w:rPr>
+                <w:rFonts w:ascii="Courier New" w:cs="Courier New" w:eastAsia="Courier New" w:hAnsi="Courier New"/>
+                <w:color w:val="1A252F"/>
+                <w:sz w:val="17"/>
+                <w:szCs w:val="17"/>
+              </w:rPr>
+              <w:t xml:space="preserve">POST /api/v2/Product/StockTransactionHistory</w:t>
+            </w:r>
+          </w:p>
+          <w:p>
+            <w:pPr>
+              <w:spacing w:after="36" w:before="36"/>
+            </w:pPr>
+            <w:r>
+              <w:rPr>
+                <w:rFonts w:ascii="Courier New" w:cs="Courier New" w:eastAsia="Courier New" w:hAnsi="Courier New"/>
+                <w:color w:val="1A252F"/>
+                <w:sz w:val="17"/>
+                <w:szCs w:val="17"/>
+              </w:rPr>
+              <w:t xml:space="preserve">Content-Type: application/json</w:t>
+            </w:r>
+          </w:p>
+          <w:p>
+            <w:pPr>
+              <w:spacing w:after="36" w:before="36"/>
+            </w:pPr>
+          </w:p>
+          <w:p>
+            <w:pPr>
+              <w:spacing w:after="36" w:before="36"/>
+            </w:pPr>
+            <w:r>
+              <w:rPr>
+                <w:rFonts w:ascii="Courier New" w:cs="Courier New" w:eastAsia="Courier New" w:hAnsi="Courier New"/>
+                <w:color w:val="1A252F"/>
+                <w:sz w:val="17"/>
+                <w:szCs w:val="17"/>
+              </w:rPr>
+              <w:t xml:space="preserve">{</w:t>
+            </w:r>
+          </w:p>
+          <w:p>
+            <w:pPr>
+              <w:spacing w:after="36" w:before="36"/>
+            </w:pPr>
+            <w:r>
+              <w:rPr>
+                <w:rFonts w:ascii="Courier New" w:cs="Courier New" w:eastAsia="Courier New" w:hAnsi="Courier New"/>
+                <w:color w:val="1A252F"/>
+                <w:sz w:val="17"/>
+                <w:szCs w:val="17"/>
+              </w:rPr>
+              <w:t xml:space="preserve">  "ProductId": 188071,</w:t>
+            </w:r>
+          </w:p>
+          <w:p>
+            <w:pPr>
+              <w:spacing w:after="36" w:before="36"/>
+            </w:pPr>
+            <w:r>
+              <w:rPr>
+                <w:rFonts w:ascii="Courier New" w:cs="Courier New" w:eastAsia="Courier New" w:hAnsi="Courier New"/>
+                <w:color w:val="1A252F"/>
+                <w:sz w:val="17"/>
+                <w:szCs w:val="17"/>
+              </w:rPr>
+              <w:t xml:space="preserve">  "StartDate": "2026-03-01T00:00:00",</w:t>
+            </w:r>
+          </w:p>
+          <w:p>
+            <w:pPr>
+              <w:spacing w:after="36" w:before="36"/>
+            </w:pPr>
+            <w:r>
+              <w:rPr>
+                <w:rFonts w:ascii="Courier New" w:cs="Courier New" w:eastAsia="Courier New" w:hAnsi="Courier New"/>
+                <w:color w:val="1A252F"/>
+                <w:sz w:val="17"/>
+                <w:szCs w:val="17"/>
+              </w:rPr>
+              <w:t xml:space="preserve">  "EndDate": "2026-10-31T23:59:59",</w:t>
+            </w:r>
+          </w:p>
+          <w:p>
+            <w:pPr>
+              <w:spacing w:after="36" w:before="36"/>
+            </w:pPr>
+            <w:r>
+              <w:rPr>
+                <w:rFonts w:ascii="Courier New" w:cs="Courier New" w:eastAsia="Courier New" w:hAnsi="Courier New"/>
+                <w:color w:val="1A252F"/>
+                <w:sz w:val="17"/>
+                <w:szCs w:val="17"/>
+              </w:rPr>
+              <w:t xml:space="preserve">  "TransactionType": "",</w:t>
+            </w:r>
+          </w:p>
+          <w:p>
+            <w:pPr>
+              <w:spacing w:after="36" w:before="36"/>
+            </w:pPr>
+            <w:r>
+              <w:rPr>
+                <w:rFonts w:ascii="Courier New" w:cs="Courier New" w:eastAsia="Courier New" w:hAnsi="Courier New"/>
+                <w:color w:val="1A252F"/>
+                <w:sz w:val="17"/>
+                <w:szCs w:val="17"/>
+              </w:rPr>
+              <w:t xml:space="preserve">  "Page": 1,</w:t>
+            </w:r>
+          </w:p>
+          <w:p>
+            <w:pPr>
+              <w:spacing w:after="36" w:before="36"/>
+            </w:pPr>
+            <w:r>
+              <w:rPr>
+                <w:rFonts w:ascii="Courier New" w:cs="Courier New" w:eastAsia="Courier New" w:hAnsi="Courier New"/>
+                <w:color w:val="1A252F"/>
+                <w:sz w:val="17"/>
+                <w:szCs w:val="17"/>
+              </w:rPr>
+              <w:t xml:space="preserve">  "Limit": 50</w:t>
+            </w:r>
+          </w:p>
+          <w:p>
+            <w:pPr>
+              <w:spacing w:after="36" w:before="36"/>
+            </w:pPr>
+            <w:r>
+              <w:rPr>
+                <w:rFonts w:ascii="Courier New" w:cs="Courier New" w:eastAsia="Courier New" w:hAnsi="Courier New"/>
+                <w:color w:val="1A252F"/>
+                <w:sz w:val="17"/>
+                <w:szCs w:val="17"/>
+              </w:rPr>
+              <w:t xml:space="preserve">}</w:t>
             </w:r>
           </w:p>
         </w:tc>
